--- a/docs/paper/manuscrito_RAET.docx
+++ b/docs/paper/manuscrito_RAET.docx
@@ -113,6 +113,19 @@
       </w:pPr>
       <w:r>
         <w:rPr>
+          <w:sz w:val="22"/>
+          <w:szCs w:val="22"/>
+        </w:rPr>
+        <w:t xml:space="preserve">El daño no se reparte por igual. Ajustando por la nubosidad que declara la tesela, por cada factor diez de reducción de la superficie de la parcela la probabilidad de que una adquisición descartada estuviera en realidad despejada se multiplica por 1,45 (razón de probabilidades 0,690 por factor diez de aumento; IC 95 %: 0,508-0,938). Ninguna recombinación de los porcentajes que el propio catálogo entrega corrige el problema: la mejor alternativa gratuita alcanza un área bajo la curva de 0,941 frente a 0,939 de la referencia. La recomendación es usar el metadato solo como criba grosera y resolver cada superviviente con la fracción recortada al polígono, que cuesta 40 ms por adquisición.</w:t>
+      </w:r>
+    </w:p>
+    <w:p>
+      <w:pPr>
+        <w:spacing w:after="160" w:line="276"/>
+        <w:jc w:val="both"/>
+      </w:pPr>
+      <w:r>
+        <w:rPr>
           <w:b/>
           <w:bCs/>
           <w:sz w:val="22"/>
@@ -186,6 +199,21 @@
           <w:szCs w:val="22"/>
         </w:rPr>
         <w:t xml:space="preserve">As a secondary result, an artefact of the archive itself is documented and quantified: the same acquisition is served reprocessed under several baselines, each copy declaring a different cloud cover —up to 52.10 percentage points apart— and with differing sensing timestamps, so that deduplicating by date fails silently. Duplication is not uniform: it reaches 53.8 % of items in 2021 and falls below 3 % from 2022 onwards.</w:t>
+      </w:r>
+    </w:p>
+    <w:p>
+      <w:pPr>
+        <w:spacing w:after="160" w:line="276"/>
+        <w:jc w:val="both"/>
+      </w:pPr>
+      <w:r>
+        <w:rPr>
+          <w:i/>
+          <w:iCs/>
+          <w:sz w:val="22"/>
+          <w:szCs w:val="22"/>
+        </w:rPr>
+        <w:t xml:space="preserve">The harm is not evenly spread. Adjusting for the cloud the tile declares, each tenfold reduction in parcel area multiplies by 1.45 the odds that a discarded acquisition was in fact clear over the parcel (odds ratio 0.690 per tenfold increase; 95 % CI: 0.508-0.938). No recombination of the percentages the catalogue already returns fixes the problem: the best free alternative reaches an area under the curve of 0.941 against 0.939 for the baseline. The recommendation is to use the metadata only as a coarse sieve and settle each survivor with the polygon-clipped fraction, at 40 ms per acquisition.</w:t>
       </w:r>
     </w:p>
     <w:p>
@@ -720,7 +748,7 @@
           <w:sz w:val="24"/>
           <w:szCs w:val="24"/>
         </w:rPr>
-        <w:t xml:space="preserve">4.3. Dependencia del tamaño de la parcela</w:t>
+        <w:t xml:space="preserve">4.3. Dependencia del tamaño de la parcela, ajustada por el cielo</w:t>
       </w:r>
     </w:p>
     <w:p>
@@ -733,7 +761,7 @@
           <w:sz w:val="22"/>
           <w:szCs w:val="22"/>
         </w:rPr>
-        <w:t xml:space="preserve">La exhaustividad crece con el tamaño de la parcela en el rango de 1 a 100 ha, de 0,429 a 0,520 (Tabla 3, Figura 1), que es la dirección que predice el desajuste de soporte. Ahora bien, el efecto es moderado —nueve puntos entre una parcela de una hectárea y una de cien— y los intervalos de confianza de tramos contiguos se solapan.</w:t>
+        <w:t xml:space="preserve">La tabla por tramos muestra la exhaustividad creciendo con el tamaño entre 1 y 100 ha, de 0,429 a 0,520, y cayendo a 0,273 en el tramo de 100 a 500 ha (Tabla 3). Ese último punto corresponde a una sola parcela situada en trópico húmedo, de modo que tamaño y clima quedan confundidos y una línea de tendencia trazada sobre esos puntos no sería evidencia de nada.</w:t>
       </w:r>
     </w:p>
     <w:p>
@@ -746,7 +774,33 @@
           <w:sz w:val="22"/>
           <w:szCs w:val="22"/>
         </w:rPr>
-        <w:t xml:space="preserve">El último tramo rompe la monotonía y conviene explicarlo en lugar de omitirlo: las dieciséis observaciones del tramo de 100 a 500 ha corresponden a una sola parcela situada en trópico húmedo, donde la exhaustividad cae a 0,273 porque el régimen de nubosidad es peor, no porque la parcela sea grande. Con una sola parcela no es posible separar tamaño de clima, y presentar ese punto como efecto de tamaño sería precisamente el tipo de error que este trabajo documenta en el uso del metadato.</w:t>
+        <w:t xml:space="preserve">La pregunta se plantea entonces de forma directa sobre el subconjunto que le corresponde: entre las adquisiciones que el filtro descarta, ¿depende del tamaño de la parcela la probabilidad de que estuviera despejada de verdad, manteniendo constante la nubosidad declarada por la tesela? Se ajusta una regresión logística sobre las 2.778 filas rechazadas, de las que 582 (21,0 %) son falsos negativos, con la nubosidad de la tesela y el logaritmo decimal de la superficie como predictores, ambos centrados (Tabla 6).</w:t>
+      </w:r>
+    </w:p>
+    <w:p>
+      <w:pPr>
+        <w:spacing w:after="160" w:line="276"/>
+        <w:jc w:val="both"/>
+      </w:pPr>
+      <w:r>
+        <w:rPr>
+          <w:sz w:val="22"/>
+          <w:szCs w:val="22"/>
+        </w:rPr>
+        <w:t xml:space="preserve">La razón de probabilidades por cada factor diez de superficie es 0,690, con intervalo de confianza del 95 % [0,508, 0,938] y p = 0,018. Manteniendo el cielo constante, cuanto más pequeña es la parcela mayor es la probabilidad de que una adquisición descartada estuviera en realidad despejada sobre ella. Es la dirección que predice el desajuste de soporte, y el intervalo excluye la unidad.</w:t>
+      </w:r>
+    </w:p>
+    <w:p>
+      <w:pPr>
+        <w:spacing w:after="160" w:line="276"/>
+        <w:jc w:val="both"/>
+      </w:pPr>
+      <w:r>
+        <w:rPr>
+          <w:sz w:val="22"/>
+          <w:szCs w:val="22"/>
+        </w:rPr>
+        <w:t xml:space="preserve">Sobre el conjunto completo de 3.265 filas legibles, el mismo tipo de modelo indica además que a igualdad de nubosidad declarada una parcela mayor es menos probable que esté enteramente despejada (razón de probabilidades 0,686; IC 95 % [0,509, 0,925]). Geométricamente es lo esperable, puesto que más superficie ofrece más oportunidad de encontrarse una nube, y explica por qué la tabla por tramos, que no ajusta por el cielo, resulta un instrumento demasiado grueso para esta pregunta. El término de interacción entre nubosidad y tamaño no es distinguible de cero (p = 0,15), de modo que no se afirma que la forma de la relación cambie con el tamaño, solo su nivel.</w:t>
       </w:r>
     </w:p>
     <w:p>
@@ -789,7 +843,7 @@
           <w:sz w:val="24"/>
           <w:szCs w:val="24"/>
         </w:rPr>
-        <w:t xml:space="preserve">4.5. Control: el umbral de píxeles no fabrica el resultado</w:t>
+        <w:t xml:space="preserve">4.5. ¿Sirve mejor algún otro campo del catálogo?</w:t>
       </w:r>
     </w:p>
     <w:p>
@@ -802,7 +856,33 @@
           <w:sz w:val="22"/>
           <w:szCs w:val="22"/>
         </w:rPr>
-        <w:t xml:space="preserve">Repitiendo la matriz sin apartar las parcelas por debajo del umbral de píxeles, sobre las mismas 5.143 filas, la exhaustividad es 0,439 y la asimetría 49,4, frente a 0,449 y 48,5 con el umbral aplicado. El hallazgo no depende de esa decisión metodológica.</w:t>
+        <w:t xml:space="preserve">Antes de recomendar una lectura conviene descartar lo que no cuesta nada. La respuesta del catálogo trae, además de la nubosidad de escena, una docena de porcentajes por tesela. Se evalúan como puntuaciones alternativas, en las que un valor menor significa más limpio, sobre las 3.265 filas legibles: la nube de alta probabilidad; la nube opaca, entendida como alta más media probabilidad más cirro fino; esa misma suma con sombra de nube, ausencia de dato y píxeles saturados o defectuosos, que es el análogo exacto de la definición empleada sobre la parcela pero calculado sobre la tesela; y la variante sin ausencia de dato.</w:t>
+      </w:r>
+    </w:p>
+    <w:p>
+      <w:pPr>
+        <w:spacing w:after="160" w:line="276"/>
+        <w:jc w:val="both"/>
+      </w:pPr>
+      <w:r>
+        <w:rPr>
+          <w:sz w:val="22"/>
+          <w:szCs w:val="22"/>
+        </w:rPr>
+        <w:t xml:space="preserve">Cada candidata se compara de dos maneras. Con el área bajo la curva ROC, que es independiente del umbral y evita la discusión sobre si los umbrales se eligieron a conveniencia. Y con la exhaustividad a presupuesto igualado de falsos positivos: como los umbrales no son comparables entre puntuaciones de unidades distintas, cada una se sitúa en el umbral que admite el mismo número de adquisiciones inservibles que la de referencia, doce, y se comparan por cuántas útiles recuperan (Tabla 7).</w:t>
+      </w:r>
+    </w:p>
+    <w:p>
+      <w:pPr>
+        <w:spacing w:after="160" w:line="276"/>
+        <w:jc w:val="both"/>
+      </w:pPr>
+      <w:r>
+        <w:rPr>
+          <w:sz w:val="22"/>
+          <w:szCs w:val="22"/>
+        </w:rPr>
+        <w:t xml:space="preserve">Ninguna alternativa gratuita mejora a la de referencia de forma apreciable. La mejor obtiene un área bajo la curva de 0,941 frente a 0,939, diferencia sin consecuencia práctica, y a presupuesto igualado recupera menos. Es un resultado negativo con contenido: el problema no está en qué campo del catálogo se elige, sino en que cualquier campo de tesela describe el soporte equivocado. Reordenar los metadatos no devuelve las observaciones perdidas.</w:t>
       </w:r>
     </w:p>
     <w:p>
@@ -817,7 +897,7 @@
           <w:sz w:val="24"/>
           <w:szCs w:val="24"/>
         </w:rPr>
-        <w:t xml:space="preserve">4.6. El estrato que esta banda no puede medir</w:t>
+        <w:t xml:space="preserve">4.6. Control: el umbral de píxeles no fabrica el resultado</w:t>
       </w:r>
     </w:p>
     <w:p>
@@ -830,7 +910,35 @@
           <w:sz w:val="22"/>
           <w:szCs w:val="22"/>
         </w:rPr>
-        <w:t xml:space="preserve">De las 5.143 filas medidas, 1.878 corresponden a parcelas con menos de 25 píxeles de la banda de clasificación, es decir por debajo de una hectárea. No se descartan por sospechosas sino por incontables: con ocho píxeles la fracción inservible se mueve a saltos de doce puntos. Es una limitación del instrumento y no del método, y afecta a buena parte de las parcelas de los países con estructura agraria más fragmentada de la muestra.</w:t>
+        <w:t xml:space="preserve">Repitiendo la matriz sin apartar las parcelas por debajo del umbral de píxeles, sobre las mismas 5.143 filas, la exhaustividad es 0,439 y la asimetría 49,4, frente a 0,449 y 48,5 con el umbral aplicado. El hallazgo no depende de esa decisión metodológica.</w:t>
+      </w:r>
+    </w:p>
+    <w:p>
+      <w:pPr>
+        <w:pStyle w:val="Heading2"/>
+        <w:spacing w:after="120" w:before="240"/>
+      </w:pPr>
+      <w:r>
+        <w:rPr>
+          <w:b/>
+          <w:bCs/>
+          <w:sz w:val="24"/>
+          <w:szCs w:val="24"/>
+        </w:rPr>
+        <w:t xml:space="preserve">4.7. El estrato que esta banda no puede medir</w:t>
+      </w:r>
+    </w:p>
+    <w:p>
+      <w:pPr>
+        <w:spacing w:after="160" w:line="276"/>
+        <w:jc w:val="both"/>
+      </w:pPr>
+      <w:r>
+        <w:rPr>
+          <w:sz w:val="22"/>
+          <w:szCs w:val="22"/>
+        </w:rPr>
+        <w:t xml:space="preserve">De las 5.143 filas medidas, 1.878 corresponden a parcelas con menos de 25 píxeles de la banda de clasificación, es decir por debajo de una hectárea. No se descartan por sospechosas sino por incontables: con ocho píxeles la fracción inservible se mueve a saltos de doce puntos. Es una limitación del instrumento y no del método, y afecta a buena parte de las parcelas de los países con estructura agraria más fragmentada de la muestra. La consecuencia apunta en la misma dirección que el modelo de la sección 4.3: el estrato peor servido por el metadato de tesela es también el que peor puede medirse con la banda que lo evaluaría.</w:t>
       </w:r>
     </w:p>
     <w:p>
@@ -850,6 +958,21 @@
     </w:p>
     <w:p>
       <w:pPr>
+        <w:pStyle w:val="Heading2"/>
+        <w:spacing w:after="120" w:before="240"/>
+      </w:pPr>
+      <w:r>
+        <w:rPr>
+          <w:b/>
+          <w:bCs/>
+          <w:sz w:val="24"/>
+          <w:szCs w:val="24"/>
+        </w:rPr>
+        <w:t xml:space="preserve">5.1. Qué significa la asimetría para quien decide</w:t>
+      </w:r>
+    </w:p>
+    <w:p>
+      <w:pPr>
         <w:spacing w:after="160" w:line="276"/>
         <w:jc w:val="both"/>
       </w:pPr>
@@ -871,26 +994,22 @@
           <w:sz w:val="22"/>
           <w:szCs w:val="22"/>
         </w:rPr>
-        <w:t xml:space="preserve">El hallazgo dialoga directamente con Reyes-Díez et al. (2015), que advierten de que criterios de filtrado homogéneos aplicados sobre una región heterogénea pueden causar pérdida sistemática de información. Aquí se muestra que el criterio homogéneo del metadato de tesela hace exactamente eso a escala de predio, y se cuantifica cuánto.</w:t>
-      </w:r>
-    </w:p>
-    <w:p>
-      <w:pPr>
-        <w:pBdr>
-          <w:left w:val="single" w:color="A9740A" w:sz="12" w:space="8"/>
-        </w:pBdr>
-        <w:spacing w:after="200" w:before="120"/>
-        <w:ind w:left="200"/>
-      </w:pPr>
-      <w:r>
-        <w:rPr>
-          <w:i/>
-          <w:iCs/>
-          <w:color w:val="7A5A10"/>
-          <w:sz w:val="20"/>
-          <w:szCs w:val="20"/>
-        </w:rPr>
-        <w:t xml:space="preserve">[Pendiente de redactar: apartado 5.2, la recomendación operativa. El artículo debe terminar en una regla accionable y no en una queja. Requiere comparar en la misma tabla al menos tres filtros alternativos disponibles sin trabajo de campo —el metadato de escena, el porcentaje de nube de alta probabilidad, y la fracción recortada al polígono— y recomendar uno con su umbral.]</w:t>
+        <w:t xml:space="preserve">El hallazgo dialoga directamente con Reyes-Díez et al. (2015), que advierten de que criterios de filtrado homogéneos aplicados sobre una región heterogénea pueden causar pérdida sistemática de información. Aquí se muestra que el criterio homogéneo del metadato de tesela hace exactamente eso a escala de predio, se cuantifica cuánto, y se añade que el daño no se reparte por igual: recae sobre las parcelas pequeñas, que son la mayoría de las explotaciones del mundo.</w:t>
+      </w:r>
+    </w:p>
+    <w:p>
+      <w:pPr>
+        <w:pStyle w:val="Heading2"/>
+        <w:spacing w:after="120" w:before="240"/>
+      </w:pPr>
+      <w:r>
+        <w:rPr>
+          <w:b/>
+          <w:bCs/>
+          <w:sz w:val="24"/>
+          <w:szCs w:val="24"/>
+        </w:rPr>
+        <w:t xml:space="preserve">5.2. Qué hacer en su lugar</w:t>
       </w:r>
     </w:p>
     <w:p>
@@ -903,7 +1022,87 @@
           <w:sz w:val="22"/>
           <w:szCs w:val="22"/>
         </w:rPr>
-        <w:t xml:space="preserve">Los límites del trabajo son cuatro y conviene enunciarlos sin rodeos. Primero, las dos magnitudes comparadas descienden de la misma clasificación, de modo que lo que se mide es el efecto de la agregación espacial y no la calidad del enmascarado. Segundo, el artefacto de los duplicados puede caducar: si el operador completa el borrado de líneas base antiguas, el porcentaje medido pasará a ser un hecho histórico, razón por la cual se fecha la consulta. Tercero, la cohorte hereda el sesgo de muestreo de la fuente de límites parcelarios y de la lectura parcial de su listado. Cuarto, el trópico húmedo está representado por pocas parcelas, y el tramo de mayor superficie por una sola.</w:t>
+        <w:t xml:space="preserve">La sección 4.5 descarta la salida barata: ninguna combinación de los porcentajes que el catálogo ya entrega mejora a la nubosidad de escena. Quedan dos estrategias reales, y la elección puede plantearse con números.</w:t>
+      </w:r>
+    </w:p>
+    <w:p>
+      <w:pPr>
+        <w:spacing w:after="160" w:line="276"/>
+        <w:jc w:val="both"/>
+      </w:pPr>
+      <w:r>
+        <w:rPr>
+          <w:sz w:val="22"/>
+          <w:szCs w:val="22"/>
+        </w:rPr>
+        <w:t xml:space="preserve">La primera consiste en seguir filtrando por metadato pero aflojando el umbral. Con la mejor puntuación gratuita, alcanzar el 90 % de las adquisiciones útiles exige subir el umbral hasta cerca del 70 % de nubosidad declarada y aceptar 435 falsos positivos, frente a los doce del umbral del 10 %; para el 95 % hacen falta 621. Dicho de otro modo, cada observación útil adicional se compra al precio de aproximadamente una inservible, y el filtro deja de merecer el nombre.</w:t>
+      </w:r>
+    </w:p>
+    <w:p>
+      <w:pPr>
+        <w:spacing w:after="160" w:line="276"/>
+        <w:jc w:val="both"/>
+      </w:pPr>
+      <w:r>
+        <w:rPr>
+          <w:sz w:val="22"/>
+          <w:szCs w:val="22"/>
+        </w:rPr>
+        <w:t xml:space="preserve">La segunda consiste en decidir con la fracción recortada al polígono. Recupera por construcción la totalidad de las adquisiciones útiles y no admite ninguna inservible bajo el mismo criterio. Su coste es una lectura por ventana de la banda de clasificación: sobre esta cohorte, 5.143 lecturas tardaron 206 s con doce hilos, esto es 40 ms por adquisición, sobre datos públicos y sin credenciales. Para un predio con dos años de archivo son alrededor de ciento cincuenta lecturas, unos seis segundos.</w:t>
+      </w:r>
+    </w:p>
+    <w:p>
+      <w:pPr>
+        <w:spacing w:after="160" w:line="276"/>
+        <w:jc w:val="both"/>
+      </w:pPr>
+      <w:r>
+        <w:rPr>
+          <w:sz w:val="22"/>
+          <w:szCs w:val="22"/>
+        </w:rPr>
+        <w:t xml:space="preserve">La recomendación operativa es la combinación de ambas: usar el metadato de tesela solo como criba grosera, descartando únicamente lo que declara nubosidad muy alta, y resolver cada superviviente con la fracción recortada al polígono. El metadato conserva así su utilidad, que es evitar leer lo que no tiene ninguna posibilidad; lo que no debe hacer es decidir.</w:t>
+      </w:r>
+    </w:p>
+    <w:p>
+      <w:pPr>
+        <w:spacing w:after="160" w:line="276"/>
+        <w:jc w:val="both"/>
+      </w:pPr>
+      <w:r>
+        <w:rPr>
+          <w:sz w:val="22"/>
+          <w:szCs w:val="22"/>
+        </w:rPr>
+        <w:t xml:space="preserve">Conviene añadir un matiz que el propio análisis obliga a reconocer. Como ordenador, la nubosidad de escena no es mala: su área bajo la curva es 0,939, de modo que clasifica bien y decide mal. El problema no está en la información que contiene sino en el punto de operación al que se la somete por costumbre, y esa distinción es la que permite seguir usándola sin confiarle la decisión.</w:t>
+      </w:r>
+    </w:p>
+    <w:p>
+      <w:pPr>
+        <w:pStyle w:val="Heading2"/>
+        <w:spacing w:after="120" w:before="240"/>
+      </w:pPr>
+      <w:r>
+        <w:rPr>
+          <w:b/>
+          <w:bCs/>
+          <w:sz w:val="24"/>
+          <w:szCs w:val="24"/>
+        </w:rPr>
+        <w:t xml:space="preserve">5.3. Límites</w:t>
+      </w:r>
+    </w:p>
+    <w:p>
+      <w:pPr>
+        <w:spacing w:after="160" w:line="276"/>
+        <w:jc w:val="both"/>
+      </w:pPr>
+      <w:r>
+        <w:rPr>
+          <w:sz w:val="22"/>
+          <w:szCs w:val="22"/>
+        </w:rPr>
+        <w:t xml:space="preserve">Los límites del trabajo son cinco y conviene enunciarlos sin rodeos. Primero, las dos magnitudes comparadas descienden de la misma clasificación, de modo que lo que se mide es el efecto de la agregación espacial y no la calidad del enmascarado; un error del propio clasificador afectaría a ambos lados de la comparación y no crearía la asimetría observada. Segundo, el artefacto de los duplicados puede caducar: si el operador completa el borrado de líneas base antiguas, el porcentaje medido pasará a ser un hecho histórico, razón por la cual se fecha la consulta y se conserva la lista de identificadores. Tercero, la cohorte hereda el sesgo de muestreo de la fuente de límites parcelarios y de la lectura parcial de su listado, descrita en la sección 2.3. Cuarto, el trópico húmedo está representado por pocas parcelas y el tramo de mayor superficie por una sola, razón por la cual la dependencia del tamaño se estima con un modelo que ajusta por la nubosidad declarada en lugar de leerse de la tabla por tramos. Quinto, la ventana temporal de la cohorte es de dos años, elegida para acotar el coste de lectura; la duplicación de reprocesado, que es un fenómeno de archivo, se mide aparte sobre la serie completa porque dos años no la contienen.</w:t>
       </w:r>
     </w:p>
     <w:p>
@@ -931,7 +1130,7 @@
           <w:sz w:val="22"/>
           <w:szCs w:val="22"/>
         </w:rPr>
-        <w:t xml:space="preserve">El valor de nubosidad que los catálogos públicos publican por producto describe una tesela de 12.100 km² y se usa de forma rutinaria para decidir sobre superficies cuatro órdenes de magnitud menores. Medido sobre 323 parcelas de 23 países y 5.143 pares parcela × adquisición, ese uso conserva el 44,9 % de las observaciones realmente utilizables y descarta 48,5 observaciones buenas por cada mala que retiene, con un sesgo que se agrava al endurecer el filtro.</w:t>
+        <w:t xml:space="preserve">El valor de nubosidad que los catálogos públicos publican por producto describe una tesela de 12.100 km² y se emplea de forma rutinaria para decidir sobre superficies cuatro órdenes de magnitud menores. Medido sobre 323 parcelas de 23 países y 5.143 pares de parcela y adquisición, ese uso conserva el 44,9 % de las observaciones realmente utilizables y descarta 48,5 observaciones buenas por cada mala que retiene.</w:t>
       </w:r>
     </w:p>
     <w:p>
@@ -944,7 +1143,7 @@
           <w:sz w:val="22"/>
           <w:szCs w:val="22"/>
         </w:rPr>
-        <w:t xml:space="preserve">Para el trabajo a escala de predio, la recomendación es no filtrar por el metadato de tesela como criterio único, y decidir con la fracción de nube recortada al polígono. El coste adicional es una lectura por ventana de la banda de clasificación; el beneficio, más de la mitad de las observaciones que hoy se pierden en silencio.</w:t>
+        <w:t xml:space="preserve">El daño no se reparte por igual. Manteniendo constante la nubosidad que declara la tesela, por cada factor diez de reducción de la superficie de la parcela la probabilidad de que una adquisición descartada estuviera en realidad despejada se multiplica por 1,45 (razón de probabilidades 0,690 por factor diez de aumento; IC 95 % [0,508, 0,938]). El estrato peor servido es el de las explotaciones pequeñas, que son la mayoría en buena parte del mundo, y es también el que peor puede medirse con la banda de clasificación a 20 m.</w:t>
       </w:r>
     </w:p>
     <w:p>
@@ -957,7 +1156,20 @@
           <w:sz w:val="22"/>
           <w:szCs w:val="22"/>
         </w:rPr>
-        <w:t xml:space="preserve">Además, cualquier serie temporal que se remonte antes de 2022 debe deduplicarse por identificador de producto y no por fecha: en 2021 más de la mitad de los ítems que devuelve el catálogo son copias de reprocesado de una adquisición ya presente, y sus copias declaran nubosidades que difieren hasta en 52 puntos porcentuales.</w:t>
+        <w:t xml:space="preserve">Ninguna recombinación de los porcentajes que el propio catálogo entrega corrige el problema: la mejor alternativa gratuita alcanza un área bajo la curva de 0,941 frente a 0,939 de la referencia. Como ordenador, la nubosidad de escena es buena; lo que falla es el punto de operación al que se la somete por costumbre. La recomendación práctica es en consecuencia doble: usar el metadato de tesela solo como criba grosera y resolver cada superviviente con la fracción de nube recortada al polígono, que cuesta 40 ms por adquisición sobre datos públicos y sin credenciales.</w:t>
+      </w:r>
+    </w:p>
+    <w:p>
+      <w:pPr>
+        <w:spacing w:after="160" w:line="276"/>
+        <w:jc w:val="both"/>
+      </w:pPr>
+      <w:r>
+        <w:rPr>
+          <w:sz w:val="22"/>
+          <w:szCs w:val="22"/>
+        </w:rPr>
+        <w:t xml:space="preserve">Por último, cualquier serie temporal que se remonte antes de 2022 debe deduplicarse por identificador de producto y no por fecha: en 2021 más de la mitad de los ítems que devuelve el catálogo son copias de reprocesado de una adquisición ya presente, y esas copias declaran nubosidades que difieren hasta en 52 puntos porcentuales.</w:t>
       </w:r>
     </w:p>
     <w:p>
@@ -985,7 +1197,7 @@
           <w:sz w:val="22"/>
           <w:szCs w:val="22"/>
         </w:rPr>
-        <w:t xml:space="preserve">La herramienta de medición empleada es de código abierto y está archivada con DOI; la tabla ordenada con una fila por parcela y adquisición se deposita con licencia abierta. No se redistribuyen los límites parcelarios de las fuentes con licencia no comercial: se publican los identificadores y el guion que los reconstruye. [Las referencias concretas se aportan en el fichero suplementario no anónimo, para no comprometer la revisión doble ciega.]</w:t>
+        <w:t xml:space="preserve">La herramienta de medición es de código abierto, con licencia MIT, y está archivada con DOI. La tabla ordenada resultante, con una fila por parcela y adquisición y con la nubosidad declarada por la tesela, la fracción inservible sobre el polígono, el número de píxeles y el identificador de producto, se deposita con licencia CC BY 4.0. No se redistribuyen los límites parcelarios de las fuentes cuya licencia prohíbe el uso comercial: se publican los identificadores y el guion que los reconstruye. Las referencias concretas se aportan en el fichero suplementario no anónimo, para no comprometer la revisión doble ciega.</w:t>
       </w:r>
     </w:p>
     <w:p>
@@ -1014,6 +1226,34 @@
           <w:szCs w:val="22"/>
         </w:rPr>
         <w:t xml:space="preserve">Contiene datos Copernicus Sentinel modificados. Los límites parcelarios proceden de un conjunto público de fronteras agrícolas.</w:t>
+      </w:r>
+    </w:p>
+    <w:p>
+      <w:pPr>
+        <w:pStyle w:val="Heading1"/>
+        <w:spacing w:after="160" w:before="320"/>
+      </w:pPr>
+      <w:r>
+        <w:rPr>
+          <w:b/>
+          <w:bCs/>
+          <w:sz w:val="28"/>
+          <w:szCs w:val="28"/>
+        </w:rPr>
+        <w:t xml:space="preserve">Declaración sobre el uso de herramientas de inteligencia artificial</w:t>
+      </w:r>
+    </w:p>
+    <w:p>
+      <w:pPr>
+        <w:spacing w:after="160" w:line="276"/>
+        <w:jc w:val="both"/>
+      </w:pPr>
+      <w:r>
+        <w:rPr>
+          <w:sz w:val="22"/>
+          <w:szCs w:val="22"/>
+        </w:rPr>
+        <w:t xml:space="preserve">Durante la preparación de este trabajo se emplearon asistentes de programación basados en modelos de lenguaje para escribir y revisar el código de adquisición y análisis, para redactar y depurar el texto, y para localizar y verificar bibliografía. El diseño experimental, la definición de las métricas, la interpretación de los resultados y las decisiones sobre qué se afirma y qué no son responsabilidad del autor, que ha comprobado una a una las cifras del manuscrito contra las salidas del código publicado. Ninguna cifra procede de la memoria de un modelo: todas se recalculan ejecutando el repositorio. Las herramientas no figuran como autoras porque no pueden asumir responsabilidad sobre el contenido.</w:t>
       </w:r>
     </w:p>
     <w:p>
@@ -8204,6 +8444,1306 @@
         </w:tc>
       </w:tr>
     </w:tbl>
+    <w:p>
+      <w:pPr>
+        <w:spacing w:after="240" w:before="120"/>
+      </w:pPr>
+      <w:r>
+        <w:rPr>
+          <w:i/>
+          <w:iCs/>
+          <w:sz w:val="19"/>
+          <w:szCs w:val="19"/>
+        </w:rPr>
+        <w:t xml:space="preserve">Tabla 6. Regresión logística sobre las 2.778 adquisiciones que el filtro descarta. Respuesta: la parcela estaba despejada de verdad, es decir, la adquisición era un falso negativo. Predictores centrados. Ajuste por mínimos cuadrados reponderados iterativamente.</w:t>
+      </w:r>
+    </w:p>
+    <w:tbl>
+      <w:tblPr>
+        <w:tblW w:type="dxa" w:w="9026"/>
+        <w:tblBorders>
+          <w:top w:val="single" w:color="auto" w:sz="4"/>
+          <w:left w:val="single" w:color="auto" w:sz="4"/>
+          <w:bottom w:val="single" w:color="auto" w:sz="4"/>
+          <w:right w:val="single" w:color="auto" w:sz="4"/>
+          <w:insideH w:val="single" w:color="auto" w:sz="4"/>
+          <w:insideV w:val="single" w:color="auto" w:sz="4"/>
+        </w:tblBorders>
+      </w:tblPr>
+      <w:tblGrid>
+        <w:gridCol w:w="2400"/>
+        <w:gridCol w:w="1150"/>
+        <w:gridCol w:w="1050"/>
+        <w:gridCol w:w="950"/>
+        <w:gridCol w:w="1050"/>
+        <w:gridCol w:w="2426"/>
+      </w:tblGrid>
+      <w:tr>
+        <w:trPr>
+          <w:tblHeader/>
+        </w:trPr>
+        <w:tc>
+          <w:tcPr>
+            <w:tcW w:type="dxa" w:w="2400"/>
+            <w:shd w:fill="F2F4F1" w:val="clear"/>
+            <w:tcMar>
+              <w:top w:type="dxa" w:w="60"/>
+              <w:left w:type="dxa" w:w="100"/>
+              <w:bottom w:type="dxa" w:w="60"/>
+              <w:right w:type="dxa" w:w="100"/>
+            </w:tcMar>
+          </w:tcPr>
+          <w:p>
+            <w:pPr>
+              <w:spacing w:after="0" w:line="240"/>
+              <w:jc w:val="left"/>
+            </w:pPr>
+            <w:r>
+              <w:rPr>
+                <w:b/>
+                <w:bCs/>
+                <w:sz w:val="19"/>
+                <w:szCs w:val="19"/>
+              </w:rPr>
+              <w:t xml:space="preserve">Término</w:t>
+            </w:r>
+          </w:p>
+        </w:tc>
+        <w:tc>
+          <w:tcPr>
+            <w:tcW w:type="dxa" w:w="1150"/>
+            <w:shd w:fill="F2F4F1" w:val="clear"/>
+            <w:tcMar>
+              <w:top w:type="dxa" w:w="60"/>
+              <w:left w:type="dxa" w:w="100"/>
+              <w:bottom w:type="dxa" w:w="60"/>
+              <w:right w:type="dxa" w:w="100"/>
+            </w:tcMar>
+          </w:tcPr>
+          <w:p>
+            <w:pPr>
+              <w:spacing w:after="0" w:line="240"/>
+              <w:jc w:val="right"/>
+            </w:pPr>
+            <w:r>
+              <w:rPr>
+                <w:b/>
+                <w:bCs/>
+                <w:sz w:val="19"/>
+                <w:szCs w:val="19"/>
+              </w:rPr>
+              <w:t xml:space="preserve">Coef.</w:t>
+            </w:r>
+          </w:p>
+        </w:tc>
+        <w:tc>
+          <w:tcPr>
+            <w:tcW w:type="dxa" w:w="1050"/>
+            <w:shd w:fill="F2F4F1" w:val="clear"/>
+            <w:tcMar>
+              <w:top w:type="dxa" w:w="60"/>
+              <w:left w:type="dxa" w:w="100"/>
+              <w:bottom w:type="dxa" w:w="60"/>
+              <w:right w:type="dxa" w:w="100"/>
+            </w:tcMar>
+          </w:tcPr>
+          <w:p>
+            <w:pPr>
+              <w:spacing w:after="0" w:line="240"/>
+              <w:jc w:val="right"/>
+            </w:pPr>
+            <w:r>
+              <w:rPr>
+                <w:b/>
+                <w:bCs/>
+                <w:sz w:val="19"/>
+                <w:szCs w:val="19"/>
+              </w:rPr>
+              <w:t xml:space="preserve">e.e.</w:t>
+            </w:r>
+          </w:p>
+        </w:tc>
+        <w:tc>
+          <w:tcPr>
+            <w:tcW w:type="dxa" w:w="950"/>
+            <w:shd w:fill="F2F4F1" w:val="clear"/>
+            <w:tcMar>
+              <w:top w:type="dxa" w:w="60"/>
+              <w:left w:type="dxa" w:w="100"/>
+              <w:bottom w:type="dxa" w:w="60"/>
+              <w:right w:type="dxa" w:w="100"/>
+            </w:tcMar>
+          </w:tcPr>
+          <w:p>
+            <w:pPr>
+              <w:spacing w:after="0" w:line="240"/>
+              <w:jc w:val="right"/>
+            </w:pPr>
+            <w:r>
+              <w:rPr>
+                <w:b/>
+                <w:bCs/>
+                <w:sz w:val="19"/>
+                <w:szCs w:val="19"/>
+              </w:rPr>
+              <w:t xml:space="preserve">z</w:t>
+            </w:r>
+          </w:p>
+        </w:tc>
+        <w:tc>
+          <w:tcPr>
+            <w:tcW w:type="dxa" w:w="1050"/>
+            <w:shd w:fill="F2F4F1" w:val="clear"/>
+            <w:tcMar>
+              <w:top w:type="dxa" w:w="60"/>
+              <w:left w:type="dxa" w:w="100"/>
+              <w:bottom w:type="dxa" w:w="60"/>
+              <w:right w:type="dxa" w:w="100"/>
+            </w:tcMar>
+          </w:tcPr>
+          <w:p>
+            <w:pPr>
+              <w:spacing w:after="0" w:line="240"/>
+              <w:jc w:val="right"/>
+            </w:pPr>
+            <w:r>
+              <w:rPr>
+                <w:b/>
+                <w:bCs/>
+                <w:sz w:val="19"/>
+                <w:szCs w:val="19"/>
+              </w:rPr>
+              <w:t xml:space="preserve">p</w:t>
+            </w:r>
+          </w:p>
+        </w:tc>
+        <w:tc>
+          <w:tcPr>
+            <w:tcW w:type="dxa" w:w="2426"/>
+            <w:shd w:fill="F2F4F1" w:val="clear"/>
+            <w:tcMar>
+              <w:top w:type="dxa" w:w="60"/>
+              <w:left w:type="dxa" w:w="100"/>
+              <w:bottom w:type="dxa" w:w="60"/>
+              <w:right w:type="dxa" w:w="100"/>
+            </w:tcMar>
+          </w:tcPr>
+          <w:p>
+            <w:pPr>
+              <w:spacing w:after="0" w:line="240"/>
+              <w:jc w:val="right"/>
+            </w:pPr>
+            <w:r>
+              <w:rPr>
+                <w:b/>
+                <w:bCs/>
+                <w:sz w:val="19"/>
+                <w:szCs w:val="19"/>
+              </w:rPr>
+              <w:t xml:space="preserve">IC 95 %</w:t>
+            </w:r>
+          </w:p>
+        </w:tc>
+      </w:tr>
+      <w:tr>
+        <w:tc>
+          <w:tcPr>
+            <w:tcW w:type="dxa" w:w="2400"/>
+            <w:tcMar>
+              <w:top w:type="dxa" w:w="60"/>
+              <w:left w:type="dxa" w:w="100"/>
+              <w:bottom w:type="dxa" w:w="60"/>
+              <w:right w:type="dxa" w:w="100"/>
+            </w:tcMar>
+          </w:tcPr>
+          <w:p>
+            <w:pPr>
+              <w:spacing w:after="0" w:line="240"/>
+              <w:jc w:val="left"/>
+            </w:pPr>
+            <w:r>
+              <w:rPr>
+                <w:b w:val="false"/>
+                <w:bCs w:val="false"/>
+                <w:sz w:val="19"/>
+                <w:szCs w:val="19"/>
+              </w:rPr>
+              <w:t xml:space="preserve">Constante</w:t>
+            </w:r>
+          </w:p>
+        </w:tc>
+        <w:tc>
+          <w:tcPr>
+            <w:tcW w:type="dxa" w:w="1150"/>
+            <w:tcMar>
+              <w:top w:type="dxa" w:w="60"/>
+              <w:left w:type="dxa" w:w="100"/>
+              <w:bottom w:type="dxa" w:w="60"/>
+              <w:right w:type="dxa" w:w="100"/>
+            </w:tcMar>
+          </w:tcPr>
+          <w:p>
+            <w:pPr>
+              <w:spacing w:after="0" w:line="240"/>
+              <w:jc w:val="right"/>
+            </w:pPr>
+            <w:r>
+              <w:rPr>
+                <w:b w:val="false"/>
+                <w:bCs w:val="false"/>
+                <w:sz w:val="19"/>
+                <w:szCs w:val="19"/>
+              </w:rPr>
+              <w:t xml:space="preserve">-1,9797</w:t>
+            </w:r>
+          </w:p>
+        </w:tc>
+        <w:tc>
+          <w:tcPr>
+            <w:tcW w:type="dxa" w:w="1050"/>
+            <w:tcMar>
+              <w:top w:type="dxa" w:w="60"/>
+              <w:left w:type="dxa" w:w="100"/>
+              <w:bottom w:type="dxa" w:w="60"/>
+              <w:right w:type="dxa" w:w="100"/>
+            </w:tcMar>
+          </w:tcPr>
+          <w:p>
+            <w:pPr>
+              <w:spacing w:after="0" w:line="240"/>
+              <w:jc w:val="right"/>
+            </w:pPr>
+            <w:r>
+              <w:rPr>
+                <w:b w:val="false"/>
+                <w:bCs w:val="false"/>
+                <w:sz w:val="19"/>
+                <w:szCs w:val="19"/>
+              </w:rPr>
+              <w:t xml:space="preserve">0,0741</w:t>
+            </w:r>
+          </w:p>
+        </w:tc>
+        <w:tc>
+          <w:tcPr>
+            <w:tcW w:type="dxa" w:w="950"/>
+            <w:tcMar>
+              <w:top w:type="dxa" w:w="60"/>
+              <w:left w:type="dxa" w:w="100"/>
+              <w:bottom w:type="dxa" w:w="60"/>
+              <w:right w:type="dxa" w:w="100"/>
+            </w:tcMar>
+          </w:tcPr>
+          <w:p>
+            <w:pPr>
+              <w:spacing w:after="0" w:line="240"/>
+              <w:jc w:val="right"/>
+            </w:pPr>
+            <w:r>
+              <w:rPr>
+                <w:b w:val="false"/>
+                <w:bCs w:val="false"/>
+                <w:sz w:val="19"/>
+                <w:szCs w:val="19"/>
+              </w:rPr>
+              <w:t xml:space="preserve">-26,71</w:t>
+            </w:r>
+          </w:p>
+        </w:tc>
+        <w:tc>
+          <w:tcPr>
+            <w:tcW w:type="dxa" w:w="1050"/>
+            <w:tcMar>
+              <w:top w:type="dxa" w:w="60"/>
+              <w:left w:type="dxa" w:w="100"/>
+              <w:bottom w:type="dxa" w:w="60"/>
+              <w:right w:type="dxa" w:w="100"/>
+            </w:tcMar>
+          </w:tcPr>
+          <w:p>
+            <w:pPr>
+              <w:spacing w:after="0" w:line="240"/>
+              <w:jc w:val="right"/>
+            </w:pPr>
+            <w:r>
+              <w:rPr>
+                <w:b w:val="false"/>
+                <w:bCs w:val="false"/>
+                <w:sz w:val="19"/>
+                <w:szCs w:val="19"/>
+              </w:rPr>
+              <w:t xml:space="preserve">&lt; 0,001</w:t>
+            </w:r>
+          </w:p>
+        </w:tc>
+        <w:tc>
+          <w:tcPr>
+            <w:tcW w:type="dxa" w:w="2426"/>
+            <w:tcMar>
+              <w:top w:type="dxa" w:w="60"/>
+              <w:left w:type="dxa" w:w="100"/>
+              <w:bottom w:type="dxa" w:w="60"/>
+              <w:right w:type="dxa" w:w="100"/>
+            </w:tcMar>
+          </w:tcPr>
+          <w:p>
+            <w:pPr>
+              <w:spacing w:after="0" w:line="240"/>
+              <w:jc w:val="right"/>
+            </w:pPr>
+            <w:r>
+              <w:rPr>
+                <w:b w:val="false"/>
+                <w:bCs w:val="false"/>
+                <w:sz w:val="19"/>
+                <w:szCs w:val="19"/>
+              </w:rPr>
+              <w:t xml:space="preserve">[-2,125, -1,834]</w:t>
+            </w:r>
+          </w:p>
+        </w:tc>
+      </w:tr>
+      <w:tr>
+        <w:tc>
+          <w:tcPr>
+            <w:tcW w:type="dxa" w:w="2400"/>
+            <w:tcMar>
+              <w:top w:type="dxa" w:w="60"/>
+              <w:left w:type="dxa" w:w="100"/>
+              <w:bottom w:type="dxa" w:w="60"/>
+              <w:right w:type="dxa" w:w="100"/>
+            </w:tcMar>
+          </w:tcPr>
+          <w:p>
+            <w:pPr>
+              <w:spacing w:after="0" w:line="240"/>
+              <w:jc w:val="left"/>
+            </w:pPr>
+            <w:r>
+              <w:rPr>
+                <w:b w:val="false"/>
+                <w:bCs w:val="false"/>
+                <w:sz w:val="19"/>
+                <w:szCs w:val="19"/>
+              </w:rPr>
+              <w:t xml:space="preserve">Nubosidad de la tesela (0-1)</w:t>
+            </w:r>
+          </w:p>
+        </w:tc>
+        <w:tc>
+          <w:tcPr>
+            <w:tcW w:type="dxa" w:w="1150"/>
+            <w:tcMar>
+              <w:top w:type="dxa" w:w="60"/>
+              <w:left w:type="dxa" w:w="100"/>
+              <w:bottom w:type="dxa" w:w="60"/>
+              <w:right w:type="dxa" w:w="100"/>
+            </w:tcMar>
+          </w:tcPr>
+          <w:p>
+            <w:pPr>
+              <w:spacing w:after="0" w:line="240"/>
+              <w:jc w:val="right"/>
+            </w:pPr>
+            <w:r>
+              <w:rPr>
+                <w:b w:val="false"/>
+                <w:bCs w:val="false"/>
+                <w:sz w:val="19"/>
+                <w:szCs w:val="19"/>
+              </w:rPr>
+              <w:t xml:space="preserve">-5,9858</w:t>
+            </w:r>
+          </w:p>
+        </w:tc>
+        <w:tc>
+          <w:tcPr>
+            <w:tcW w:type="dxa" w:w="1050"/>
+            <w:tcMar>
+              <w:top w:type="dxa" w:w="60"/>
+              <w:left w:type="dxa" w:w="100"/>
+              <w:bottom w:type="dxa" w:w="60"/>
+              <w:right w:type="dxa" w:w="100"/>
+            </w:tcMar>
+          </w:tcPr>
+          <w:p>
+            <w:pPr>
+              <w:spacing w:after="0" w:line="240"/>
+              <w:jc w:val="right"/>
+            </w:pPr>
+            <w:r>
+              <w:rPr>
+                <w:b w:val="false"/>
+                <w:bCs w:val="false"/>
+                <w:sz w:val="19"/>
+                <w:szCs w:val="19"/>
+              </w:rPr>
+              <w:t xml:space="preserve">0,2348</w:t>
+            </w:r>
+          </w:p>
+        </w:tc>
+        <w:tc>
+          <w:tcPr>
+            <w:tcW w:type="dxa" w:w="950"/>
+            <w:tcMar>
+              <w:top w:type="dxa" w:w="60"/>
+              <w:left w:type="dxa" w:w="100"/>
+              <w:bottom w:type="dxa" w:w="60"/>
+              <w:right w:type="dxa" w:w="100"/>
+            </w:tcMar>
+          </w:tcPr>
+          <w:p>
+            <w:pPr>
+              <w:spacing w:after="0" w:line="240"/>
+              <w:jc w:val="right"/>
+            </w:pPr>
+            <w:r>
+              <w:rPr>
+                <w:b w:val="false"/>
+                <w:bCs w:val="false"/>
+                <w:sz w:val="19"/>
+                <w:szCs w:val="19"/>
+              </w:rPr>
+              <w:t xml:space="preserve">-25,49</w:t>
+            </w:r>
+          </w:p>
+        </w:tc>
+        <w:tc>
+          <w:tcPr>
+            <w:tcW w:type="dxa" w:w="1050"/>
+            <w:tcMar>
+              <w:top w:type="dxa" w:w="60"/>
+              <w:left w:type="dxa" w:w="100"/>
+              <w:bottom w:type="dxa" w:w="60"/>
+              <w:right w:type="dxa" w:w="100"/>
+            </w:tcMar>
+          </w:tcPr>
+          <w:p>
+            <w:pPr>
+              <w:spacing w:after="0" w:line="240"/>
+              <w:jc w:val="right"/>
+            </w:pPr>
+            <w:r>
+              <w:rPr>
+                <w:b w:val="false"/>
+                <w:bCs w:val="false"/>
+                <w:sz w:val="19"/>
+                <w:szCs w:val="19"/>
+              </w:rPr>
+              <w:t xml:space="preserve">&lt; 0,001</w:t>
+            </w:r>
+          </w:p>
+        </w:tc>
+        <w:tc>
+          <w:tcPr>
+            <w:tcW w:type="dxa" w:w="2426"/>
+            <w:tcMar>
+              <w:top w:type="dxa" w:w="60"/>
+              <w:left w:type="dxa" w:w="100"/>
+              <w:bottom w:type="dxa" w:w="60"/>
+              <w:right w:type="dxa" w:w="100"/>
+            </w:tcMar>
+          </w:tcPr>
+          <w:p>
+            <w:pPr>
+              <w:spacing w:after="0" w:line="240"/>
+              <w:jc w:val="right"/>
+            </w:pPr>
+            <w:r>
+              <w:rPr>
+                <w:b w:val="false"/>
+                <w:bCs w:val="false"/>
+                <w:sz w:val="19"/>
+                <w:szCs w:val="19"/>
+              </w:rPr>
+              <w:t xml:space="preserve">[-6,446, -5,526]</w:t>
+            </w:r>
+          </w:p>
+        </w:tc>
+      </w:tr>
+      <w:tr>
+        <w:tc>
+          <w:tcPr>
+            <w:tcW w:type="dxa" w:w="2400"/>
+            <w:tcMar>
+              <w:top w:type="dxa" w:w="60"/>
+              <w:left w:type="dxa" w:w="100"/>
+              <w:bottom w:type="dxa" w:w="60"/>
+              <w:right w:type="dxa" w:w="100"/>
+            </w:tcMar>
+          </w:tcPr>
+          <w:p>
+            <w:pPr>
+              <w:spacing w:after="0" w:line="240"/>
+              <w:jc w:val="left"/>
+            </w:pPr>
+            <w:r>
+              <w:rPr>
+                <w:b w:val="false"/>
+                <w:bCs w:val="false"/>
+                <w:sz w:val="19"/>
+                <w:szCs w:val="19"/>
+              </w:rPr>
+              <w:t xml:space="preserve">log10 superficie (ha)</w:t>
+            </w:r>
+          </w:p>
+        </w:tc>
+        <w:tc>
+          <w:tcPr>
+            <w:tcW w:type="dxa" w:w="1150"/>
+            <w:tcMar>
+              <w:top w:type="dxa" w:w="60"/>
+              <w:left w:type="dxa" w:w="100"/>
+              <w:bottom w:type="dxa" w:w="60"/>
+              <w:right w:type="dxa" w:w="100"/>
+            </w:tcMar>
+          </w:tcPr>
+          <w:p>
+            <w:pPr>
+              <w:spacing w:after="0" w:line="240"/>
+              <w:jc w:val="right"/>
+            </w:pPr>
+            <w:r>
+              <w:rPr>
+                <w:b w:val="false"/>
+                <w:bCs w:val="false"/>
+                <w:sz w:val="19"/>
+                <w:szCs w:val="19"/>
+              </w:rPr>
+              <w:t xml:space="preserve">-0,3709</w:t>
+            </w:r>
+          </w:p>
+        </w:tc>
+        <w:tc>
+          <w:tcPr>
+            <w:tcW w:type="dxa" w:w="1050"/>
+            <w:tcMar>
+              <w:top w:type="dxa" w:w="60"/>
+              <w:left w:type="dxa" w:w="100"/>
+              <w:bottom w:type="dxa" w:w="60"/>
+              <w:right w:type="dxa" w:w="100"/>
+            </w:tcMar>
+          </w:tcPr>
+          <w:p>
+            <w:pPr>
+              <w:spacing w:after="0" w:line="240"/>
+              <w:jc w:val="right"/>
+            </w:pPr>
+            <w:r>
+              <w:rPr>
+                <w:b w:val="false"/>
+                <w:bCs w:val="false"/>
+                <w:sz w:val="19"/>
+                <w:szCs w:val="19"/>
+              </w:rPr>
+              <w:t xml:space="preserve">0,1568</w:t>
+            </w:r>
+          </w:p>
+        </w:tc>
+        <w:tc>
+          <w:tcPr>
+            <w:tcW w:type="dxa" w:w="950"/>
+            <w:tcMar>
+              <w:top w:type="dxa" w:w="60"/>
+              <w:left w:type="dxa" w:w="100"/>
+              <w:bottom w:type="dxa" w:w="60"/>
+              <w:right w:type="dxa" w:w="100"/>
+            </w:tcMar>
+          </w:tcPr>
+          <w:p>
+            <w:pPr>
+              <w:spacing w:after="0" w:line="240"/>
+              <w:jc w:val="right"/>
+            </w:pPr>
+            <w:r>
+              <w:rPr>
+                <w:b w:val="false"/>
+                <w:bCs w:val="false"/>
+                <w:sz w:val="19"/>
+                <w:szCs w:val="19"/>
+              </w:rPr>
+              <w:t xml:space="preserve">-2,36</w:t>
+            </w:r>
+          </w:p>
+        </w:tc>
+        <w:tc>
+          <w:tcPr>
+            <w:tcW w:type="dxa" w:w="1050"/>
+            <w:tcMar>
+              <w:top w:type="dxa" w:w="60"/>
+              <w:left w:type="dxa" w:w="100"/>
+              <w:bottom w:type="dxa" w:w="60"/>
+              <w:right w:type="dxa" w:w="100"/>
+            </w:tcMar>
+          </w:tcPr>
+          <w:p>
+            <w:pPr>
+              <w:spacing w:after="0" w:line="240"/>
+              <w:jc w:val="right"/>
+            </w:pPr>
+            <w:r>
+              <w:rPr>
+                <w:b w:val="false"/>
+                <w:bCs w:val="false"/>
+                <w:sz w:val="19"/>
+                <w:szCs w:val="19"/>
+              </w:rPr>
+              <w:t xml:space="preserve">0,018</w:t>
+            </w:r>
+          </w:p>
+        </w:tc>
+        <w:tc>
+          <w:tcPr>
+            <w:tcW w:type="dxa" w:w="2426"/>
+            <w:tcMar>
+              <w:top w:type="dxa" w:w="60"/>
+              <w:left w:type="dxa" w:w="100"/>
+              <w:bottom w:type="dxa" w:w="60"/>
+              <w:right w:type="dxa" w:w="100"/>
+            </w:tcMar>
+          </w:tcPr>
+          <w:p>
+            <w:pPr>
+              <w:spacing w:after="0" w:line="240"/>
+              <w:jc w:val="right"/>
+            </w:pPr>
+            <w:r>
+              <w:rPr>
+                <w:b w:val="false"/>
+                <w:bCs w:val="false"/>
+                <w:sz w:val="19"/>
+                <w:szCs w:val="19"/>
+              </w:rPr>
+              <w:t xml:space="preserve">[-0,678, -0,064]</w:t>
+            </w:r>
+          </w:p>
+        </w:tc>
+      </w:tr>
+    </w:tbl>
+    <w:p>
+      <w:pPr>
+        <w:spacing w:after="240" w:line="276"/>
+        <w:jc w:val="both"/>
+      </w:pPr>
+      <w:r>
+        <w:rPr>
+          <w:sz w:val="22"/>
+          <w:szCs w:val="22"/>
+        </w:rPr>
+        <w:t xml:space="preserve">Razón de probabilidades por cada factor diez de superficie: 0,690, IC 95 % [0,508, 0,938]. n = 2.778, de las cuales 582 (21,0 %) son falsos negativos.</w:t>
+      </w:r>
+    </w:p>
+    <w:p>
+      <w:pPr>
+        <w:spacing w:after="240" w:before="120"/>
+      </w:pPr>
+      <w:r>
+        <w:rPr>
+          <w:i/>
+          <w:iCs/>
+          <w:sz w:val="19"/>
+          <w:szCs w:val="19"/>
+        </w:rPr>
+        <w:t xml:space="preserve">Tabla 7. Puntuaciones alternativas disponibles sin coste en la propia respuesta del catálogo, evaluadas sobre las 3.265 filas legibles. La exhaustividad se mide en el umbral que admite el mismo número de falsos positivos que la referencia (doce).</w:t>
+      </w:r>
+    </w:p>
+    <w:tbl>
+      <w:tblPr>
+        <w:tblW w:type="dxa" w:w="9026"/>
+        <w:tblBorders>
+          <w:top w:val="single" w:color="auto" w:sz="4"/>
+          <w:left w:val="single" w:color="auto" w:sz="4"/>
+          <w:bottom w:val="single" w:color="auto" w:sz="4"/>
+          <w:right w:val="single" w:color="auto" w:sz="4"/>
+          <w:insideH w:val="single" w:color="auto" w:sz="4"/>
+          <w:insideV w:val="single" w:color="auto" w:sz="4"/>
+        </w:tblBorders>
+      </w:tblPr>
+      <w:tblGrid>
+        <w:gridCol w:w="3826"/>
+        <w:gridCol w:w="1600"/>
+        <w:gridCol w:w="3600"/>
+      </w:tblGrid>
+      <w:tr>
+        <w:trPr>
+          <w:tblHeader/>
+        </w:trPr>
+        <w:tc>
+          <w:tcPr>
+            <w:tcW w:type="dxa" w:w="3826"/>
+            <w:shd w:fill="F2F4F1" w:val="clear"/>
+            <w:tcMar>
+              <w:top w:type="dxa" w:w="60"/>
+              <w:left w:type="dxa" w:w="100"/>
+              <w:bottom w:type="dxa" w:w="60"/>
+              <w:right w:type="dxa" w:w="100"/>
+            </w:tcMar>
+          </w:tcPr>
+          <w:p>
+            <w:pPr>
+              <w:spacing w:after="0" w:line="240"/>
+              <w:jc w:val="left"/>
+            </w:pPr>
+            <w:r>
+              <w:rPr>
+                <w:b/>
+                <w:bCs/>
+                <w:sz w:val="19"/>
+                <w:szCs w:val="19"/>
+              </w:rPr>
+              <w:t xml:space="preserve">Puntuación</w:t>
+            </w:r>
+          </w:p>
+        </w:tc>
+        <w:tc>
+          <w:tcPr>
+            <w:tcW w:type="dxa" w:w="1600"/>
+            <w:shd w:fill="F2F4F1" w:val="clear"/>
+            <w:tcMar>
+              <w:top w:type="dxa" w:w="60"/>
+              <w:left w:type="dxa" w:w="100"/>
+              <w:bottom w:type="dxa" w:w="60"/>
+              <w:right w:type="dxa" w:w="100"/>
+            </w:tcMar>
+          </w:tcPr>
+          <w:p>
+            <w:pPr>
+              <w:spacing w:after="0" w:line="240"/>
+              <w:jc w:val="right"/>
+            </w:pPr>
+            <w:r>
+              <w:rPr>
+                <w:b/>
+                <w:bCs/>
+                <w:sz w:val="19"/>
+                <w:szCs w:val="19"/>
+              </w:rPr>
+              <w:t xml:space="preserve">AUC</w:t>
+            </w:r>
+          </w:p>
+        </w:tc>
+        <w:tc>
+          <w:tcPr>
+            <w:tcW w:type="dxa" w:w="3600"/>
+            <w:shd w:fill="F2F4F1" w:val="clear"/>
+            <w:tcMar>
+              <w:top w:type="dxa" w:w="60"/>
+              <w:left w:type="dxa" w:w="100"/>
+              <w:bottom w:type="dxa" w:w="60"/>
+              <w:right w:type="dxa" w:w="100"/>
+            </w:tcMar>
+          </w:tcPr>
+          <w:p>
+            <w:pPr>
+              <w:spacing w:after="0" w:line="240"/>
+              <w:jc w:val="right"/>
+            </w:pPr>
+            <w:r>
+              <w:rPr>
+                <w:b/>
+                <w:bCs/>
+                <w:sz w:val="19"/>
+                <w:szCs w:val="19"/>
+              </w:rPr>
+              <w:t xml:space="preserve">Exhaustividad a presupuesto igual</w:t>
+            </w:r>
+          </w:p>
+        </w:tc>
+      </w:tr>
+      <w:tr>
+        <w:tc>
+          <w:tcPr>
+            <w:tcW w:type="dxa" w:w="3826"/>
+            <w:tcMar>
+              <w:top w:type="dxa" w:w="60"/>
+              <w:left w:type="dxa" w:w="100"/>
+              <w:bottom w:type="dxa" w:w="60"/>
+              <w:right w:type="dxa" w:w="100"/>
+            </w:tcMar>
+          </w:tcPr>
+          <w:p>
+            <w:pPr>
+              <w:spacing w:after="0" w:line="240"/>
+              <w:jc w:val="left"/>
+            </w:pPr>
+            <w:r>
+              <w:rPr>
+                <w:b w:val="false"/>
+                <w:bCs w:val="false"/>
+                <w:sz w:val="19"/>
+                <w:szCs w:val="19"/>
+              </w:rPr>
+              <w:t xml:space="preserve">eo:cloud_cover (referencia)</w:t>
+            </w:r>
+          </w:p>
+        </w:tc>
+        <w:tc>
+          <w:tcPr>
+            <w:tcW w:type="dxa" w:w="1600"/>
+            <w:tcMar>
+              <w:top w:type="dxa" w:w="60"/>
+              <w:left w:type="dxa" w:w="100"/>
+              <w:bottom w:type="dxa" w:w="60"/>
+              <w:right w:type="dxa" w:w="100"/>
+            </w:tcMar>
+          </w:tcPr>
+          <w:p>
+            <w:pPr>
+              <w:spacing w:after="0" w:line="240"/>
+              <w:jc w:val="right"/>
+            </w:pPr>
+            <w:r>
+              <w:rPr>
+                <w:b w:val="false"/>
+                <w:bCs w:val="false"/>
+                <w:sz w:val="19"/>
+                <w:szCs w:val="19"/>
+              </w:rPr>
+              <w:t xml:space="preserve">0,939</w:t>
+            </w:r>
+          </w:p>
+        </w:tc>
+        <w:tc>
+          <w:tcPr>
+            <w:tcW w:type="dxa" w:w="3600"/>
+            <w:tcMar>
+              <w:top w:type="dxa" w:w="60"/>
+              <w:left w:type="dxa" w:w="100"/>
+              <w:bottom w:type="dxa" w:w="60"/>
+              <w:right w:type="dxa" w:w="100"/>
+            </w:tcMar>
+          </w:tcPr>
+          <w:p>
+            <w:pPr>
+              <w:spacing w:after="0" w:line="240"/>
+              <w:jc w:val="right"/>
+            </w:pPr>
+            <w:r>
+              <w:rPr>
+                <w:b w:val="false"/>
+                <w:bCs w:val="false"/>
+                <w:sz w:val="19"/>
+                <w:szCs w:val="19"/>
+              </w:rPr>
+              <w:t xml:space="preserve">0,462</w:t>
+            </w:r>
+          </w:p>
+        </w:tc>
+      </w:tr>
+      <w:tr>
+        <w:tc>
+          <w:tcPr>
+            <w:tcW w:type="dxa" w:w="3826"/>
+            <w:tcMar>
+              <w:top w:type="dxa" w:w="60"/>
+              <w:left w:type="dxa" w:w="100"/>
+              <w:bottom w:type="dxa" w:w="60"/>
+              <w:right w:type="dxa" w:w="100"/>
+            </w:tcMar>
+          </w:tcPr>
+          <w:p>
+            <w:pPr>
+              <w:spacing w:after="0" w:line="240"/>
+              <w:jc w:val="left"/>
+            </w:pPr>
+            <w:r>
+              <w:rPr>
+                <w:b w:val="false"/>
+                <w:bCs w:val="false"/>
+                <w:sz w:val="19"/>
+                <w:szCs w:val="19"/>
+              </w:rPr>
+              <w:t xml:space="preserve">Nube de alta probabilidad</w:t>
+            </w:r>
+          </w:p>
+        </w:tc>
+        <w:tc>
+          <w:tcPr>
+            <w:tcW w:type="dxa" w:w="1600"/>
+            <w:tcMar>
+              <w:top w:type="dxa" w:w="60"/>
+              <w:left w:type="dxa" w:w="100"/>
+              <w:bottom w:type="dxa" w:w="60"/>
+              <w:right w:type="dxa" w:w="100"/>
+            </w:tcMar>
+          </w:tcPr>
+          <w:p>
+            <w:pPr>
+              <w:spacing w:after="0" w:line="240"/>
+              <w:jc w:val="right"/>
+            </w:pPr>
+            <w:r>
+              <w:rPr>
+                <w:b w:val="false"/>
+                <w:bCs w:val="false"/>
+                <w:sz w:val="19"/>
+                <w:szCs w:val="19"/>
+              </w:rPr>
+              <w:t xml:space="preserve">0,885</w:t>
+            </w:r>
+          </w:p>
+        </w:tc>
+        <w:tc>
+          <w:tcPr>
+            <w:tcW w:type="dxa" w:w="3600"/>
+            <w:tcMar>
+              <w:top w:type="dxa" w:w="60"/>
+              <w:left w:type="dxa" w:w="100"/>
+              <w:bottom w:type="dxa" w:w="60"/>
+              <w:right w:type="dxa" w:w="100"/>
+            </w:tcMar>
+          </w:tcPr>
+          <w:p>
+            <w:pPr>
+              <w:spacing w:after="0" w:line="240"/>
+              <w:jc w:val="right"/>
+            </w:pPr>
+            <w:r>
+              <w:rPr>
+                <w:b w:val="false"/>
+                <w:bCs w:val="false"/>
+                <w:sz w:val="19"/>
+                <w:szCs w:val="19"/>
+              </w:rPr>
+              <w:t xml:space="preserve">0,028</w:t>
+            </w:r>
+          </w:p>
+        </w:tc>
+      </w:tr>
+      <w:tr>
+        <w:tc>
+          <w:tcPr>
+            <w:tcW w:type="dxa" w:w="3826"/>
+            <w:tcMar>
+              <w:top w:type="dxa" w:w="60"/>
+              <w:left w:type="dxa" w:w="100"/>
+              <w:bottom w:type="dxa" w:w="60"/>
+              <w:right w:type="dxa" w:w="100"/>
+            </w:tcMar>
+          </w:tcPr>
+          <w:p>
+            <w:pPr>
+              <w:spacing w:after="0" w:line="240"/>
+              <w:jc w:val="left"/>
+            </w:pPr>
+            <w:r>
+              <w:rPr>
+                <w:b w:val="false"/>
+                <w:bCs w:val="false"/>
+                <w:sz w:val="19"/>
+                <w:szCs w:val="19"/>
+              </w:rPr>
+              <w:t xml:space="preserve">Nube opaca + cirro fino</w:t>
+            </w:r>
+          </w:p>
+        </w:tc>
+        <w:tc>
+          <w:tcPr>
+            <w:tcW w:type="dxa" w:w="1600"/>
+            <w:tcMar>
+              <w:top w:type="dxa" w:w="60"/>
+              <w:left w:type="dxa" w:w="100"/>
+              <w:bottom w:type="dxa" w:w="60"/>
+              <w:right w:type="dxa" w:w="100"/>
+            </w:tcMar>
+          </w:tcPr>
+          <w:p>
+            <w:pPr>
+              <w:spacing w:after="0" w:line="240"/>
+              <w:jc w:val="right"/>
+            </w:pPr>
+            <w:r>
+              <w:rPr>
+                <w:b w:val="false"/>
+                <w:bCs w:val="false"/>
+                <w:sz w:val="19"/>
+                <w:szCs w:val="19"/>
+              </w:rPr>
+              <w:t xml:space="preserve">0,939</w:t>
+            </w:r>
+          </w:p>
+        </w:tc>
+        <w:tc>
+          <w:tcPr>
+            <w:tcW w:type="dxa" w:w="3600"/>
+            <w:tcMar>
+              <w:top w:type="dxa" w:w="60"/>
+              <w:left w:type="dxa" w:w="100"/>
+              <w:bottom w:type="dxa" w:w="60"/>
+              <w:right w:type="dxa" w:w="100"/>
+            </w:tcMar>
+          </w:tcPr>
+          <w:p>
+            <w:pPr>
+              <w:spacing w:after="0" w:line="240"/>
+              <w:jc w:val="right"/>
+            </w:pPr>
+            <w:r>
+              <w:rPr>
+                <w:b w:val="false"/>
+                <w:bCs w:val="false"/>
+                <w:sz w:val="19"/>
+                <w:szCs w:val="19"/>
+              </w:rPr>
+              <w:t xml:space="preserve">0,462</w:t>
+            </w:r>
+          </w:p>
+        </w:tc>
+      </w:tr>
+      <w:tr>
+        <w:tc>
+          <w:tcPr>
+            <w:tcW w:type="dxa" w:w="3826"/>
+            <w:tcMar>
+              <w:top w:type="dxa" w:w="60"/>
+              <w:left w:type="dxa" w:w="100"/>
+              <w:bottom w:type="dxa" w:w="60"/>
+              <w:right w:type="dxa" w:w="100"/>
+            </w:tcMar>
+          </w:tcPr>
+          <w:p>
+            <w:pPr>
+              <w:spacing w:after="0" w:line="240"/>
+              <w:jc w:val="left"/>
+            </w:pPr>
+            <w:r>
+              <w:rPr>
+                <w:b w:val="false"/>
+                <w:bCs w:val="false"/>
+                <w:sz w:val="19"/>
+                <w:szCs w:val="19"/>
+              </w:rPr>
+              <w:t xml:space="preserve">Mismas clases que en la parcela</w:t>
+            </w:r>
+          </w:p>
+        </w:tc>
+        <w:tc>
+          <w:tcPr>
+            <w:tcW w:type="dxa" w:w="1600"/>
+            <w:tcMar>
+              <w:top w:type="dxa" w:w="60"/>
+              <w:left w:type="dxa" w:w="100"/>
+              <w:bottom w:type="dxa" w:w="60"/>
+              <w:right w:type="dxa" w:w="100"/>
+            </w:tcMar>
+          </w:tcPr>
+          <w:p>
+            <w:pPr>
+              <w:spacing w:after="0" w:line="240"/>
+              <w:jc w:val="right"/>
+            </w:pPr>
+            <w:r>
+              <w:rPr>
+                <w:b w:val="false"/>
+                <w:bCs w:val="false"/>
+                <w:sz w:val="19"/>
+                <w:szCs w:val="19"/>
+              </w:rPr>
+              <w:t xml:space="preserve">0,910</w:t>
+            </w:r>
+          </w:p>
+        </w:tc>
+        <w:tc>
+          <w:tcPr>
+            <w:tcW w:type="dxa" w:w="3600"/>
+            <w:tcMar>
+              <w:top w:type="dxa" w:w="60"/>
+              <w:left w:type="dxa" w:w="100"/>
+              <w:bottom w:type="dxa" w:w="60"/>
+              <w:right w:type="dxa" w:w="100"/>
+            </w:tcMar>
+          </w:tcPr>
+          <w:p>
+            <w:pPr>
+              <w:spacing w:after="0" w:line="240"/>
+              <w:jc w:val="right"/>
+            </w:pPr>
+            <w:r>
+              <w:rPr>
+                <w:b w:val="false"/>
+                <w:bCs w:val="false"/>
+                <w:sz w:val="19"/>
+                <w:szCs w:val="19"/>
+              </w:rPr>
+              <w:t xml:space="preserve">0,364</w:t>
+            </w:r>
+          </w:p>
+        </w:tc>
+      </w:tr>
+      <w:tr>
+        <w:tc>
+          <w:tcPr>
+            <w:tcW w:type="dxa" w:w="3826"/>
+            <w:tcMar>
+              <w:top w:type="dxa" w:w="60"/>
+              <w:left w:type="dxa" w:w="100"/>
+              <w:bottom w:type="dxa" w:w="60"/>
+              <w:right w:type="dxa" w:w="100"/>
+            </w:tcMar>
+          </w:tcPr>
+          <w:p>
+            <w:pPr>
+              <w:spacing w:after="0" w:line="240"/>
+              <w:jc w:val="left"/>
+            </w:pPr>
+            <w:r>
+              <w:rPr>
+                <w:b w:val="false"/>
+                <w:bCs w:val="false"/>
+                <w:sz w:val="19"/>
+                <w:szCs w:val="19"/>
+              </w:rPr>
+              <w:t xml:space="preserve">Mismas clases, sin ausencia de dato</w:t>
+            </w:r>
+          </w:p>
+        </w:tc>
+        <w:tc>
+          <w:tcPr>
+            <w:tcW w:type="dxa" w:w="1600"/>
+            <w:tcMar>
+              <w:top w:type="dxa" w:w="60"/>
+              <w:left w:type="dxa" w:w="100"/>
+              <w:bottom w:type="dxa" w:w="60"/>
+              <w:right w:type="dxa" w:w="100"/>
+            </w:tcMar>
+          </w:tcPr>
+          <w:p>
+            <w:pPr>
+              <w:spacing w:after="0" w:line="240"/>
+              <w:jc w:val="right"/>
+            </w:pPr>
+            <w:r>
+              <w:rPr>
+                <w:b w:val="false"/>
+                <w:bCs w:val="false"/>
+                <w:sz w:val="19"/>
+                <w:szCs w:val="19"/>
+              </w:rPr>
+              <w:t xml:space="preserve">0,941</w:t>
+            </w:r>
+          </w:p>
+        </w:tc>
+        <w:tc>
+          <w:tcPr>
+            <w:tcW w:type="dxa" w:w="3600"/>
+            <w:tcMar>
+              <w:top w:type="dxa" w:w="60"/>
+              <w:left w:type="dxa" w:w="100"/>
+              <w:bottom w:type="dxa" w:w="60"/>
+              <w:right w:type="dxa" w:w="100"/>
+            </w:tcMar>
+          </w:tcPr>
+          <w:p>
+            <w:pPr>
+              <w:spacing w:after="0" w:line="240"/>
+              <w:jc w:val="right"/>
+            </w:pPr>
+            <w:r>
+              <w:rPr>
+                <w:b w:val="false"/>
+                <w:bCs w:val="false"/>
+                <w:sz w:val="19"/>
+                <w:szCs w:val="19"/>
+              </w:rPr>
+              <w:t xml:space="preserve">0,423</w:t>
+            </w:r>
+          </w:p>
+        </w:tc>
+      </w:tr>
+      <w:tr>
+        <w:tc>
+          <w:tcPr>
+            <w:tcW w:type="dxa" w:w="3826"/>
+            <w:tcMar>
+              <w:top w:type="dxa" w:w="60"/>
+              <w:left w:type="dxa" w:w="100"/>
+              <w:bottom w:type="dxa" w:w="60"/>
+              <w:right w:type="dxa" w:w="100"/>
+            </w:tcMar>
+          </w:tcPr>
+          <w:p>
+            <w:pPr>
+              <w:spacing w:after="0" w:line="240"/>
+              <w:jc w:val="left"/>
+            </w:pPr>
+            <w:r>
+              <w:rPr>
+                <w:b/>
+                <w:bCs/>
+                <w:sz w:val="19"/>
+                <w:szCs w:val="19"/>
+              </w:rPr>
+              <w:t xml:space="preserve">Fracción recortada al polígono</w:t>
+            </w:r>
+          </w:p>
+        </w:tc>
+        <w:tc>
+          <w:tcPr>
+            <w:tcW w:type="dxa" w:w="1600"/>
+            <w:tcMar>
+              <w:top w:type="dxa" w:w="60"/>
+              <w:left w:type="dxa" w:w="100"/>
+              <w:bottom w:type="dxa" w:w="60"/>
+              <w:right w:type="dxa" w:w="100"/>
+            </w:tcMar>
+          </w:tcPr>
+          <w:p>
+            <w:pPr>
+              <w:spacing w:after="0" w:line="240"/>
+              <w:jc w:val="right"/>
+            </w:pPr>
+            <w:r>
+              <w:rPr>
+                <w:b/>
+                <w:bCs/>
+                <w:sz w:val="19"/>
+                <w:szCs w:val="19"/>
+              </w:rPr>
+              <w:t xml:space="preserve">1,000</w:t>
+            </w:r>
+          </w:p>
+        </w:tc>
+        <w:tc>
+          <w:tcPr>
+            <w:tcW w:type="dxa" w:w="3600"/>
+            <w:tcMar>
+              <w:top w:type="dxa" w:w="60"/>
+              <w:left w:type="dxa" w:w="100"/>
+              <w:bottom w:type="dxa" w:w="60"/>
+              <w:right w:type="dxa" w:w="100"/>
+            </w:tcMar>
+          </w:tcPr>
+          <w:p>
+            <w:pPr>
+              <w:spacing w:after="0" w:line="240"/>
+              <w:jc w:val="right"/>
+            </w:pPr>
+            <w:r>
+              <w:rPr>
+                <w:b/>
+                <w:bCs/>
+                <w:sz w:val="19"/>
+                <w:szCs w:val="19"/>
+              </w:rPr>
+              <w:t xml:space="preserve">1,000</w:t>
+            </w:r>
+          </w:p>
+        </w:tc>
+      </w:tr>
+    </w:tbl>
+    <w:p>
+      <w:pPr>
+        <w:spacing w:after="240" w:line="276"/>
+        <w:jc w:val="both"/>
+      </w:pPr>
+      <w:r>
+        <w:rPr>
+          <w:sz w:val="22"/>
+          <w:szCs w:val="22"/>
+        </w:rPr>
+        <w:t xml:space="preserve">La última fila es la referencia contra la que se define la utilidad, de modo que su desempeño es perfecto por construcción; figura para poner su coste al lado de los demás, no su puntuación.</w:t>
+      </w:r>
+    </w:p>
     <w:p>
       <w:pPr>
         <w:pStyle w:val="Heading1"/>

--- a/docs/paper/manuscrito_RAET.docx
+++ b/docs/paper/manuscrito_RAET.docx
@@ -77,7 +77,7 @@
           <w:sz w:val="22"/>
           <w:szCs w:val="22"/>
         </w:rPr>
-        <w:t xml:space="preserve">Los catálogos públicos de Sentinel-2 publican por cada producto un único valor de nubosidad, eo:cloud_cover, calculado sobre la tesela completa de 110 × 110 km. Ese valor es el criterio con el que la mayoría de los portales y bibliotecas de acceso deciden qué imágenes se descargan. Cuando la unidad de decisión no es la tesela sino un predio agrícola, cuatro órdenes de magnitud más pequeño, ese filtro deja de ser conservador y pasa a ser sesgado: descarta observaciones útiles mucho más a menudo de lo que retiene observaciones inservibles.</w:t>
+        <w:t xml:space="preserve">Los catálogos públicos de Sentinel-2 publican por cada producto un único valor de nubosidad, eo:cloud_cover, calculado sobre la tesela completa de 110 × 110 km. Ese valor es el criterio con el que la mayoría de los portales y bibliotecas de acceso deciden qué imágenes se descargan. Cuando la unidad de decisión no es la tesela sino una parcela agrícola, cinco o seis órdenes de magnitud más pequeña, ese filtro deja de ser conservador y pasa a ser sesgado: descarta observaciones útiles mucho más a menudo de lo que retiene observaciones inservibles.</w:t>
       </w:r>
     </w:p>
     <w:p>
@@ -90,7 +90,7 @@
           <w:sz w:val="22"/>
           <w:szCs w:val="22"/>
         </w:rPr>
-        <w:t xml:space="preserve">Este trabajo cuantifica ese sesgo sobre una cohorte de 323 parcelas agrícolas reales de 23 países, obtenidas de un conjunto público de límites parcelarios, y sobre 5.143 pares de parcela y adquisición medidos entre 2023 y 2024. Para cada par se compara el valor declarado por la tesela con la fracción de la parcela que la banda de clasificación de escena marca como inservible. Con el filtro de referencia, la exhaustividad es de 0,449 (IC 95 %: 0,420–0,480): el filtro conserva menos de la mitad de las observaciones que de verdad servían sobre la parcela. La asimetría entre errores es de 48,5 falsos negativos por cada falso positivo, y empeora al endurecer el filtro, hasta 99,7 cuando se exige menos del 5 % de nubosidad declarada. El usuario más cuidadoso es el más perjudicado.</w:t>
+        <w:t xml:space="preserve">Este trabajo cuantifica ese sesgo sobre una cohorte de 323 parcelas agrícolas reales de 23 países, obtenidas de un conjunto público de límites parcelarios, y sobre 3.265 pares de parcela y adquisición evaluados, de 5.143 medidos, entre 2023 y 2024. Para cada par se compara el valor declarado por la tesela con la fracción de la parcela que la banda de clasificación de escena marca como inservible. Con el filtro de referencia, la exhaustividad es de 0,449: el filtro conserva menos de la mitad de las observaciones utilizables sobre la parcela. Las filas no son independientes, de modo que el intervalo se obtiene por bootstrap de conglomerados: [0,417, 0,482] agrupando por parcela y [0,367, 0,526] agrupando por fecha. La razón entre el error de omisión y el de comisión es de cerca de 50 a 1, con intervalo [28, 114], y empeora al endurecer el filtro. El usuario más cuidadoso es el peor servido.</w:t>
       </w:r>
     </w:p>
     <w:p>
@@ -116,7 +116,7 @@
           <w:sz w:val="22"/>
           <w:szCs w:val="22"/>
         </w:rPr>
-        <w:t xml:space="preserve">El daño no se reparte por igual. Ajustando por la nubosidad que declara la tesela, por cada factor diez de reducción de la superficie de la parcela la probabilidad de que una adquisición descartada estuviera en realidad despejada se multiplica por 1,45 (razón de probabilidades 0,690 por factor diez de aumento; IC 95 %: 0,508-0,938). Ninguna recombinación de los porcentajes que el propio catálogo entrega corrige el problema: la mejor alternativa gratuita alcanza un área bajo la curva de 0,941 frente a 0,939 de la referencia. La recomendación es usar el metadato solo como criba grosera y resolver cada superviviente con la fracción recortada al polígono, que cuesta 40 ms por adquisición.</w:t>
+        <w:t xml:space="preserve">No se encuentra una dependencia resuelta del tamaño de la parcela: con errores agrupados la razón de momios por factor diez de superficie es 0,690 con intervalo [0,480, 0,993], que roza la unidad, y desaparece al restringir el ajuste a parcelas de cuatro hectáreas o más (0,789; [0,388, 1,605]). La señal aparente se concentra donde la referencia es menos fiable y no puede separarse de ese artefacto. Ninguna recombinación de los porcentajes que el propio catálogo entrega corrige el problema: la mejor alternativa gratuita alcanza un área bajo la curva de 0,941 frente a 0,939 de la referencia. La recomendación es usar el metadato solo como criba grosera y resolver cada superviviente con la fracción recortada al polígono, que cuesta 40 ms por adquisición.</w:t>
       </w:r>
     </w:p>
     <w:p>
@@ -168,7 +168,7 @@
           <w:sz w:val="22"/>
           <w:szCs w:val="22"/>
         </w:rPr>
-        <w:t xml:space="preserve">Public Sentinel-2 catalogues publish a single cloud value per product, eo:cloud_cover, computed over the full 110 × 110 km tile. That value is the criterion most access portals and client libraries use to decide which images are downloaded. When the decision unit is not the tile but an agricultural field, four orders of magnitude smaller, the filter stops being conservative and becomes biased: it discards usable observations far more often than it retains unusable ones.</w:t>
+        <w:t xml:space="preserve">Public Sentinel-2 catalogues publish a single cloud value per product, eo:cloud_cover, computed over the full 110 × 110 km tile. That value is the criterion most access portals and client libraries use to decide which images are downloaded. When the decision unit is not the tile but an agricultural parcel, five to six orders of magnitude smaller, the filter stops being conservative and becomes biased: it discards usable observations far more often than it retains unusable ones.</w:t>
       </w:r>
     </w:p>
     <w:p>
@@ -183,7 +183,7 @@
           <w:sz w:val="22"/>
           <w:szCs w:val="22"/>
         </w:rPr>
-        <w:t xml:space="preserve">This work quantifies that bias over a cohort of 323 real agricultural parcels from 23 countries, drawn from a public field-boundary dataset, and over 5,143 measured parcel-acquisition pairs between 2023 and 2024. For each pair, the value declared by the tile is compared with the fraction of the parcel flagged as unusable by the scene classification band. Under the reference filter, recall is 0.449 (95 % CI: 0.420–0.480): the filter keeps fewer than half of the acquisitions that were genuinely usable over the parcel. The asymmetry between error types is 48.5 false negatives per false positive, and it worsens as the filter is tightened, reaching 99.7 when less than 5 % declared cloud is required. The most careful user is the worst served.</w:t>
+        <w:t xml:space="preserve">This work quantifies that bias over a cohort of 323 real agricultural parcels from 23 countries, drawn from a public field-boundary dataset, and over 3,265 evaluated parcel-acquisition pairs, out of 5,143 measured, between 2023 and 2024. For each pair, the value declared by the tile is compared with the fraction of the parcel flagged as unusable by the scene classification band. Under the reference filter, recall is 0.449: the filter keeps fewer than half of the usable acquisitions over the parcel. Rows are not independent, so intervals come from a cluster bootstrap: [0.417, 0.482] by parcel and [0.367, 0.526] by date. The ratio of omission to commission error is close to 50 to 1, with interval [28, 114], and it worsens as the filter is tightened. The most careful user is the worst served.</w:t>
       </w:r>
     </w:p>
     <w:p>
@@ -213,7 +213,7 @@
           <w:sz w:val="22"/>
           <w:szCs w:val="22"/>
         </w:rPr>
-        <w:t xml:space="preserve">The harm is not evenly spread. Adjusting for the cloud the tile declares, each tenfold reduction in parcel area multiplies by 1.45 the odds that a discarded acquisition was in fact clear over the parcel (odds ratio 0.690 per tenfold increase; 95 % CI: 0.508-0.938). No recombination of the percentages the catalogue already returns fixes the problem: the best free alternative reaches an area under the curve of 0.941 against 0.939 for the baseline. The recommendation is to use the metadata only as a coarse sieve and settle each survivor with the polygon-clipped fraction, at 40 ms per acquisition.</w:t>
+        <w:t xml:space="preserve">No resolved dependence on parcel size is found: with clustered errors the odds ratio per tenfold area is 0.690 with interval [0.480, 0.993], grazing unity, and it vanishes when the fit is restricted to parcels of four hectares or more (0.789; [0.388, 1.605]). The apparent signal sits where the reference is least reliable and cannot be separated from that artefact. No recombination of the percentages the catalogue already returns fixes the problem: the best free alternative reaches an area under the curve of 0.941 against 0.939 for the baseline. The recommendation is to use the metadata only as a coarse sieve and settle each survivor with the polygon-clipped fraction, at 40 ms per acquisition.</w:t>
       </w:r>
     </w:p>
     <w:p>
@@ -748,7 +748,7 @@
           <w:sz w:val="24"/>
           <w:szCs w:val="24"/>
         </w:rPr>
-        <w:t xml:space="preserve">4.3. Dependencia del tamaño de la parcela, ajustada por el cielo</w:t>
+        <w:t xml:space="preserve">4.3. La dependencia del tamaño: lo que la cohorte no permite afirmar</w:t>
       </w:r>
     </w:p>
     <w:p>
@@ -761,7 +761,7 @@
           <w:sz w:val="22"/>
           <w:szCs w:val="22"/>
         </w:rPr>
-        <w:t xml:space="preserve">La tabla por tramos muestra la exhaustividad creciendo con el tamaño entre 1 y 100 ha, de 0,429 a 0,520, y cayendo a 0,273 en el tramo de 100 a 500 ha (Tabla 3). Ese último punto corresponde a una sola parcela situada en trópico húmedo, de modo que tamaño y clima quedan confundidos y una línea de tendencia trazada sobre esos puntos no sería evidencia de nada.</w:t>
+        <w:t xml:space="preserve">La tabla por tramos muestra la exhaustividad creciendo con el tamaño entre 1 y 100 ha, de 0,429 a 0,520, y cayendo a 0,273 en el tramo de 100 a 500 ha, que contiene una sola parcela en trópico húmedo (Tabla 3). Tamaño y clima quedan confundidos, de modo que esa tendencia no es evidencia.</w:t>
       </w:r>
     </w:p>
     <w:p>
@@ -774,7 +774,7 @@
           <w:sz w:val="22"/>
           <w:szCs w:val="22"/>
         </w:rPr>
-        <w:t xml:space="preserve">La pregunta se plantea entonces de forma directa sobre el subconjunto que le corresponde: entre las adquisiciones que el filtro descarta, ¿depende del tamaño de la parcela la probabilidad de que estuviera despejada de verdad, manteniendo constante la nubosidad declarada por la tesela? Se ajusta una regresión logística sobre las 2.778 filas rechazadas, de las que 582 (21,0 %) son falsos negativos, con la nubosidad de la tesela y el logaritmo decimal de la superficie como predictores, ambos centrados (Tabla 6).</w:t>
+        <w:t xml:space="preserve">La pregunta se plantea entonces sobre el subconjunto que le corresponde: entre las adquisiciones que el filtro descarta, ¿depende del tamaño de la parcela la probabilidad de que estuviera despejada de verdad, con la nubosidad declarada mantenida constante? Se ajusta una regresión logística sobre las 2.778 filas rechazadas, procedentes de 206 parcelas, de las que 582 (21,0 %) son falsos negativos.</w:t>
       </w:r>
     </w:p>
     <w:p>
@@ -787,7 +787,7 @@
           <w:sz w:val="22"/>
           <w:szCs w:val="22"/>
         </w:rPr>
-        <w:t xml:space="preserve">La razón de probabilidades por cada factor diez de superficie es 0,690, con intervalo de confianza del 95 % [0,508, 0,938] y p = 0,018. Manteniendo el cielo constante, cuanto más pequeña es la parcela mayor es la probabilidad de que una adquisición descartada estuviera en realidad despejada sobre ella. Es la dirección que predice el desajuste de soporte, y el intervalo excluye la unidad.</w:t>
+        <w:t xml:space="preserve">Los errores estándar no pueden calcularse suponiendo independencia, y ese punto decide el resultado. Cada parcela aporta hasta dieciséis adquisiciones que comparten cielo, tesela y geometría y, sobre todo, la superficie es constante dentro de la parcela, que es el caso en el que los errores ingenuos más subestiman la incertidumbre. Se reportan por tanto ambos (Tabla 6). Con errores agrupados por parcela mediante estimador sándwich, la razón de momios por cada factor diez de superficie es 0,690 con intervalo [0,480, 0,993], frente al [0,508, 0,938] del cálculo ingenuo: el efecto sobrevive por muy poco, y p pasa de 0,018 a 0,046.</w:t>
       </w:r>
     </w:p>
     <w:p>
@@ -800,7 +800,33 @@
           <w:sz w:val="22"/>
           <w:szCs w:val="22"/>
         </w:rPr>
-        <w:t xml:space="preserve">Sobre el conjunto completo de 3.265 filas legibles, el mismo tipo de modelo indica además que a igualdad de nubosidad declarada una parcela mayor es menos probable que esté enteramente despejada (razón de probabilidades 0,686; IC 95 % [0,509, 0,925]). Geométricamente es lo esperable, puesto que más superficie ofrece más oportunidad de encontrarse una nube, y explica por qué la tabla por tramos, que no ajusta por el cielo, resulta un instrumento demasiado grueso para esta pregunta. El término de interacción entre nubosidad y tamaño no es distinguible de cero (p = 0,15), de modo que no se afirma que la forma de la relación cambie con el tamaño, solo su nivel.</w:t>
+        <w:t xml:space="preserve">Y no sobrevive al control que hay que hacerle. Existe un mecanismo que produciría el mismo signo sin ningún desajuste de soporte: la fracción de referencia se estima sobre un número finito de píxeles y luego se binariza en U, de modo que su varianza de muestreo crece al encoger la parcela. Repitiendo el ajuste solo sobre parcelas de cien píxeles o más (cuatro hectáreas), quedan 1.101 filas de 82 parcelas y el término de superficie da 0,789 con intervalo [0,388, 1,605] y p = 0,51: deja de excluir la unidad.</w:t>
+      </w:r>
+    </w:p>
+    <w:p>
+      <w:pPr>
+        <w:spacing w:after="160" w:line="276"/>
+        <w:jc w:val="both"/>
+      </w:pPr>
+      <w:r>
+        <w:rPr>
+          <w:sz w:val="22"/>
+          <w:szCs w:val="22"/>
+        </w:rPr>
+        <w:t xml:space="preserve">La lectura honesta es que esta cohorte no permite afirmar que el sesgo dependa del tamaño de la parcela. La señal aparente se concentra en las parcelas más pequeñas, que son justamente aquellas en las que la referencia es menos fiable, y con estos datos no puede separarse del artefacto de medición. El control tiene menos potencia (82 parcelas frente a 206), de modo que tampoco se afirma lo contrario: se afirma que no está resuelto.</w:t>
+      </w:r>
+    </w:p>
+    <w:p>
+      <w:pPr>
+        <w:spacing w:after="160" w:line="276"/>
+        <w:jc w:val="both"/>
+      </w:pPr>
+      <w:r>
+        <w:rPr>
+          <w:sz w:val="22"/>
+          <w:szCs w:val="22"/>
+        </w:rPr>
+        <w:t xml:space="preserve">Lo que sí queda establecido, y no depende de esta cuestión, es que a igualdad de nubosidad declarada una parcela mayor es menos probable que esté enteramente despejada (razón de momios 0,686 sobre las 3.265 filas). Es una consecuencia geométrica esperable, y conviene enunciarla porque es el modelo nulo contra el que debe leerse cualquier efecto de tamaño en este tipo de análisis.</w:t>
       </w:r>
     </w:p>
     <w:p>
@@ -8455,7 +8481,7 @@
           <w:sz w:val="19"/>
           <w:szCs w:val="19"/>
         </w:rPr>
-        <w:t xml:space="preserve">Tabla 6. Regresión logística sobre las 2.778 adquisiciones que el filtro descarta. Respuesta: la parcela estaba despejada de verdad, es decir, la adquisición era un falso negativo. Predictores centrados. Ajuste por mínimos cuadrados reponderados iterativamente.</w:t>
+        <w:t xml:space="preserve">Tabla 6. Regresión logística sobre las 2.778 adquisiciones que el filtro descarta, procedentes de 206 parcelas. Respuesta: la parcela estaba despejada, es decir, la adquisición era un falso negativo. Predictores centrados. Se reportan los errores estándar ingenuos y los agrupados por parcela mediante estimador sándwich con corrección de muestra pequeña.</w:t>
       </w:r>
     </w:p>
     <w:tbl>
@@ -8471,12 +8497,13 @@
         </w:tblBorders>
       </w:tblPr>
       <w:tblGrid>
-        <w:gridCol w:w="2400"/>
+        <w:gridCol w:w="2100"/>
+        <w:gridCol w:w="900"/>
         <w:gridCol w:w="1150"/>
-        <w:gridCol w:w="1050"/>
-        <w:gridCol w:w="950"/>
-        <w:gridCol w:w="1050"/>
-        <w:gridCol w:w="2426"/>
+        <w:gridCol w:w="1200"/>
+        <w:gridCol w:w="800"/>
+        <w:gridCol w:w="900"/>
+        <w:gridCol w:w="1976"/>
       </w:tblGrid>
       <w:tr>
         <w:trPr>
@@ -8484,7 +8511,7 @@
         </w:trPr>
         <w:tc>
           <w:tcPr>
-            <w:tcW w:type="dxa" w:w="2400"/>
+            <w:tcW w:type="dxa" w:w="2100"/>
             <w:shd w:fill="F2F4F1" w:val="clear"/>
             <w:tcMar>
               <w:top w:type="dxa" w:w="60"/>
@@ -8511,6 +8538,33 @@
         </w:tc>
         <w:tc>
           <w:tcPr>
+            <w:tcW w:type="dxa" w:w="900"/>
+            <w:shd w:fill="F2F4F1" w:val="clear"/>
+            <w:tcMar>
+              <w:top w:type="dxa" w:w="60"/>
+              <w:left w:type="dxa" w:w="100"/>
+              <w:bottom w:type="dxa" w:w="60"/>
+              <w:right w:type="dxa" w:w="100"/>
+            </w:tcMar>
+          </w:tcPr>
+          <w:p>
+            <w:pPr>
+              <w:spacing w:after="0" w:line="240"/>
+              <w:jc w:val="right"/>
+            </w:pPr>
+            <w:r>
+              <w:rPr>
+                <w:b/>
+                <w:bCs/>
+                <w:sz w:val="19"/>
+                <w:szCs w:val="19"/>
+              </w:rPr>
+              <w:t xml:space="preserve">Coef.</w:t>
+            </w:r>
+          </w:p>
+        </w:tc>
+        <w:tc>
+          <w:tcPr>
             <w:tcW w:type="dxa" w:w="1150"/>
             <w:shd w:fill="F2F4F1" w:val="clear"/>
             <w:tcMar>
@@ -8532,13 +8586,13 @@
                 <w:sz w:val="19"/>
                 <w:szCs w:val="19"/>
               </w:rPr>
-              <w:t xml:space="preserve">Coef.</w:t>
-            </w:r>
-          </w:p>
-        </w:tc>
-        <w:tc>
-          <w:tcPr>
-            <w:tcW w:type="dxa" w:w="1050"/>
+              <w:t xml:space="preserve">e.e. ingenuo</w:t>
+            </w:r>
+          </w:p>
+        </w:tc>
+        <w:tc>
+          <w:tcPr>
+            <w:tcW w:type="dxa" w:w="1200"/>
             <w:shd w:fill="F2F4F1" w:val="clear"/>
             <w:tcMar>
               <w:top w:type="dxa" w:w="60"/>
@@ -8559,13 +8613,13 @@
                 <w:sz w:val="19"/>
                 <w:szCs w:val="19"/>
               </w:rPr>
-              <w:t xml:space="preserve">e.e.</w:t>
-            </w:r>
-          </w:p>
-        </w:tc>
-        <w:tc>
-          <w:tcPr>
-            <w:tcW w:type="dxa" w:w="950"/>
+              <w:t xml:space="preserve">e.e. agrupado</w:t>
+            </w:r>
+          </w:p>
+        </w:tc>
+        <w:tc>
+          <w:tcPr>
+            <w:tcW w:type="dxa" w:w="800"/>
             <w:shd w:fill="F2F4F1" w:val="clear"/>
             <w:tcMar>
               <w:top w:type="dxa" w:w="60"/>
@@ -8592,7 +8646,7 @@
         </w:tc>
         <w:tc>
           <w:tcPr>
-            <w:tcW w:type="dxa" w:w="1050"/>
+            <w:tcW w:type="dxa" w:w="900"/>
             <w:shd w:fill="F2F4F1" w:val="clear"/>
             <w:tcMar>
               <w:top w:type="dxa" w:w="60"/>
@@ -8619,7 +8673,7 @@
         </w:tc>
         <w:tc>
           <w:tcPr>
-            <w:tcW w:type="dxa" w:w="2426"/>
+            <w:tcW w:type="dxa" w:w="1976"/>
             <w:shd w:fill="F2F4F1" w:val="clear"/>
             <w:tcMar>
               <w:top w:type="dxa" w:w="60"/>
@@ -8640,7 +8694,7 @@
                 <w:sz w:val="19"/>
                 <w:szCs w:val="19"/>
               </w:rPr>
-              <w:t xml:space="preserve">IC 95 %</w:t>
+              <w:t xml:space="preserve">IC 95 % robusto</w:t>
             </w:r>
           </w:p>
         </w:tc>
@@ -8648,7 +8702,7 @@
       <w:tr>
         <w:tc>
           <w:tcPr>
-            <w:tcW w:type="dxa" w:w="2400"/>
+            <w:tcW w:type="dxa" w:w="2100"/>
             <w:tcMar>
               <w:top w:type="dxa" w:w="60"/>
               <w:left w:type="dxa" w:w="100"/>
@@ -8674,6 +8728,32 @@
         </w:tc>
         <w:tc>
           <w:tcPr>
+            <w:tcW w:type="dxa" w:w="900"/>
+            <w:tcMar>
+              <w:top w:type="dxa" w:w="60"/>
+              <w:left w:type="dxa" w:w="100"/>
+              <w:bottom w:type="dxa" w:w="60"/>
+              <w:right w:type="dxa" w:w="100"/>
+            </w:tcMar>
+          </w:tcPr>
+          <w:p>
+            <w:pPr>
+              <w:spacing w:after="0" w:line="240"/>
+              <w:jc w:val="right"/>
+            </w:pPr>
+            <w:r>
+              <w:rPr>
+                <w:b w:val="false"/>
+                <w:bCs w:val="false"/>
+                <w:sz w:val="19"/>
+                <w:szCs w:val="19"/>
+              </w:rPr>
+              <w:t xml:space="preserve">-1,980</w:t>
+            </w:r>
+          </w:p>
+        </w:tc>
+        <w:tc>
+          <w:tcPr>
             <w:tcW w:type="dxa" w:w="1150"/>
             <w:tcMar>
               <w:top w:type="dxa" w:w="60"/>
@@ -8694,65 +8774,65 @@
                 <w:sz w:val="19"/>
                 <w:szCs w:val="19"/>
               </w:rPr>
-              <w:t xml:space="preserve">-1,9797</w:t>
-            </w:r>
-          </w:p>
-        </w:tc>
-        <w:tc>
-          <w:tcPr>
-            <w:tcW w:type="dxa" w:w="1050"/>
-            <w:tcMar>
-              <w:top w:type="dxa" w:w="60"/>
-              <w:left w:type="dxa" w:w="100"/>
-              <w:bottom w:type="dxa" w:w="60"/>
-              <w:right w:type="dxa" w:w="100"/>
-            </w:tcMar>
-          </w:tcPr>
-          <w:p>
-            <w:pPr>
-              <w:spacing w:after="0" w:line="240"/>
-              <w:jc w:val="right"/>
-            </w:pPr>
-            <w:r>
-              <w:rPr>
-                <w:b w:val="false"/>
-                <w:bCs w:val="false"/>
-                <w:sz w:val="19"/>
-                <w:szCs w:val="19"/>
-              </w:rPr>
-              <w:t xml:space="preserve">0,0741</w:t>
-            </w:r>
-          </w:p>
-        </w:tc>
-        <w:tc>
-          <w:tcPr>
-            <w:tcW w:type="dxa" w:w="950"/>
-            <w:tcMar>
-              <w:top w:type="dxa" w:w="60"/>
-              <w:left w:type="dxa" w:w="100"/>
-              <w:bottom w:type="dxa" w:w="60"/>
-              <w:right w:type="dxa" w:w="100"/>
-            </w:tcMar>
-          </w:tcPr>
-          <w:p>
-            <w:pPr>
-              <w:spacing w:after="0" w:line="240"/>
-              <w:jc w:val="right"/>
-            </w:pPr>
-            <w:r>
-              <w:rPr>
-                <w:b w:val="false"/>
-                <w:bCs w:val="false"/>
-                <w:sz w:val="19"/>
-                <w:szCs w:val="19"/>
-              </w:rPr>
-              <w:t xml:space="preserve">-26,71</w:t>
-            </w:r>
-          </w:p>
-        </w:tc>
-        <w:tc>
-          <w:tcPr>
-            <w:tcW w:type="dxa" w:w="1050"/>
+              <w:t xml:space="preserve">0,074</w:t>
+            </w:r>
+          </w:p>
+        </w:tc>
+        <w:tc>
+          <w:tcPr>
+            <w:tcW w:type="dxa" w:w="1200"/>
+            <w:tcMar>
+              <w:top w:type="dxa" w:w="60"/>
+              <w:left w:type="dxa" w:w="100"/>
+              <w:bottom w:type="dxa" w:w="60"/>
+              <w:right w:type="dxa" w:w="100"/>
+            </w:tcMar>
+          </w:tcPr>
+          <w:p>
+            <w:pPr>
+              <w:spacing w:after="0" w:line="240"/>
+              <w:jc w:val="right"/>
+            </w:pPr>
+            <w:r>
+              <w:rPr>
+                <w:b w:val="false"/>
+                <w:bCs w:val="false"/>
+                <w:sz w:val="19"/>
+                <w:szCs w:val="19"/>
+              </w:rPr>
+              <w:t xml:space="preserve">0,070</w:t>
+            </w:r>
+          </w:p>
+        </w:tc>
+        <w:tc>
+          <w:tcPr>
+            <w:tcW w:type="dxa" w:w="800"/>
+            <w:tcMar>
+              <w:top w:type="dxa" w:w="60"/>
+              <w:left w:type="dxa" w:w="100"/>
+              <w:bottom w:type="dxa" w:w="60"/>
+              <w:right w:type="dxa" w:w="100"/>
+            </w:tcMar>
+          </w:tcPr>
+          <w:p>
+            <w:pPr>
+              <w:spacing w:after="0" w:line="240"/>
+              <w:jc w:val="right"/>
+            </w:pPr>
+            <w:r>
+              <w:rPr>
+                <w:b w:val="false"/>
+                <w:bCs w:val="false"/>
+                <w:sz w:val="19"/>
+                <w:szCs w:val="19"/>
+              </w:rPr>
+              <w:t xml:space="preserve">-28,19</w:t>
+            </w:r>
+          </w:p>
+        </w:tc>
+        <w:tc>
+          <w:tcPr>
+            <w:tcW w:type="dxa" w:w="900"/>
             <w:tcMar>
               <w:top w:type="dxa" w:w="60"/>
               <w:left w:type="dxa" w:w="100"/>
@@ -8778,27 +8858,27 @@
         </w:tc>
         <w:tc>
           <w:tcPr>
-            <w:tcW w:type="dxa" w:w="2426"/>
-            <w:tcMar>
-              <w:top w:type="dxa" w:w="60"/>
-              <w:left w:type="dxa" w:w="100"/>
-              <w:bottom w:type="dxa" w:w="60"/>
-              <w:right w:type="dxa" w:w="100"/>
-            </w:tcMar>
-          </w:tcPr>
-          <w:p>
-            <w:pPr>
-              <w:spacing w:after="0" w:line="240"/>
-              <w:jc w:val="right"/>
-            </w:pPr>
-            <w:r>
-              <w:rPr>
-                <w:b w:val="false"/>
-                <w:bCs w:val="false"/>
-                <w:sz w:val="19"/>
-                <w:szCs w:val="19"/>
-              </w:rPr>
-              <w:t xml:space="preserve">[-2,125, -1,834]</w:t>
+            <w:tcW w:type="dxa" w:w="1976"/>
+            <w:tcMar>
+              <w:top w:type="dxa" w:w="60"/>
+              <w:left w:type="dxa" w:w="100"/>
+              <w:bottom w:type="dxa" w:w="60"/>
+              <w:right w:type="dxa" w:w="100"/>
+            </w:tcMar>
+          </w:tcPr>
+          <w:p>
+            <w:pPr>
+              <w:spacing w:after="0" w:line="240"/>
+              <w:jc w:val="right"/>
+            </w:pPr>
+            <w:r>
+              <w:rPr>
+                <w:b w:val="false"/>
+                <w:bCs w:val="false"/>
+                <w:sz w:val="19"/>
+                <w:szCs w:val="19"/>
+              </w:rPr>
+              <w:t xml:space="preserve">[-2,117, -1,842]</w:t>
             </w:r>
           </w:p>
         </w:tc>
@@ -8806,7 +8886,7 @@
       <w:tr>
         <w:tc>
           <w:tcPr>
-            <w:tcW w:type="dxa" w:w="2400"/>
+            <w:tcW w:type="dxa" w:w="2100"/>
             <w:tcMar>
               <w:top w:type="dxa" w:w="60"/>
               <w:left w:type="dxa" w:w="100"/>
@@ -8832,6 +8912,32 @@
         </w:tc>
         <w:tc>
           <w:tcPr>
+            <w:tcW w:type="dxa" w:w="900"/>
+            <w:tcMar>
+              <w:top w:type="dxa" w:w="60"/>
+              <w:left w:type="dxa" w:w="100"/>
+              <w:bottom w:type="dxa" w:w="60"/>
+              <w:right w:type="dxa" w:w="100"/>
+            </w:tcMar>
+          </w:tcPr>
+          <w:p>
+            <w:pPr>
+              <w:spacing w:after="0" w:line="240"/>
+              <w:jc w:val="right"/>
+            </w:pPr>
+            <w:r>
+              <w:rPr>
+                <w:b w:val="false"/>
+                <w:bCs w:val="false"/>
+                <w:sz w:val="19"/>
+                <w:szCs w:val="19"/>
+              </w:rPr>
+              <w:t xml:space="preserve">-5,986</w:t>
+            </w:r>
+          </w:p>
+        </w:tc>
+        <w:tc>
+          <w:tcPr>
             <w:tcW w:type="dxa" w:w="1150"/>
             <w:tcMar>
               <w:top w:type="dxa" w:w="60"/>
@@ -8852,65 +8958,65 @@
                 <w:sz w:val="19"/>
                 <w:szCs w:val="19"/>
               </w:rPr>
-              <w:t xml:space="preserve">-5,9858</w:t>
-            </w:r>
-          </w:p>
-        </w:tc>
-        <w:tc>
-          <w:tcPr>
-            <w:tcW w:type="dxa" w:w="1050"/>
-            <w:tcMar>
-              <w:top w:type="dxa" w:w="60"/>
-              <w:left w:type="dxa" w:w="100"/>
-              <w:bottom w:type="dxa" w:w="60"/>
-              <w:right w:type="dxa" w:w="100"/>
-            </w:tcMar>
-          </w:tcPr>
-          <w:p>
-            <w:pPr>
-              <w:spacing w:after="0" w:line="240"/>
-              <w:jc w:val="right"/>
-            </w:pPr>
-            <w:r>
-              <w:rPr>
-                <w:b w:val="false"/>
-                <w:bCs w:val="false"/>
-                <w:sz w:val="19"/>
-                <w:szCs w:val="19"/>
-              </w:rPr>
-              <w:t xml:space="preserve">0,2348</w:t>
-            </w:r>
-          </w:p>
-        </w:tc>
-        <w:tc>
-          <w:tcPr>
-            <w:tcW w:type="dxa" w:w="950"/>
-            <w:tcMar>
-              <w:top w:type="dxa" w:w="60"/>
-              <w:left w:type="dxa" w:w="100"/>
-              <w:bottom w:type="dxa" w:w="60"/>
-              <w:right w:type="dxa" w:w="100"/>
-            </w:tcMar>
-          </w:tcPr>
-          <w:p>
-            <w:pPr>
-              <w:spacing w:after="0" w:line="240"/>
-              <w:jc w:val="right"/>
-            </w:pPr>
-            <w:r>
-              <w:rPr>
-                <w:b w:val="false"/>
-                <w:bCs w:val="false"/>
-                <w:sz w:val="19"/>
-                <w:szCs w:val="19"/>
-              </w:rPr>
-              <w:t xml:space="preserve">-25,49</w:t>
-            </w:r>
-          </w:p>
-        </w:tc>
-        <w:tc>
-          <w:tcPr>
-            <w:tcW w:type="dxa" w:w="1050"/>
+              <w:t xml:space="preserve">0,235</w:t>
+            </w:r>
+          </w:p>
+        </w:tc>
+        <w:tc>
+          <w:tcPr>
+            <w:tcW w:type="dxa" w:w="1200"/>
+            <w:tcMar>
+              <w:top w:type="dxa" w:w="60"/>
+              <w:left w:type="dxa" w:w="100"/>
+              <w:bottom w:type="dxa" w:w="60"/>
+              <w:right w:type="dxa" w:w="100"/>
+            </w:tcMar>
+          </w:tcPr>
+          <w:p>
+            <w:pPr>
+              <w:spacing w:after="0" w:line="240"/>
+              <w:jc w:val="right"/>
+            </w:pPr>
+            <w:r>
+              <w:rPr>
+                <w:b w:val="false"/>
+                <w:bCs w:val="false"/>
+                <w:sz w:val="19"/>
+                <w:szCs w:val="19"/>
+              </w:rPr>
+              <w:t xml:space="preserve">0,209</w:t>
+            </w:r>
+          </w:p>
+        </w:tc>
+        <w:tc>
+          <w:tcPr>
+            <w:tcW w:type="dxa" w:w="800"/>
+            <w:tcMar>
+              <w:top w:type="dxa" w:w="60"/>
+              <w:left w:type="dxa" w:w="100"/>
+              <w:bottom w:type="dxa" w:w="60"/>
+              <w:right w:type="dxa" w:w="100"/>
+            </w:tcMar>
+          </w:tcPr>
+          <w:p>
+            <w:pPr>
+              <w:spacing w:after="0" w:line="240"/>
+              <w:jc w:val="right"/>
+            </w:pPr>
+            <w:r>
+              <w:rPr>
+                <w:b w:val="false"/>
+                <w:bCs w:val="false"/>
+                <w:sz w:val="19"/>
+                <w:szCs w:val="19"/>
+              </w:rPr>
+              <w:t xml:space="preserve">-28,71</w:t>
+            </w:r>
+          </w:p>
+        </w:tc>
+        <w:tc>
+          <w:tcPr>
+            <w:tcW w:type="dxa" w:w="900"/>
             <w:tcMar>
               <w:top w:type="dxa" w:w="60"/>
               <w:left w:type="dxa" w:w="100"/>
@@ -8936,27 +9042,27 @@
         </w:tc>
         <w:tc>
           <w:tcPr>
-            <w:tcW w:type="dxa" w:w="2426"/>
-            <w:tcMar>
-              <w:top w:type="dxa" w:w="60"/>
-              <w:left w:type="dxa" w:w="100"/>
-              <w:bottom w:type="dxa" w:w="60"/>
-              <w:right w:type="dxa" w:w="100"/>
-            </w:tcMar>
-          </w:tcPr>
-          <w:p>
-            <w:pPr>
-              <w:spacing w:after="0" w:line="240"/>
-              <w:jc w:val="right"/>
-            </w:pPr>
-            <w:r>
-              <w:rPr>
-                <w:b w:val="false"/>
-                <w:bCs w:val="false"/>
-                <w:sz w:val="19"/>
-                <w:szCs w:val="19"/>
-              </w:rPr>
-              <w:t xml:space="preserve">[-6,446, -5,526]</w:t>
+            <w:tcW w:type="dxa" w:w="1976"/>
+            <w:tcMar>
+              <w:top w:type="dxa" w:w="60"/>
+              <w:left w:type="dxa" w:w="100"/>
+              <w:bottom w:type="dxa" w:w="60"/>
+              <w:right w:type="dxa" w:w="100"/>
+            </w:tcMar>
+          </w:tcPr>
+          <w:p>
+            <w:pPr>
+              <w:spacing w:after="0" w:line="240"/>
+              <w:jc w:val="right"/>
+            </w:pPr>
+            <w:r>
+              <w:rPr>
+                <w:b w:val="false"/>
+                <w:bCs w:val="false"/>
+                <w:sz w:val="19"/>
+                <w:szCs w:val="19"/>
+              </w:rPr>
+              <w:t xml:space="preserve">[-6,394, -5,577]</w:t>
             </w:r>
           </w:p>
         </w:tc>
@@ -8964,7 +9070,7 @@
       <w:tr>
         <w:tc>
           <w:tcPr>
-            <w:tcW w:type="dxa" w:w="2400"/>
+            <w:tcW w:type="dxa" w:w="2100"/>
             <w:tcMar>
               <w:top w:type="dxa" w:w="60"/>
               <w:left w:type="dxa" w:w="100"/>
@@ -8990,6 +9096,32 @@
         </w:tc>
         <w:tc>
           <w:tcPr>
+            <w:tcW w:type="dxa" w:w="900"/>
+            <w:tcMar>
+              <w:top w:type="dxa" w:w="60"/>
+              <w:left w:type="dxa" w:w="100"/>
+              <w:bottom w:type="dxa" w:w="60"/>
+              <w:right w:type="dxa" w:w="100"/>
+            </w:tcMar>
+          </w:tcPr>
+          <w:p>
+            <w:pPr>
+              <w:spacing w:after="0" w:line="240"/>
+              <w:jc w:val="right"/>
+            </w:pPr>
+            <w:r>
+              <w:rPr>
+                <w:b w:val="false"/>
+                <w:bCs w:val="false"/>
+                <w:sz w:val="19"/>
+                <w:szCs w:val="19"/>
+              </w:rPr>
+              <w:t xml:space="preserve">-0,371</w:t>
+            </w:r>
+          </w:p>
+        </w:tc>
+        <w:tc>
+          <w:tcPr>
             <w:tcW w:type="dxa" w:w="1150"/>
             <w:tcMar>
               <w:top w:type="dxa" w:w="60"/>
@@ -9010,111 +9142,111 @@
                 <w:sz w:val="19"/>
                 <w:szCs w:val="19"/>
               </w:rPr>
-              <w:t xml:space="preserve">-0,3709</w:t>
-            </w:r>
-          </w:p>
-        </w:tc>
-        <w:tc>
-          <w:tcPr>
-            <w:tcW w:type="dxa" w:w="1050"/>
-            <w:tcMar>
-              <w:top w:type="dxa" w:w="60"/>
-              <w:left w:type="dxa" w:w="100"/>
-              <w:bottom w:type="dxa" w:w="60"/>
-              <w:right w:type="dxa" w:w="100"/>
-            </w:tcMar>
-          </w:tcPr>
-          <w:p>
-            <w:pPr>
-              <w:spacing w:after="0" w:line="240"/>
-              <w:jc w:val="right"/>
-            </w:pPr>
-            <w:r>
-              <w:rPr>
-                <w:b w:val="false"/>
-                <w:bCs w:val="false"/>
-                <w:sz w:val="19"/>
-                <w:szCs w:val="19"/>
-              </w:rPr>
-              <w:t xml:space="preserve">0,1568</w:t>
-            </w:r>
-          </w:p>
-        </w:tc>
-        <w:tc>
-          <w:tcPr>
-            <w:tcW w:type="dxa" w:w="950"/>
-            <w:tcMar>
-              <w:top w:type="dxa" w:w="60"/>
-              <w:left w:type="dxa" w:w="100"/>
-              <w:bottom w:type="dxa" w:w="60"/>
-              <w:right w:type="dxa" w:w="100"/>
-            </w:tcMar>
-          </w:tcPr>
-          <w:p>
-            <w:pPr>
-              <w:spacing w:after="0" w:line="240"/>
-              <w:jc w:val="right"/>
-            </w:pPr>
-            <w:r>
-              <w:rPr>
-                <w:b w:val="false"/>
-                <w:bCs w:val="false"/>
-                <w:sz w:val="19"/>
-                <w:szCs w:val="19"/>
-              </w:rPr>
-              <w:t xml:space="preserve">-2,36</w:t>
-            </w:r>
-          </w:p>
-        </w:tc>
-        <w:tc>
-          <w:tcPr>
-            <w:tcW w:type="dxa" w:w="1050"/>
-            <w:tcMar>
-              <w:top w:type="dxa" w:w="60"/>
-              <w:left w:type="dxa" w:w="100"/>
-              <w:bottom w:type="dxa" w:w="60"/>
-              <w:right w:type="dxa" w:w="100"/>
-            </w:tcMar>
-          </w:tcPr>
-          <w:p>
-            <w:pPr>
-              <w:spacing w:after="0" w:line="240"/>
-              <w:jc w:val="right"/>
-            </w:pPr>
-            <w:r>
-              <w:rPr>
-                <w:b w:val="false"/>
-                <w:bCs w:val="false"/>
-                <w:sz w:val="19"/>
-                <w:szCs w:val="19"/>
-              </w:rPr>
-              <w:t xml:space="preserve">0,018</w:t>
-            </w:r>
-          </w:p>
-        </w:tc>
-        <w:tc>
-          <w:tcPr>
-            <w:tcW w:type="dxa" w:w="2426"/>
-            <w:tcMar>
-              <w:top w:type="dxa" w:w="60"/>
-              <w:left w:type="dxa" w:w="100"/>
-              <w:bottom w:type="dxa" w:w="60"/>
-              <w:right w:type="dxa" w:w="100"/>
-            </w:tcMar>
-          </w:tcPr>
-          <w:p>
-            <w:pPr>
-              <w:spacing w:after="0" w:line="240"/>
-              <w:jc w:val="right"/>
-            </w:pPr>
-            <w:r>
-              <w:rPr>
-                <w:b w:val="false"/>
-                <w:bCs w:val="false"/>
-                <w:sz w:val="19"/>
-                <w:szCs w:val="19"/>
-              </w:rPr>
-              <w:t xml:space="preserve">[-0,678, -0,064]</w:t>
+              <w:t xml:space="preserve">0,157</w:t>
+            </w:r>
+          </w:p>
+        </w:tc>
+        <w:tc>
+          <w:tcPr>
+            <w:tcW w:type="dxa" w:w="1200"/>
+            <w:tcMar>
+              <w:top w:type="dxa" w:w="60"/>
+              <w:left w:type="dxa" w:w="100"/>
+              <w:bottom w:type="dxa" w:w="60"/>
+              <w:right w:type="dxa" w:w="100"/>
+            </w:tcMar>
+          </w:tcPr>
+          <w:p>
+            <w:pPr>
+              <w:spacing w:after="0" w:line="240"/>
+              <w:jc w:val="right"/>
+            </w:pPr>
+            <w:r>
+              <w:rPr>
+                <w:b w:val="false"/>
+                <w:bCs w:val="false"/>
+                <w:sz w:val="19"/>
+                <w:szCs w:val="19"/>
+              </w:rPr>
+              <w:t xml:space="preserve">0,186</w:t>
+            </w:r>
+          </w:p>
+        </w:tc>
+        <w:tc>
+          <w:tcPr>
+            <w:tcW w:type="dxa" w:w="800"/>
+            <w:tcMar>
+              <w:top w:type="dxa" w:w="60"/>
+              <w:left w:type="dxa" w:w="100"/>
+              <w:bottom w:type="dxa" w:w="60"/>
+              <w:right w:type="dxa" w:w="100"/>
+            </w:tcMar>
+          </w:tcPr>
+          <w:p>
+            <w:pPr>
+              <w:spacing w:after="0" w:line="240"/>
+              <w:jc w:val="right"/>
+            </w:pPr>
+            <w:r>
+              <w:rPr>
+                <w:b w:val="false"/>
+                <w:bCs w:val="false"/>
+                <w:sz w:val="19"/>
+                <w:szCs w:val="19"/>
+              </w:rPr>
+              <w:t xml:space="preserve">-2,00</w:t>
+            </w:r>
+          </w:p>
+        </w:tc>
+        <w:tc>
+          <w:tcPr>
+            <w:tcW w:type="dxa" w:w="900"/>
+            <w:tcMar>
+              <w:top w:type="dxa" w:w="60"/>
+              <w:left w:type="dxa" w:w="100"/>
+              <w:bottom w:type="dxa" w:w="60"/>
+              <w:right w:type="dxa" w:w="100"/>
+            </w:tcMar>
+          </w:tcPr>
+          <w:p>
+            <w:pPr>
+              <w:spacing w:after="0" w:line="240"/>
+              <w:jc w:val="right"/>
+            </w:pPr>
+            <w:r>
+              <w:rPr>
+                <w:b w:val="false"/>
+                <w:bCs w:val="false"/>
+                <w:sz w:val="19"/>
+                <w:szCs w:val="19"/>
+              </w:rPr>
+              <w:t xml:space="preserve">0,046</w:t>
+            </w:r>
+          </w:p>
+        </w:tc>
+        <w:tc>
+          <w:tcPr>
+            <w:tcW w:type="dxa" w:w="1976"/>
+            <w:tcMar>
+              <w:top w:type="dxa" w:w="60"/>
+              <w:left w:type="dxa" w:w="100"/>
+              <w:bottom w:type="dxa" w:w="60"/>
+              <w:right w:type="dxa" w:w="100"/>
+            </w:tcMar>
+          </w:tcPr>
+          <w:p>
+            <w:pPr>
+              <w:spacing w:after="0" w:line="240"/>
+              <w:jc w:val="right"/>
+            </w:pPr>
+            <w:r>
+              <w:rPr>
+                <w:b w:val="false"/>
+                <w:bCs w:val="false"/>
+                <w:sz w:val="19"/>
+                <w:szCs w:val="19"/>
+              </w:rPr>
+              <w:t xml:space="preserve">[-0,734, -0,007]</w:t>
             </w:r>
           </w:p>
         </w:tc>
@@ -9130,7 +9262,7 @@
           <w:sz w:val="22"/>
           <w:szCs w:val="22"/>
         </w:rPr>
-        <w:t xml:space="preserve">Razón de probabilidades por cada factor diez de superficie: 0,690, IC 95 % [0,508, 0,938]. n = 2.778, de las cuales 582 (21,0 %) son falsos negativos.</w:t>
+        <w:t xml:space="preserve">Razón de momios por cada factor diez de superficie: 0,690, IC robusto [0,480, 0,993]. Restringiendo a parcelas de cien píxeles o más (1.101 filas, 82 parcelas): 0,789, IC [0,388, 1,605], p = 0,51.</w:t>
       </w:r>
     </w:p>
     <w:p>

--- a/docs/paper/manuscrito_RAET.docx
+++ b/docs/paper/manuscrito_RAET.docx
@@ -14,7 +14,7 @@
           <w:sz w:val="32"/>
           <w:szCs w:val="32"/>
         </w:rPr>
-        <w:t xml:space="preserve">Un filtro que descarta días buenos: sesgo del metadato de nubosidad de Sentinel-2 a escala de predio</w:t>
+        <w:t xml:space="preserve">El metadato de nubosidad de Sentinel-2 como filtro de consulta: pérdida de observaciones utilizables a escala de parcela</w:t>
       </w:r>
     </w:p>
     <w:p>
@@ -30,7 +30,7 @@
           <w:sz w:val="26"/>
           <w:szCs w:val="26"/>
         </w:rPr>
-        <w:t xml:space="preserve">A filter that discards good days: bias of the Sentinel-2 tile cloud metadata at field scale</w:t>
+        <w:t xml:space="preserve">Sentinel-2 scene-level cloud-cover metadata as a query filter: loss of usable observations at field scale</w:t>
       </w:r>
     </w:p>
     <w:p>
@@ -103,7 +103,7 @@
           <w:sz w:val="22"/>
           <w:szCs w:val="22"/>
         </w:rPr>
-        <w:t xml:space="preserve">Como resultado secundario se documenta y cuantifica un artefacto del propio archivo: la misma adquisición se sirve reprocesada bajo varias líneas base, cada copia declara una nubosidad distinta —hasta 52,10 puntos porcentuales de diferencia— y el instante de sensado difiere entre copias, de modo que deduplicar por fecha falla en silencio. La duplicación no es uniforme: alcanza el 53,8 % de los ítems en 2021 y cae por debajo del 3 % desde 2022.</w:t>
+        <w:t xml:space="preserve">Como resultado secundario se documenta y cuantifica un artefacto del propio archivo: la misma adquisición se sirve reprocesada bajo varias líneas base, cada copia declara una nubosidad distinta —hasta 52,10 puntos porcentuales de diferencia— y el instante de sensado difiere entre copias, de modo que deduplicar por fecha falla en silencio. La duplicación no es uniforme: alcanza el 52,3 % de los ítems en 2021, sobre 68.297 ítems de 23 países, y cae por debajo del 2 % desde 2022.</w:t>
       </w:r>
     </w:p>
     <w:p>
@@ -116,7 +116,7 @@
           <w:sz w:val="22"/>
           <w:szCs w:val="22"/>
         </w:rPr>
-        <w:t xml:space="preserve">No se encuentra una dependencia resuelta del tamaño de la parcela: con errores agrupados la razón de momios por factor diez de superficie es 0,690 con intervalo [0,480, 0,993], que roza la unidad, y desaparece al restringir el ajuste a parcelas de cuatro hectáreas o más (0,789; [0,388, 1,605]). La señal aparente se concentra donde la referencia es menos fiable y no puede separarse de ese artefacto. Ninguna recombinación de los porcentajes que el propio catálogo entrega corrige el problema: la mejor alternativa gratuita alcanza un área bajo la curva de 0,941 frente a 0,939 de la referencia. La recomendación es usar el metadato solo como criba grosera y resolver cada superviviente con la fracción recortada al polígono, que cuesta 40 ms por adquisición.</w:t>
+        <w:t xml:space="preserve">No se encuentra una dependencia resuelta del tamaño de la parcela: con errores agrupados la razón de momios por factor diez de superficie es 0,690 con intervalo [0,480, 0,993], que roza la unidad, y desaparece al restringir el ajuste a parcelas de cuatro hectáreas o más (0,789; [0,388, 1,605]). La señal aparente se concentra donde la referencia es menos fiable y no puede separarse de ese artefacto. Ninguna recombinación de los porcentajes que el propio catálogo entrega corrige el problema: la mejor alternativa gratuita alcanza un área bajo la curva de 0,941 frente a 0,939 de la referencia. La recomendación es usar el metadato solo como criba grosera y resolver cada superviviente con la fracción recortada al polígono, cuyo coste es de unos 480 ms de latencia por lectura y 40 ms por adquisición con doce hilos.</w:t>
       </w:r>
     </w:p>
     <w:p>
@@ -138,7 +138,7 @@
           <w:sz w:val="22"/>
           <w:szCs w:val="22"/>
         </w:rPr>
-        <w:t xml:space="preserve">Sentinel-2; nubosidad; metadatos; escala espacial; agricultura de precisión; calidad de datos; trópico.</w:t>
+        <w:t xml:space="preserve">Sentinel-2; nubosidad; metadatos de catálogo; cambio de soporte; escala espacial; agricultura de precisión; calidad de datos.</w:t>
       </w:r>
     </w:p>
     <w:p>
@@ -198,7 +198,7 @@
           <w:sz w:val="22"/>
           <w:szCs w:val="22"/>
         </w:rPr>
-        <w:t xml:space="preserve">As a secondary result, an artefact of the archive itself is documented and quantified: the same acquisition is served reprocessed under several baselines, each copy declaring a different cloud cover —up to 52.10 percentage points apart— and with differing sensing timestamps, so that deduplicating by date fails silently. Duplication is not uniform: it reaches 53.8 % of items in 2021 and falls below 3 % from 2022 onwards.</w:t>
+        <w:t xml:space="preserve">As a secondary result, an artefact of the archive itself is documented and quantified: the same acquisition is served reprocessed under several baselines, each copy declaring a different cloud cover —up to 52.10 percentage points apart— and with differing sensing timestamps, so that deduplicating by date fails silently. Duplication is not uniform: it reaches 52.3 % of items in 2021, across 68,297 items from 23 countries, and falls below 2 % from 2022 onwards.</w:t>
       </w:r>
     </w:p>
     <w:p>
@@ -213,7 +213,7 @@
           <w:sz w:val="22"/>
           <w:szCs w:val="22"/>
         </w:rPr>
-        <w:t xml:space="preserve">No resolved dependence on parcel size is found: with clustered errors the odds ratio per tenfold area is 0.690 with interval [0.480, 0.993], grazing unity, and it vanishes when the fit is restricted to parcels of four hectares or more (0.789; [0.388, 1.605]). The apparent signal sits where the reference is least reliable and cannot be separated from that artefact. No recombination of the percentages the catalogue already returns fixes the problem: the best free alternative reaches an area under the curve of 0.941 against 0.939 for the baseline. The recommendation is to use the metadata only as a coarse sieve and settle each survivor with the polygon-clipped fraction, at 40 ms per acquisition.</w:t>
+        <w:t xml:space="preserve">No resolved dependence on parcel size is found: with clustered errors the odds ratio per tenfold area is 0.690 with interval [0.480, 0.993], grazing unity, and it vanishes when the fit is restricted to parcels of four hectares or more (0.789; [0.388, 1.605]). The apparent signal sits where the reference is least reliable and cannot be separated from that artefact. No recombination of the percentages the catalogue already returns fixes the problem: the best free alternative reaches an area under the curve of 0.941 against 0.939 for the baseline. The recommendation is to use the metadata only as a coarse sieve and settle each survivor with the polygon-clipped fraction, at about 480 ms of latency per read and 40 ms per acquisition with twelve threads.</w:t>
       </w:r>
     </w:p>
     <w:p>
@@ -239,7 +239,7 @@
           <w:sz w:val="22"/>
           <w:szCs w:val="22"/>
         </w:rPr>
-        <w:t xml:space="preserve">Sentinel-2; cloud cover; metadata; spatial scale; precision agriculture; data quality; tropics.</w:t>
+        <w:t xml:space="preserve">Sentinel-2; cloud cover; catalogue metadata; change of support; spatial scale; precision agriculture; data quality.</w:t>
       </w:r>
     </w:p>
     <w:p>
@@ -841,7 +841,7 @@
           <w:sz w:val="24"/>
           <w:szCs w:val="24"/>
         </w:rPr>
-        <w:t xml:space="preserve">4.4. Sensibilidad a los umbrales</w:t>
+        <w:t xml:space="preserve">4.4. Sensibilidad a los umbrales, corregida por azar</w:t>
       </w:r>
     </w:p>
     <w:p>
@@ -854,7 +854,46 @@
           <w:sz w:val="22"/>
           <w:szCs w:val="22"/>
         </w:rPr>
-        <w:t xml:space="preserve">La asimetría no es un artefacto del par de umbrales elegido (Tabla 4). Se conserva en toda la rejilla y solo se invierte cuando el filtro se afloja hasta el 50 %, que equivale a no filtrar. El patrón relevante es el contrario del que cabría esperar: cuanto más estricto es el filtro, peor es el sesgo. Al 5 % de nubosidad declarada la asimetría alcanza 99,7 y la exhaustividad baja a 0,340. El usuario que exige imágenes limpias es el peor servido.</w:t>
+        <w:t xml:space="preserve">La asimetria no es un artefacto del par de umbrales elegido: se conserva en toda la rejilla (Tabla 4). Pero afirmar sin mas que cuanto mas estricto es el filtro peor es el sesgo seria tramposo, porque parte de ese movimiento es aritmetica forzosa: bajar el umbral retiene menos adquisiciones, las utilizables incluidas, de modo que la exhaustividad tiene que caer y la razon tiene que moverse. La afirmacion solo vale contra lo que haria un filtro que no supiera nada.</w:t>
+      </w:r>
+    </w:p>
+    <w:p>
+      <w:pPr>
+        <w:spacing w:after="160" w:line="276"/>
+        <w:jc w:val="both"/>
+      </w:pPr>
+      <w:r>
+        <w:rPr>
+          <w:sz w:val="22"/>
+          <w:szCs w:val="22"/>
+        </w:rPr>
+        <w:t xml:space="preserve">Se compara por tanto cada punto de operacion con un filtro aleatorio que retenga el mismo numero de adquisiciones. Si se conservan k de N y P son utilizables, el azar produce por si solo una omision esperada de P(1 - k/N) y una comision esperada de (N - P)(k/N). El cociente entre la asimetria observada y esa esperanza es la parte que no es aritmetica (Tabla 4, Figura 1).</w:t>
+      </w:r>
+    </w:p>
+    <w:p>
+      <w:pPr>
+        <w:spacing w:after="160" w:line="276"/>
+        <w:jc w:val="both"/>
+      </w:pPr>
+      <w:r>
+        <w:rPr>
+          <w:sz w:val="22"/>
+          <w:szCs w:val="22"/>
+        </w:rPr>
+        <w:t xml:space="preserve">El cociente crece de forma monotona al endurecer el filtro, de 0,1 con umbral del 90 % a 78,1 con umbral del 2 %. La afirmacion sobrevive a la correccion y se hace mas fuerte: con un umbral del 2 %, el filtro por metadato de tesela desequilibra sus errores setenta y ocho veces mas que un filtro aleatorio que conservara el mismo numero de escenas. El usuario que exige imagenes limpias no solo obtiene menos observaciones, sino una seleccion desproporcionadamente peor de lo que explicaria el propio umbral.</w:t>
+      </w:r>
+    </w:p>
+    <w:p>
+      <w:pPr>
+        <w:spacing w:after="160" w:line="276"/>
+        <w:jc w:val="both"/>
+      </w:pPr>
+      <w:r>
+        <w:rPr>
+          <w:sz w:val="22"/>
+          <w:szCs w:val="22"/>
+        </w:rPr>
+        <w:t xml:space="preserve">Merece nota el otro extremo. A partir del 50 % el cociente baja de la unidad, es decir que ahi el filtro se comporta peor que el azar. No es una paradoja: en ese regimen conserva casi todo, de modo que su capacidad de discriminar ya no interviene.</w:t>
       </w:r>
     </w:p>
     <w:p>
@@ -5811,7 +5850,7 @@
           <w:sz w:val="19"/>
           <w:szCs w:val="19"/>
         </w:rPr>
-        <w:t xml:space="preserve">Tabla 4. Sensibilidad a los dos umbrales. T es el filtro sobre la nubosidad declarada por la tesela; U, el límite de superficie inservible bajo el que la parcela se considera utilizable.</w:t>
+        <w:t xml:space="preserve">Tabla 4. Sensibilidad al umbral del filtro, con correccion por azar. La columna «azar» es lo que produciria un filtro aleatorio que conservase el mismo numero de adquisiciones; el cociente es la razon entre la asimetria observada y esa esperanza. n = 3.265 filas evaluables, 1.057 utilizables.</w:t>
       </w:r>
     </w:p>
     <w:tbl>
@@ -5827,12 +5866,15 @@
         </w:tblBorders>
       </w:tblPr>
       <w:tblGrid>
-        <w:gridCol w:w="1200"/>
-        <w:gridCol w:w="1200"/>
-        <w:gridCol w:w="1350"/>
-        <w:gridCol w:w="1350"/>
-        <w:gridCol w:w="2000"/>
-        <w:gridCol w:w="1926"/>
+        <w:gridCol w:w="900"/>
+        <w:gridCol w:w="1050"/>
+        <w:gridCol w:w="1000"/>
+        <w:gridCol w:w="1050"/>
+        <w:gridCol w:w="950"/>
+        <w:gridCol w:w="850"/>
+        <w:gridCol w:w="1100"/>
+        <w:gridCol w:w="850"/>
+        <w:gridCol w:w="1276"/>
       </w:tblGrid>
       <w:tr>
         <w:trPr>
@@ -5840,7 +5882,7 @@
         </w:trPr>
         <w:tc>
           <w:tcPr>
-            <w:tcW w:type="dxa" w:w="1200"/>
+            <w:tcW w:type="dxa" w:w="900"/>
             <w:shd w:fill="F2F4F1" w:val="clear"/>
             <w:tcMar>
               <w:top w:type="dxa" w:w="60"/>
@@ -5861,13 +5903,13 @@
                 <w:sz w:val="19"/>
                 <w:szCs w:val="19"/>
               </w:rPr>
-              <w:t xml:space="preserve">T</w:t>
-            </w:r>
-          </w:p>
-        </w:tc>
-        <w:tc>
-          <w:tcPr>
-            <w:tcW w:type="dxa" w:w="1200"/>
+              <w:t xml:space="preserve">Umbral</w:t>
+            </w:r>
+          </w:p>
+        </w:tc>
+        <w:tc>
+          <w:tcPr>
+            <w:tcW w:type="dxa" w:w="1050"/>
             <w:shd w:fill="F2F4F1" w:val="clear"/>
             <w:tcMar>
               <w:top w:type="dxa" w:w="60"/>
@@ -5888,13 +5930,13 @@
                 <w:sz w:val="19"/>
                 <w:szCs w:val="19"/>
               </w:rPr>
-              <w:t xml:space="preserve">U</w:t>
-            </w:r>
-          </w:p>
-        </w:tc>
-        <w:tc>
-          <w:tcPr>
-            <w:tcW w:type="dxa" w:w="1350"/>
+              <w:t xml:space="preserve">Conserva</w:t>
+            </w:r>
+          </w:p>
+        </w:tc>
+        <w:tc>
+          <w:tcPr>
+            <w:tcW w:type="dxa" w:w="1000"/>
             <w:shd w:fill="F2F4F1" w:val="clear"/>
             <w:tcMar>
               <w:top w:type="dxa" w:w="60"/>
@@ -5915,13 +5957,13 @@
                 <w:sz w:val="19"/>
                 <w:szCs w:val="19"/>
               </w:rPr>
-              <w:t xml:space="preserve">FN</w:t>
-            </w:r>
-          </w:p>
-        </w:tc>
-        <w:tc>
-          <w:tcPr>
-            <w:tcW w:type="dxa" w:w="1350"/>
+              <w:t xml:space="preserve">Omision</w:t>
+            </w:r>
+          </w:p>
+        </w:tc>
+        <w:tc>
+          <w:tcPr>
+            <w:tcW w:type="dxa" w:w="1050"/>
             <w:shd w:fill="F2F4F1" w:val="clear"/>
             <w:tcMar>
               <w:top w:type="dxa" w:w="60"/>
@@ -5942,13 +5984,13 @@
                 <w:sz w:val="19"/>
                 <w:szCs w:val="19"/>
               </w:rPr>
-              <w:t xml:space="preserve">FP</w:t>
-            </w:r>
-          </w:p>
-        </w:tc>
-        <w:tc>
-          <w:tcPr>
-            <w:tcW w:type="dxa" w:w="2000"/>
+              <w:t xml:space="preserve">Comision</w:t>
+            </w:r>
+          </w:p>
+        </w:tc>
+        <w:tc>
+          <w:tcPr>
+            <w:tcW w:type="dxa" w:w="950"/>
             <w:shd w:fill="F2F4F1" w:val="clear"/>
             <w:tcMar>
               <w:top w:type="dxa" w:w="60"/>
@@ -5969,13 +6011,13 @@
                 <w:sz w:val="19"/>
                 <w:szCs w:val="19"/>
               </w:rPr>
-              <w:t xml:space="preserve">Exhaustividad</w:t>
-            </w:r>
-          </w:p>
-        </w:tc>
-        <w:tc>
-          <w:tcPr>
-            <w:tcW w:type="dxa" w:w="1926"/>
+              <w:t xml:space="preserve">Exhaust.</w:t>
+            </w:r>
+          </w:p>
+        </w:tc>
+        <w:tc>
+          <w:tcPr>
+            <w:tcW w:type="dxa" w:w="850"/>
             <w:shd w:fill="F2F4F1" w:val="clear"/>
             <w:tcMar>
               <w:top w:type="dxa" w:w="60"/>
@@ -5996,7 +6038,88 @@
                 <w:sz w:val="19"/>
                 <w:szCs w:val="19"/>
               </w:rPr>
-              <w:t xml:space="preserve">Asimetría</w:t>
+              <w:t xml:space="preserve">Azar</w:t>
+            </w:r>
+          </w:p>
+        </w:tc>
+        <w:tc>
+          <w:tcPr>
+            <w:tcW w:type="dxa" w:w="1100"/>
+            <w:shd w:fill="F2F4F1" w:val="clear"/>
+            <w:tcMar>
+              <w:top w:type="dxa" w:w="60"/>
+              <w:left w:type="dxa" w:w="100"/>
+              <w:bottom w:type="dxa" w:w="60"/>
+              <w:right w:type="dxa" w:w="100"/>
+            </w:tcMar>
+          </w:tcPr>
+          <w:p>
+            <w:pPr>
+              <w:spacing w:after="0" w:line="240"/>
+              <w:jc w:val="right"/>
+            </w:pPr>
+            <w:r>
+              <w:rPr>
+                <w:b/>
+                <w:bCs/>
+                <w:sz w:val="19"/>
+                <w:szCs w:val="19"/>
+              </w:rPr>
+              <w:t xml:space="preserve">Asimetria</w:t>
+            </w:r>
+          </w:p>
+        </w:tc>
+        <w:tc>
+          <w:tcPr>
+            <w:tcW w:type="dxa" w:w="850"/>
+            <w:shd w:fill="F2F4F1" w:val="clear"/>
+            <w:tcMar>
+              <w:top w:type="dxa" w:w="60"/>
+              <w:left w:type="dxa" w:w="100"/>
+              <w:bottom w:type="dxa" w:w="60"/>
+              <w:right w:type="dxa" w:w="100"/>
+            </w:tcMar>
+          </w:tcPr>
+          <w:p>
+            <w:pPr>
+              <w:spacing w:after="0" w:line="240"/>
+              <w:jc w:val="right"/>
+            </w:pPr>
+            <w:r>
+              <w:rPr>
+                <w:b/>
+                <w:bCs/>
+                <w:sz w:val="19"/>
+                <w:szCs w:val="19"/>
+              </w:rPr>
+              <w:t xml:space="preserve">Azar</w:t>
+            </w:r>
+          </w:p>
+        </w:tc>
+        <w:tc>
+          <w:tcPr>
+            <w:tcW w:type="dxa" w:w="1276"/>
+            <w:shd w:fill="F2F4F1" w:val="clear"/>
+            <w:tcMar>
+              <w:top w:type="dxa" w:w="60"/>
+              <w:left w:type="dxa" w:w="100"/>
+              <w:bottom w:type="dxa" w:w="60"/>
+              <w:right w:type="dxa" w:w="100"/>
+            </w:tcMar>
+          </w:tcPr>
+          <w:p>
+            <w:pPr>
+              <w:spacing w:after="0" w:line="240"/>
+              <w:jc w:val="right"/>
+            </w:pPr>
+            <w:r>
+              <w:rPr>
+                <w:b/>
+                <w:bCs/>
+                <w:sz w:val="19"/>
+                <w:szCs w:val="19"/>
+              </w:rPr>
+              <w:t xml:space="preserve">Cociente</w:t>
             </w:r>
           </w:p>
         </w:tc>
@@ -6004,7 +6127,7 @@
       <w:tr>
         <w:tc>
           <w:tcPr>
-            <w:tcW w:type="dxa" w:w="1200"/>
+            <w:tcW w:type="dxa" w:w="900"/>
             <w:tcMar>
               <w:top w:type="dxa" w:w="60"/>
               <w:left w:type="dxa" w:w="100"/>
@@ -6024,137 +6147,215 @@
                 <w:sz w:val="19"/>
                 <w:szCs w:val="19"/>
               </w:rPr>
-              <w:t xml:space="preserve">5 %</w:t>
-            </w:r>
-          </w:p>
-        </w:tc>
-        <w:tc>
-          <w:tcPr>
-            <w:tcW w:type="dxa" w:w="1200"/>
-            <w:tcMar>
-              <w:top w:type="dxa" w:w="60"/>
-              <w:left w:type="dxa" w:w="100"/>
-              <w:bottom w:type="dxa" w:w="60"/>
-              <w:right w:type="dxa" w:w="100"/>
-            </w:tcMar>
-          </w:tcPr>
-          <w:p>
-            <w:pPr>
-              <w:spacing w:after="0" w:line="240"/>
-              <w:jc w:val="right"/>
-            </w:pPr>
-            <w:r>
-              <w:rPr>
-                <w:b w:val="false"/>
-                <w:bCs w:val="false"/>
-                <w:sz w:val="19"/>
-                <w:szCs w:val="19"/>
-              </w:rPr>
-              <w:t xml:space="preserve">5 %</w:t>
-            </w:r>
-          </w:p>
-        </w:tc>
-        <w:tc>
-          <w:tcPr>
-            <w:tcW w:type="dxa" w:w="1350"/>
-            <w:tcMar>
-              <w:top w:type="dxa" w:w="60"/>
-              <w:left w:type="dxa" w:w="100"/>
-              <w:bottom w:type="dxa" w:w="60"/>
-              <w:right w:type="dxa" w:w="100"/>
-            </w:tcMar>
-          </w:tcPr>
-          <w:p>
-            <w:pPr>
-              <w:spacing w:after="0" w:line="240"/>
-              <w:jc w:val="right"/>
-            </w:pPr>
-            <w:r>
-              <w:rPr>
-                <w:b w:val="false"/>
-                <w:bCs w:val="false"/>
-                <w:sz w:val="19"/>
-                <w:szCs w:val="19"/>
-              </w:rPr>
-              <w:t xml:space="preserve">678</w:t>
-            </w:r>
-          </w:p>
-        </w:tc>
-        <w:tc>
-          <w:tcPr>
-            <w:tcW w:type="dxa" w:w="1350"/>
-            <w:tcMar>
-              <w:top w:type="dxa" w:w="60"/>
-              <w:left w:type="dxa" w:w="100"/>
-              <w:bottom w:type="dxa" w:w="60"/>
-              <w:right w:type="dxa" w:w="100"/>
-            </w:tcMar>
-          </w:tcPr>
-          <w:p>
-            <w:pPr>
-              <w:spacing w:after="0" w:line="240"/>
-              <w:jc w:val="right"/>
-            </w:pPr>
-            <w:r>
-              <w:rPr>
-                <w:b w:val="false"/>
-                <w:bCs w:val="false"/>
-                <w:sz w:val="19"/>
-                <w:szCs w:val="19"/>
-              </w:rPr>
-              <w:t xml:space="preserve">11</w:t>
-            </w:r>
-          </w:p>
-        </w:tc>
-        <w:tc>
-          <w:tcPr>
-            <w:tcW w:type="dxa" w:w="2000"/>
-            <w:tcMar>
-              <w:top w:type="dxa" w:w="60"/>
-              <w:left w:type="dxa" w:w="100"/>
-              <w:bottom w:type="dxa" w:w="60"/>
-              <w:right w:type="dxa" w:w="100"/>
-            </w:tcMar>
-          </w:tcPr>
-          <w:p>
-            <w:pPr>
-              <w:spacing w:after="0" w:line="240"/>
-              <w:jc w:val="right"/>
-            </w:pPr>
-            <w:r>
-              <w:rPr>
-                <w:b w:val="false"/>
-                <w:bCs w:val="false"/>
-                <w:sz w:val="19"/>
-                <w:szCs w:val="19"/>
-              </w:rPr>
-              <w:t xml:space="preserve">0,344</w:t>
-            </w:r>
-          </w:p>
-        </w:tc>
-        <w:tc>
-          <w:tcPr>
-            <w:tcW w:type="dxa" w:w="1926"/>
-            <w:tcMar>
-              <w:top w:type="dxa" w:w="60"/>
-              <w:left w:type="dxa" w:w="100"/>
-              <w:bottom w:type="dxa" w:w="60"/>
-              <w:right w:type="dxa" w:w="100"/>
-            </w:tcMar>
-          </w:tcPr>
-          <w:p>
-            <w:pPr>
-              <w:spacing w:after="0" w:line="240"/>
-              <w:jc w:val="right"/>
-            </w:pPr>
-            <w:r>
-              <w:rPr>
-                <w:b w:val="false"/>
-                <w:bCs w:val="false"/>
-                <w:sz w:val="19"/>
-                <w:szCs w:val="19"/>
-              </w:rPr>
-              <w:t xml:space="preserve">61,6</w:t>
+              <w:t xml:space="preserve">2 %</w:t>
+            </w:r>
+          </w:p>
+        </w:tc>
+        <w:tc>
+          <w:tcPr>
+            <w:tcW w:type="dxa" w:w="1050"/>
+            <w:tcMar>
+              <w:top w:type="dxa" w:w="60"/>
+              <w:left w:type="dxa" w:w="100"/>
+              <w:bottom w:type="dxa" w:w="60"/>
+              <w:right w:type="dxa" w:w="100"/>
+            </w:tcMar>
+          </w:tcPr>
+          <w:p>
+            <w:pPr>
+              <w:spacing w:after="0" w:line="240"/>
+              <w:jc w:val="right"/>
+            </w:pPr>
+            <w:r>
+              <w:rPr>
+                <w:b w:val="false"/>
+                <w:bCs w:val="false"/>
+                <w:sz w:val="19"/>
+                <w:szCs w:val="19"/>
+              </w:rPr>
+              <w:t xml:space="preserve">289</w:t>
+            </w:r>
+          </w:p>
+        </w:tc>
+        <w:tc>
+          <w:tcPr>
+            <w:tcW w:type="dxa" w:w="1000"/>
+            <w:tcMar>
+              <w:top w:type="dxa" w:w="60"/>
+              <w:left w:type="dxa" w:w="100"/>
+              <w:bottom w:type="dxa" w:w="60"/>
+              <w:right w:type="dxa" w:w="100"/>
+            </w:tcMar>
+          </w:tcPr>
+          <w:p>
+            <w:pPr>
+              <w:spacing w:after="0" w:line="240"/>
+              <w:jc w:val="right"/>
+            </w:pPr>
+            <w:r>
+              <w:rPr>
+                <w:b w:val="false"/>
+                <w:bCs w:val="false"/>
+                <w:sz w:val="19"/>
+                <w:szCs w:val="19"/>
+              </w:rPr>
+              <w:t xml:space="preserve">770</w:t>
+            </w:r>
+          </w:p>
+        </w:tc>
+        <w:tc>
+          <w:tcPr>
+            <w:tcW w:type="dxa" w:w="1050"/>
+            <w:tcMar>
+              <w:top w:type="dxa" w:w="60"/>
+              <w:left w:type="dxa" w:w="100"/>
+              <w:bottom w:type="dxa" w:w="60"/>
+              <w:right w:type="dxa" w:w="100"/>
+            </w:tcMar>
+          </w:tcPr>
+          <w:p>
+            <w:pPr>
+              <w:spacing w:after="0" w:line="240"/>
+              <w:jc w:val="right"/>
+            </w:pPr>
+            <w:r>
+              <w:rPr>
+                <w:b w:val="false"/>
+                <w:bCs w:val="false"/>
+                <w:sz w:val="19"/>
+                <w:szCs w:val="19"/>
+              </w:rPr>
+              <w:t xml:space="preserve">2</w:t>
+            </w:r>
+          </w:p>
+        </w:tc>
+        <w:tc>
+          <w:tcPr>
+            <w:tcW w:type="dxa" w:w="950"/>
+            <w:tcMar>
+              <w:top w:type="dxa" w:w="60"/>
+              <w:left w:type="dxa" w:w="100"/>
+              <w:bottom w:type="dxa" w:w="60"/>
+              <w:right w:type="dxa" w:w="100"/>
+            </w:tcMar>
+          </w:tcPr>
+          <w:p>
+            <w:pPr>
+              <w:spacing w:after="0" w:line="240"/>
+              <w:jc w:val="right"/>
+            </w:pPr>
+            <w:r>
+              <w:rPr>
+                <w:b w:val="false"/>
+                <w:bCs w:val="false"/>
+                <w:sz w:val="19"/>
+                <w:szCs w:val="19"/>
+              </w:rPr>
+              <w:t xml:space="preserve">0,272</w:t>
+            </w:r>
+          </w:p>
+        </w:tc>
+        <w:tc>
+          <w:tcPr>
+            <w:tcW w:type="dxa" w:w="850"/>
+            <w:tcMar>
+              <w:top w:type="dxa" w:w="60"/>
+              <w:left w:type="dxa" w:w="100"/>
+              <w:bottom w:type="dxa" w:w="60"/>
+              <w:right w:type="dxa" w:w="100"/>
+            </w:tcMar>
+          </w:tcPr>
+          <w:p>
+            <w:pPr>
+              <w:spacing w:after="0" w:line="240"/>
+              <w:jc w:val="right"/>
+            </w:pPr>
+            <w:r>
+              <w:rPr>
+                <w:b w:val="false"/>
+                <w:bCs w:val="false"/>
+                <w:sz w:val="19"/>
+                <w:szCs w:val="19"/>
+              </w:rPr>
+              <w:t xml:space="preserve">0,089</w:t>
+            </w:r>
+          </w:p>
+        </w:tc>
+        <w:tc>
+          <w:tcPr>
+            <w:tcW w:type="dxa" w:w="1100"/>
+            <w:tcMar>
+              <w:top w:type="dxa" w:w="60"/>
+              <w:left w:type="dxa" w:w="100"/>
+              <w:bottom w:type="dxa" w:w="60"/>
+              <w:right w:type="dxa" w:w="100"/>
+            </w:tcMar>
+          </w:tcPr>
+          <w:p>
+            <w:pPr>
+              <w:spacing w:after="0" w:line="240"/>
+              <w:jc w:val="right"/>
+            </w:pPr>
+            <w:r>
+              <w:rPr>
+                <w:b w:val="false"/>
+                <w:bCs w:val="false"/>
+                <w:sz w:val="19"/>
+                <w:szCs w:val="19"/>
+              </w:rPr>
+              <w:t xml:space="preserve">385,0</w:t>
+            </w:r>
+          </w:p>
+        </w:tc>
+        <w:tc>
+          <w:tcPr>
+            <w:tcW w:type="dxa" w:w="850"/>
+            <w:tcMar>
+              <w:top w:type="dxa" w:w="60"/>
+              <w:left w:type="dxa" w:w="100"/>
+              <w:bottom w:type="dxa" w:w="60"/>
+              <w:right w:type="dxa" w:w="100"/>
+            </w:tcMar>
+          </w:tcPr>
+          <w:p>
+            <w:pPr>
+              <w:spacing w:after="0" w:line="240"/>
+              <w:jc w:val="right"/>
+            </w:pPr>
+            <w:r>
+              <w:rPr>
+                <w:b w:val="false"/>
+                <w:bCs w:val="false"/>
+                <w:sz w:val="19"/>
+                <w:szCs w:val="19"/>
+              </w:rPr>
+              <w:t xml:space="preserve">4,9</w:t>
+            </w:r>
+          </w:p>
+        </w:tc>
+        <w:tc>
+          <w:tcPr>
+            <w:tcW w:type="dxa" w:w="1276"/>
+            <w:tcMar>
+              <w:top w:type="dxa" w:w="60"/>
+              <w:left w:type="dxa" w:w="100"/>
+              <w:bottom w:type="dxa" w:w="60"/>
+              <w:right w:type="dxa" w:w="100"/>
+            </w:tcMar>
+          </w:tcPr>
+          <w:p>
+            <w:pPr>
+              <w:spacing w:after="0" w:line="240"/>
+              <w:jc w:val="right"/>
+            </w:pPr>
+            <w:r>
+              <w:rPr>
+                <w:b w:val="false"/>
+                <w:bCs w:val="false"/>
+                <w:sz w:val="19"/>
+                <w:szCs w:val="19"/>
+              </w:rPr>
+              <w:t xml:space="preserve">78,1</w:t>
             </w:r>
           </w:p>
         </w:tc>
@@ -6162,7 +6363,7 @@
       <w:tr>
         <w:tc>
           <w:tcPr>
-            <w:tcW w:type="dxa" w:w="1200"/>
+            <w:tcW w:type="dxa" w:w="900"/>
             <w:tcMar>
               <w:top w:type="dxa" w:w="60"/>
               <w:left w:type="dxa" w:w="100"/>
@@ -6188,33 +6389,33 @@
         </w:tc>
         <w:tc>
           <w:tcPr>
-            <w:tcW w:type="dxa" w:w="1200"/>
-            <w:tcMar>
-              <w:top w:type="dxa" w:w="60"/>
-              <w:left w:type="dxa" w:w="100"/>
-              <w:bottom w:type="dxa" w:w="60"/>
-              <w:right w:type="dxa" w:w="100"/>
-            </w:tcMar>
-          </w:tcPr>
-          <w:p>
-            <w:pPr>
-              <w:spacing w:after="0" w:line="240"/>
-              <w:jc w:val="right"/>
-            </w:pPr>
-            <w:r>
-              <w:rPr>
-                <w:b w:val="false"/>
-                <w:bCs w:val="false"/>
-                <w:sz w:val="19"/>
-                <w:szCs w:val="19"/>
-              </w:rPr>
-              <w:t xml:space="preserve">10 %</w:t>
-            </w:r>
-          </w:p>
-        </w:tc>
-        <w:tc>
-          <w:tcPr>
-            <w:tcW w:type="dxa" w:w="1350"/>
+            <w:tcW w:type="dxa" w:w="1050"/>
+            <w:tcMar>
+              <w:top w:type="dxa" w:w="60"/>
+              <w:left w:type="dxa" w:w="100"/>
+              <w:bottom w:type="dxa" w:w="60"/>
+              <w:right w:type="dxa" w:w="100"/>
+            </w:tcMar>
+          </w:tcPr>
+          <w:p>
+            <w:pPr>
+              <w:spacing w:after="0" w:line="240"/>
+              <w:jc w:val="right"/>
+            </w:pPr>
+            <w:r>
+              <w:rPr>
+                <w:b w:val="false"/>
+                <w:bCs w:val="false"/>
+                <w:sz w:val="19"/>
+                <w:szCs w:val="19"/>
+              </w:rPr>
+              <w:t xml:space="preserve">366</w:t>
+            </w:r>
+          </w:p>
+        </w:tc>
+        <w:tc>
+          <w:tcPr>
+            <w:tcW w:type="dxa" w:w="1000"/>
             <w:tcMar>
               <w:top w:type="dxa" w:w="60"/>
               <w:left w:type="dxa" w:w="100"/>
@@ -6240,7 +6441,7 @@
         </w:tc>
         <w:tc>
           <w:tcPr>
-            <w:tcW w:type="dxa" w:w="1350"/>
+            <w:tcW w:type="dxa" w:w="1050"/>
             <w:tcMar>
               <w:top w:type="dxa" w:w="60"/>
               <w:left w:type="dxa" w:w="100"/>
@@ -6266,7 +6467,7 @@
         </w:tc>
         <w:tc>
           <w:tcPr>
-            <w:tcW w:type="dxa" w:w="2000"/>
+            <w:tcW w:type="dxa" w:w="950"/>
             <w:tcMar>
               <w:top w:type="dxa" w:w="60"/>
               <w:left w:type="dxa" w:w="100"/>
@@ -6292,7 +6493,33 @@
         </w:tc>
         <w:tc>
           <w:tcPr>
-            <w:tcW w:type="dxa" w:w="1926"/>
+            <w:tcW w:type="dxa" w:w="850"/>
+            <w:tcMar>
+              <w:top w:type="dxa" w:w="60"/>
+              <w:left w:type="dxa" w:w="100"/>
+              <w:bottom w:type="dxa" w:w="60"/>
+              <w:right w:type="dxa" w:w="100"/>
+            </w:tcMar>
+          </w:tcPr>
+          <w:p>
+            <w:pPr>
+              <w:spacing w:after="0" w:line="240"/>
+              <w:jc w:val="right"/>
+            </w:pPr>
+            <w:r>
+              <w:rPr>
+                <w:b w:val="false"/>
+                <w:bCs w:val="false"/>
+                <w:sz w:val="19"/>
+                <w:szCs w:val="19"/>
+              </w:rPr>
+              <w:t xml:space="preserve">0,112</w:t>
+            </w:r>
+          </w:p>
+        </w:tc>
+        <w:tc>
+          <w:tcPr>
+            <w:tcW w:type="dxa" w:w="1100"/>
             <w:tcMar>
               <w:top w:type="dxa" w:w="60"/>
               <w:left w:type="dxa" w:w="100"/>
@@ -6313,6 +6540,58 @@
                 <w:szCs w:val="19"/>
               </w:rPr>
               <w:t xml:space="preserve">99,7</w:t>
+            </w:r>
+          </w:p>
+        </w:tc>
+        <w:tc>
+          <w:tcPr>
+            <w:tcW w:type="dxa" w:w="850"/>
+            <w:tcMar>
+              <w:top w:type="dxa" w:w="60"/>
+              <w:left w:type="dxa" w:w="100"/>
+              <w:bottom w:type="dxa" w:w="60"/>
+              <w:right w:type="dxa" w:w="100"/>
+            </w:tcMar>
+          </w:tcPr>
+          <w:p>
+            <w:pPr>
+              <w:spacing w:after="0" w:line="240"/>
+              <w:jc w:val="right"/>
+            </w:pPr>
+            <w:r>
+              <w:rPr>
+                <w:b w:val="false"/>
+                <w:bCs w:val="false"/>
+                <w:sz w:val="19"/>
+                <w:szCs w:val="19"/>
+              </w:rPr>
+              <w:t xml:space="preserve">3,8</w:t>
+            </w:r>
+          </w:p>
+        </w:tc>
+        <w:tc>
+          <w:tcPr>
+            <w:tcW w:type="dxa" w:w="1276"/>
+            <w:tcMar>
+              <w:top w:type="dxa" w:w="60"/>
+              <w:left w:type="dxa" w:w="100"/>
+              <w:bottom w:type="dxa" w:w="60"/>
+              <w:right w:type="dxa" w:w="100"/>
+            </w:tcMar>
+          </w:tcPr>
+          <w:p>
+            <w:pPr>
+              <w:spacing w:after="0" w:line="240"/>
+              <w:jc w:val="right"/>
+            </w:pPr>
+            <w:r>
+              <w:rPr>
+                <w:b w:val="false"/>
+                <w:bCs w:val="false"/>
+                <w:sz w:val="19"/>
+                <w:szCs w:val="19"/>
+              </w:rPr>
+              <w:t xml:space="preserve">26,3</w:t>
             </w:r>
           </w:p>
         </w:tc>
@@ -6320,7 +6599,7 @@
       <w:tr>
         <w:tc>
           <w:tcPr>
-            <w:tcW w:type="dxa" w:w="1200"/>
+            <w:tcW w:type="dxa" w:w="900"/>
             <w:tcMar>
               <w:top w:type="dxa" w:w="60"/>
               <w:left w:type="dxa" w:w="100"/>
@@ -6335,8 +6614,8 @@
             </w:pPr>
             <w:r>
               <w:rPr>
-                <w:b w:val="false"/>
-                <w:bCs w:val="false"/>
+                <w:b/>
+                <w:bCs/>
                 <w:sz w:val="19"/>
                 <w:szCs w:val="19"/>
               </w:rPr>
@@ -6346,131 +6625,209 @@
         </w:tc>
         <w:tc>
           <w:tcPr>
-            <w:tcW w:type="dxa" w:w="1200"/>
-            <w:tcMar>
-              <w:top w:type="dxa" w:w="60"/>
-              <w:left w:type="dxa" w:w="100"/>
-              <w:bottom w:type="dxa" w:w="60"/>
-              <w:right w:type="dxa" w:w="100"/>
-            </w:tcMar>
-          </w:tcPr>
-          <w:p>
-            <w:pPr>
-              <w:spacing w:after="0" w:line="240"/>
-              <w:jc w:val="right"/>
-            </w:pPr>
-            <w:r>
-              <w:rPr>
-                <w:b w:val="false"/>
-                <w:bCs w:val="false"/>
-                <w:sz w:val="19"/>
-                <w:szCs w:val="19"/>
-              </w:rPr>
-              <w:t xml:space="preserve">5 %</w:t>
-            </w:r>
-          </w:p>
-        </w:tc>
-        <w:tc>
-          <w:tcPr>
-            <w:tcW w:type="dxa" w:w="1350"/>
-            <w:tcMar>
-              <w:top w:type="dxa" w:w="60"/>
-              <w:left w:type="dxa" w:w="100"/>
-              <w:bottom w:type="dxa" w:w="60"/>
-              <w:right w:type="dxa" w:w="100"/>
-            </w:tcMar>
-          </w:tcPr>
-          <w:p>
-            <w:pPr>
-              <w:spacing w:after="0" w:line="240"/>
-              <w:jc w:val="right"/>
-            </w:pPr>
-            <w:r>
-              <w:rPr>
-                <w:b w:val="false"/>
-                <w:bCs w:val="false"/>
-                <w:sz w:val="19"/>
-                <w:szCs w:val="19"/>
-              </w:rPr>
-              <w:t xml:space="preserve">562</w:t>
-            </w:r>
-          </w:p>
-        </w:tc>
-        <w:tc>
-          <w:tcPr>
-            <w:tcW w:type="dxa" w:w="1350"/>
-            <w:tcMar>
-              <w:top w:type="dxa" w:w="60"/>
-              <w:left w:type="dxa" w:w="100"/>
-              <w:bottom w:type="dxa" w:w="60"/>
-              <w:right w:type="dxa" w:w="100"/>
-            </w:tcMar>
-          </w:tcPr>
-          <w:p>
-            <w:pPr>
-              <w:spacing w:after="0" w:line="240"/>
-              <w:jc w:val="right"/>
-            </w:pPr>
-            <w:r>
-              <w:rPr>
-                <w:b w:val="false"/>
-                <w:bCs w:val="false"/>
-                <w:sz w:val="19"/>
-                <w:szCs w:val="19"/>
-              </w:rPr>
-              <w:t xml:space="preserve">16</w:t>
-            </w:r>
-          </w:p>
-        </w:tc>
-        <w:tc>
-          <w:tcPr>
-            <w:tcW w:type="dxa" w:w="2000"/>
-            <w:tcMar>
-              <w:top w:type="dxa" w:w="60"/>
-              <w:left w:type="dxa" w:w="100"/>
-              <w:bottom w:type="dxa" w:w="60"/>
-              <w:right w:type="dxa" w:w="100"/>
-            </w:tcMar>
-          </w:tcPr>
-          <w:p>
-            <w:pPr>
-              <w:spacing w:after="0" w:line="240"/>
-              <w:jc w:val="right"/>
-            </w:pPr>
-            <w:r>
-              <w:rPr>
-                <w:b w:val="false"/>
-                <w:bCs w:val="false"/>
-                <w:sz w:val="19"/>
-                <w:szCs w:val="19"/>
-              </w:rPr>
-              <w:t xml:space="preserve">0,456</w:t>
-            </w:r>
-          </w:p>
-        </w:tc>
-        <w:tc>
-          <w:tcPr>
-            <w:tcW w:type="dxa" w:w="1926"/>
-            <w:tcMar>
-              <w:top w:type="dxa" w:w="60"/>
-              <w:left w:type="dxa" w:w="100"/>
-              <w:bottom w:type="dxa" w:w="60"/>
-              <w:right w:type="dxa" w:w="100"/>
-            </w:tcMar>
-          </w:tcPr>
-          <w:p>
-            <w:pPr>
-              <w:spacing w:after="0" w:line="240"/>
-              <w:jc w:val="right"/>
-            </w:pPr>
-            <w:r>
-              <w:rPr>
-                <w:b w:val="false"/>
-                <w:bCs w:val="false"/>
-                <w:sz w:val="19"/>
-                <w:szCs w:val="19"/>
-              </w:rPr>
-              <w:t xml:space="preserve">35,1</w:t>
+            <w:tcW w:type="dxa" w:w="1050"/>
+            <w:tcMar>
+              <w:top w:type="dxa" w:w="60"/>
+              <w:left w:type="dxa" w:w="100"/>
+              <w:bottom w:type="dxa" w:w="60"/>
+              <w:right w:type="dxa" w:w="100"/>
+            </w:tcMar>
+          </w:tcPr>
+          <w:p>
+            <w:pPr>
+              <w:spacing w:after="0" w:line="240"/>
+              <w:jc w:val="right"/>
+            </w:pPr>
+            <w:r>
+              <w:rPr>
+                <w:b/>
+                <w:bCs/>
+                <w:sz w:val="19"/>
+                <w:szCs w:val="19"/>
+              </w:rPr>
+              <w:t xml:space="preserve">487</w:t>
+            </w:r>
+          </w:p>
+        </w:tc>
+        <w:tc>
+          <w:tcPr>
+            <w:tcW w:type="dxa" w:w="1000"/>
+            <w:tcMar>
+              <w:top w:type="dxa" w:w="60"/>
+              <w:left w:type="dxa" w:w="100"/>
+              <w:bottom w:type="dxa" w:w="60"/>
+              <w:right w:type="dxa" w:w="100"/>
+            </w:tcMar>
+          </w:tcPr>
+          <w:p>
+            <w:pPr>
+              <w:spacing w:after="0" w:line="240"/>
+              <w:jc w:val="right"/>
+            </w:pPr>
+            <w:r>
+              <w:rPr>
+                <w:b/>
+                <w:bCs/>
+                <w:sz w:val="19"/>
+                <w:szCs w:val="19"/>
+              </w:rPr>
+              <w:t xml:space="preserve">582</w:t>
+            </w:r>
+          </w:p>
+        </w:tc>
+        <w:tc>
+          <w:tcPr>
+            <w:tcW w:type="dxa" w:w="1050"/>
+            <w:tcMar>
+              <w:top w:type="dxa" w:w="60"/>
+              <w:left w:type="dxa" w:w="100"/>
+              <w:bottom w:type="dxa" w:w="60"/>
+              <w:right w:type="dxa" w:w="100"/>
+            </w:tcMar>
+          </w:tcPr>
+          <w:p>
+            <w:pPr>
+              <w:spacing w:after="0" w:line="240"/>
+              <w:jc w:val="right"/>
+            </w:pPr>
+            <w:r>
+              <w:rPr>
+                <w:b/>
+                <w:bCs/>
+                <w:sz w:val="19"/>
+                <w:szCs w:val="19"/>
+              </w:rPr>
+              <w:t xml:space="preserve">12</w:t>
+            </w:r>
+          </w:p>
+        </w:tc>
+        <w:tc>
+          <w:tcPr>
+            <w:tcW w:type="dxa" w:w="950"/>
+            <w:tcMar>
+              <w:top w:type="dxa" w:w="60"/>
+              <w:left w:type="dxa" w:w="100"/>
+              <w:bottom w:type="dxa" w:w="60"/>
+              <w:right w:type="dxa" w:w="100"/>
+            </w:tcMar>
+          </w:tcPr>
+          <w:p>
+            <w:pPr>
+              <w:spacing w:after="0" w:line="240"/>
+              <w:jc w:val="right"/>
+            </w:pPr>
+            <w:r>
+              <w:rPr>
+                <w:b/>
+                <w:bCs/>
+                <w:sz w:val="19"/>
+                <w:szCs w:val="19"/>
+              </w:rPr>
+              <w:t xml:space="preserve">0,449</w:t>
+            </w:r>
+          </w:p>
+        </w:tc>
+        <w:tc>
+          <w:tcPr>
+            <w:tcW w:type="dxa" w:w="850"/>
+            <w:tcMar>
+              <w:top w:type="dxa" w:w="60"/>
+              <w:left w:type="dxa" w:w="100"/>
+              <w:bottom w:type="dxa" w:w="60"/>
+              <w:right w:type="dxa" w:w="100"/>
+            </w:tcMar>
+          </w:tcPr>
+          <w:p>
+            <w:pPr>
+              <w:spacing w:after="0" w:line="240"/>
+              <w:jc w:val="right"/>
+            </w:pPr>
+            <w:r>
+              <w:rPr>
+                <w:b/>
+                <w:bCs/>
+                <w:sz w:val="19"/>
+                <w:szCs w:val="19"/>
+              </w:rPr>
+              <w:t xml:space="preserve">0,149</w:t>
+            </w:r>
+          </w:p>
+        </w:tc>
+        <w:tc>
+          <w:tcPr>
+            <w:tcW w:type="dxa" w:w="1100"/>
+            <w:tcMar>
+              <w:top w:type="dxa" w:w="60"/>
+              <w:left w:type="dxa" w:w="100"/>
+              <w:bottom w:type="dxa" w:w="60"/>
+              <w:right w:type="dxa" w:w="100"/>
+            </w:tcMar>
+          </w:tcPr>
+          <w:p>
+            <w:pPr>
+              <w:spacing w:after="0" w:line="240"/>
+              <w:jc w:val="right"/>
+            </w:pPr>
+            <w:r>
+              <w:rPr>
+                <w:b/>
+                <w:bCs/>
+                <w:sz w:val="19"/>
+                <w:szCs w:val="19"/>
+              </w:rPr>
+              <w:t xml:space="preserve">48,5</w:t>
+            </w:r>
+          </w:p>
+        </w:tc>
+        <w:tc>
+          <w:tcPr>
+            <w:tcW w:type="dxa" w:w="850"/>
+            <w:tcMar>
+              <w:top w:type="dxa" w:w="60"/>
+              <w:left w:type="dxa" w:w="100"/>
+              <w:bottom w:type="dxa" w:w="60"/>
+              <w:right w:type="dxa" w:w="100"/>
+            </w:tcMar>
+          </w:tcPr>
+          <w:p>
+            <w:pPr>
+              <w:spacing w:after="0" w:line="240"/>
+              <w:jc w:val="right"/>
+            </w:pPr>
+            <w:r>
+              <w:rPr>
+                <w:b/>
+                <w:bCs/>
+                <w:sz w:val="19"/>
+                <w:szCs w:val="19"/>
+              </w:rPr>
+              <w:t xml:space="preserve">2,7</w:t>
+            </w:r>
+          </w:p>
+        </w:tc>
+        <w:tc>
+          <w:tcPr>
+            <w:tcW w:type="dxa" w:w="1276"/>
+            <w:tcMar>
+              <w:top w:type="dxa" w:w="60"/>
+              <w:left w:type="dxa" w:w="100"/>
+              <w:bottom w:type="dxa" w:w="60"/>
+              <w:right w:type="dxa" w:w="100"/>
+            </w:tcMar>
+          </w:tcPr>
+          <w:p>
+            <w:pPr>
+              <w:spacing w:after="0" w:line="240"/>
+              <w:jc w:val="right"/>
+            </w:pPr>
+            <w:r>
+              <w:rPr>
+                <w:b/>
+                <w:bCs/>
+                <w:sz w:val="19"/>
+                <w:szCs w:val="19"/>
+              </w:rPr>
+              <w:t xml:space="preserve">17,8</w:t>
             </w:r>
           </w:p>
         </w:tc>
@@ -6478,7 +6835,7 @@
       <w:tr>
         <w:tc>
           <w:tcPr>
-            <w:tcW w:type="dxa" w:w="1200"/>
+            <w:tcW w:type="dxa" w:w="900"/>
             <w:tcMar>
               <w:top w:type="dxa" w:w="60"/>
               <w:left w:type="dxa" w:w="100"/>
@@ -6493,142 +6850,220 @@
             </w:pPr>
             <w:r>
               <w:rPr>
-                <w:b/>
-                <w:bCs/>
-                <w:sz w:val="19"/>
-                <w:szCs w:val="19"/>
-              </w:rPr>
-              <w:t xml:space="preserve">10 %</w:t>
-            </w:r>
-          </w:p>
-        </w:tc>
-        <w:tc>
-          <w:tcPr>
-            <w:tcW w:type="dxa" w:w="1200"/>
-            <w:tcMar>
-              <w:top w:type="dxa" w:w="60"/>
-              <w:left w:type="dxa" w:w="100"/>
-              <w:bottom w:type="dxa" w:w="60"/>
-              <w:right w:type="dxa" w:w="100"/>
-            </w:tcMar>
-          </w:tcPr>
-          <w:p>
-            <w:pPr>
-              <w:spacing w:after="0" w:line="240"/>
-              <w:jc w:val="right"/>
-            </w:pPr>
-            <w:r>
-              <w:rPr>
-                <w:b/>
-                <w:bCs/>
-                <w:sz w:val="19"/>
-                <w:szCs w:val="19"/>
-              </w:rPr>
-              <w:t xml:space="preserve">10 %</w:t>
-            </w:r>
-          </w:p>
-        </w:tc>
-        <w:tc>
-          <w:tcPr>
-            <w:tcW w:type="dxa" w:w="1350"/>
-            <w:tcMar>
-              <w:top w:type="dxa" w:w="60"/>
-              <w:left w:type="dxa" w:w="100"/>
-              <w:bottom w:type="dxa" w:w="60"/>
-              <w:right w:type="dxa" w:w="100"/>
-            </w:tcMar>
-          </w:tcPr>
-          <w:p>
-            <w:pPr>
-              <w:spacing w:after="0" w:line="240"/>
-              <w:jc w:val="right"/>
-            </w:pPr>
-            <w:r>
-              <w:rPr>
-                <w:b/>
-                <w:bCs/>
-                <w:sz w:val="19"/>
-                <w:szCs w:val="19"/>
-              </w:rPr>
-              <w:t xml:space="preserve">582</w:t>
-            </w:r>
-          </w:p>
-        </w:tc>
-        <w:tc>
-          <w:tcPr>
-            <w:tcW w:type="dxa" w:w="1350"/>
-            <w:tcMar>
-              <w:top w:type="dxa" w:w="60"/>
-              <w:left w:type="dxa" w:w="100"/>
-              <w:bottom w:type="dxa" w:w="60"/>
-              <w:right w:type="dxa" w:w="100"/>
-            </w:tcMar>
-          </w:tcPr>
-          <w:p>
-            <w:pPr>
-              <w:spacing w:after="0" w:line="240"/>
-              <w:jc w:val="right"/>
-            </w:pPr>
-            <w:r>
-              <w:rPr>
-                <w:b/>
-                <w:bCs/>
-                <w:sz w:val="19"/>
-                <w:szCs w:val="19"/>
-              </w:rPr>
-              <w:t xml:space="preserve">12</w:t>
-            </w:r>
-          </w:p>
-        </w:tc>
-        <w:tc>
-          <w:tcPr>
-            <w:tcW w:type="dxa" w:w="2000"/>
-            <w:tcMar>
-              <w:top w:type="dxa" w:w="60"/>
-              <w:left w:type="dxa" w:w="100"/>
-              <w:bottom w:type="dxa" w:w="60"/>
-              <w:right w:type="dxa" w:w="100"/>
-            </w:tcMar>
-          </w:tcPr>
-          <w:p>
-            <w:pPr>
-              <w:spacing w:after="0" w:line="240"/>
-              <w:jc w:val="right"/>
-            </w:pPr>
-            <w:r>
-              <w:rPr>
-                <w:b/>
-                <w:bCs/>
-                <w:sz w:val="19"/>
-                <w:szCs w:val="19"/>
-              </w:rPr>
-              <w:t xml:space="preserve">0,449</w:t>
-            </w:r>
-          </w:p>
-        </w:tc>
-        <w:tc>
-          <w:tcPr>
-            <w:tcW w:type="dxa" w:w="1926"/>
-            <w:tcMar>
-              <w:top w:type="dxa" w:w="60"/>
-              <w:left w:type="dxa" w:w="100"/>
-              <w:bottom w:type="dxa" w:w="60"/>
-              <w:right w:type="dxa" w:w="100"/>
-            </w:tcMar>
-          </w:tcPr>
-          <w:p>
-            <w:pPr>
-              <w:spacing w:after="0" w:line="240"/>
-              <w:jc w:val="right"/>
-            </w:pPr>
-            <w:r>
-              <w:rPr>
-                <w:b/>
-                <w:bCs/>
-                <w:sz w:val="19"/>
-                <w:szCs w:val="19"/>
-              </w:rPr>
-              <w:t xml:space="preserve">48,5</w:t>
+                <w:b w:val="false"/>
+                <w:bCs w:val="false"/>
+                <w:sz w:val="19"/>
+                <w:szCs w:val="19"/>
+              </w:rPr>
+              <w:t xml:space="preserve">20 %</w:t>
+            </w:r>
+          </w:p>
+        </w:tc>
+        <w:tc>
+          <w:tcPr>
+            <w:tcW w:type="dxa" w:w="1050"/>
+            <w:tcMar>
+              <w:top w:type="dxa" w:w="60"/>
+              <w:left w:type="dxa" w:w="100"/>
+              <w:bottom w:type="dxa" w:w="60"/>
+              <w:right w:type="dxa" w:w="100"/>
+            </w:tcMar>
+          </w:tcPr>
+          <w:p>
+            <w:pPr>
+              <w:spacing w:after="0" w:line="240"/>
+              <w:jc w:val="right"/>
+            </w:pPr>
+            <w:r>
+              <w:rPr>
+                <w:b w:val="false"/>
+                <w:bCs w:val="false"/>
+                <w:sz w:val="19"/>
+                <w:szCs w:val="19"/>
+              </w:rPr>
+              <w:t xml:space="preserve">647</w:t>
+            </w:r>
+          </w:p>
+        </w:tc>
+        <w:tc>
+          <w:tcPr>
+            <w:tcW w:type="dxa" w:w="1000"/>
+            <w:tcMar>
+              <w:top w:type="dxa" w:w="60"/>
+              <w:left w:type="dxa" w:w="100"/>
+              <w:bottom w:type="dxa" w:w="60"/>
+              <w:right w:type="dxa" w:w="100"/>
+            </w:tcMar>
+          </w:tcPr>
+          <w:p>
+            <w:pPr>
+              <w:spacing w:after="0" w:line="240"/>
+              <w:jc w:val="right"/>
+            </w:pPr>
+            <w:r>
+              <w:rPr>
+                <w:b w:val="false"/>
+                <w:bCs w:val="false"/>
+                <w:sz w:val="19"/>
+                <w:szCs w:val="19"/>
+              </w:rPr>
+              <w:t xml:space="preserve">469</w:t>
+            </w:r>
+          </w:p>
+        </w:tc>
+        <w:tc>
+          <w:tcPr>
+            <w:tcW w:type="dxa" w:w="1050"/>
+            <w:tcMar>
+              <w:top w:type="dxa" w:w="60"/>
+              <w:left w:type="dxa" w:w="100"/>
+              <w:bottom w:type="dxa" w:w="60"/>
+              <w:right w:type="dxa" w:w="100"/>
+            </w:tcMar>
+          </w:tcPr>
+          <w:p>
+            <w:pPr>
+              <w:spacing w:after="0" w:line="240"/>
+              <w:jc w:val="right"/>
+            </w:pPr>
+            <w:r>
+              <w:rPr>
+                <w:b w:val="false"/>
+                <w:bCs w:val="false"/>
+                <w:sz w:val="19"/>
+                <w:szCs w:val="19"/>
+              </w:rPr>
+              <w:t xml:space="preserve">59</w:t>
+            </w:r>
+          </w:p>
+        </w:tc>
+        <w:tc>
+          <w:tcPr>
+            <w:tcW w:type="dxa" w:w="950"/>
+            <w:tcMar>
+              <w:top w:type="dxa" w:w="60"/>
+              <w:left w:type="dxa" w:w="100"/>
+              <w:bottom w:type="dxa" w:w="60"/>
+              <w:right w:type="dxa" w:w="100"/>
+            </w:tcMar>
+          </w:tcPr>
+          <w:p>
+            <w:pPr>
+              <w:spacing w:after="0" w:line="240"/>
+              <w:jc w:val="right"/>
+            </w:pPr>
+            <w:r>
+              <w:rPr>
+                <w:b w:val="false"/>
+                <w:bCs w:val="false"/>
+                <w:sz w:val="19"/>
+                <w:szCs w:val="19"/>
+              </w:rPr>
+              <w:t xml:space="preserve">0,556</w:t>
+            </w:r>
+          </w:p>
+        </w:tc>
+        <w:tc>
+          <w:tcPr>
+            <w:tcW w:type="dxa" w:w="850"/>
+            <w:tcMar>
+              <w:top w:type="dxa" w:w="60"/>
+              <w:left w:type="dxa" w:w="100"/>
+              <w:bottom w:type="dxa" w:w="60"/>
+              <w:right w:type="dxa" w:w="100"/>
+            </w:tcMar>
+          </w:tcPr>
+          <w:p>
+            <w:pPr>
+              <w:spacing w:after="0" w:line="240"/>
+              <w:jc w:val="right"/>
+            </w:pPr>
+            <w:r>
+              <w:rPr>
+                <w:b w:val="false"/>
+                <w:bCs w:val="false"/>
+                <w:sz w:val="19"/>
+                <w:szCs w:val="19"/>
+              </w:rPr>
+              <w:t xml:space="preserve">0,198</w:t>
+            </w:r>
+          </w:p>
+        </w:tc>
+        <w:tc>
+          <w:tcPr>
+            <w:tcW w:type="dxa" w:w="1100"/>
+            <w:tcMar>
+              <w:top w:type="dxa" w:w="60"/>
+              <w:left w:type="dxa" w:w="100"/>
+              <w:bottom w:type="dxa" w:w="60"/>
+              <w:right w:type="dxa" w:w="100"/>
+            </w:tcMar>
+          </w:tcPr>
+          <w:p>
+            <w:pPr>
+              <w:spacing w:after="0" w:line="240"/>
+              <w:jc w:val="right"/>
+            </w:pPr>
+            <w:r>
+              <w:rPr>
+                <w:b w:val="false"/>
+                <w:bCs w:val="false"/>
+                <w:sz w:val="19"/>
+                <w:szCs w:val="19"/>
+              </w:rPr>
+              <w:t xml:space="preserve">7,9</w:t>
+            </w:r>
+          </w:p>
+        </w:tc>
+        <w:tc>
+          <w:tcPr>
+            <w:tcW w:type="dxa" w:w="850"/>
+            <w:tcMar>
+              <w:top w:type="dxa" w:w="60"/>
+              <w:left w:type="dxa" w:w="100"/>
+              <w:bottom w:type="dxa" w:w="60"/>
+              <w:right w:type="dxa" w:w="100"/>
+            </w:tcMar>
+          </w:tcPr>
+          <w:p>
+            <w:pPr>
+              <w:spacing w:after="0" w:line="240"/>
+              <w:jc w:val="right"/>
+            </w:pPr>
+            <w:r>
+              <w:rPr>
+                <w:b w:val="false"/>
+                <w:bCs w:val="false"/>
+                <w:sz w:val="19"/>
+                <w:szCs w:val="19"/>
+              </w:rPr>
+              <w:t xml:space="preserve">1,9</w:t>
+            </w:r>
+          </w:p>
+        </w:tc>
+        <w:tc>
+          <w:tcPr>
+            <w:tcW w:type="dxa" w:w="1276"/>
+            <w:tcMar>
+              <w:top w:type="dxa" w:w="60"/>
+              <w:left w:type="dxa" w:w="100"/>
+              <w:bottom w:type="dxa" w:w="60"/>
+              <w:right w:type="dxa" w:w="100"/>
+            </w:tcMar>
+          </w:tcPr>
+          <w:p>
+            <w:pPr>
+              <w:spacing w:after="0" w:line="240"/>
+              <w:jc w:val="right"/>
+            </w:pPr>
+            <w:r>
+              <w:rPr>
+                <w:b w:val="false"/>
+                <w:bCs w:val="false"/>
+                <w:sz w:val="19"/>
+                <w:szCs w:val="19"/>
+              </w:rPr>
+              <w:t xml:space="preserve">4,1</w:t>
             </w:r>
           </w:p>
         </w:tc>
@@ -6636,7 +7071,7 @@
       <w:tr>
         <w:tc>
           <w:tcPr>
-            <w:tcW w:type="dxa" w:w="1200"/>
+            <w:tcW w:type="dxa" w:w="900"/>
             <w:tcMar>
               <w:top w:type="dxa" w:w="60"/>
               <w:left w:type="dxa" w:w="100"/>
@@ -6656,137 +7091,215 @@
                 <w:sz w:val="19"/>
                 <w:szCs w:val="19"/>
               </w:rPr>
-              <w:t xml:space="preserve">20 %</w:t>
-            </w:r>
-          </w:p>
-        </w:tc>
-        <w:tc>
-          <w:tcPr>
-            <w:tcW w:type="dxa" w:w="1200"/>
-            <w:tcMar>
-              <w:top w:type="dxa" w:w="60"/>
-              <w:left w:type="dxa" w:w="100"/>
-              <w:bottom w:type="dxa" w:w="60"/>
-              <w:right w:type="dxa" w:w="100"/>
-            </w:tcMar>
-          </w:tcPr>
-          <w:p>
-            <w:pPr>
-              <w:spacing w:after="0" w:line="240"/>
-              <w:jc w:val="right"/>
-            </w:pPr>
-            <w:r>
-              <w:rPr>
-                <w:b w:val="false"/>
-                <w:bCs w:val="false"/>
-                <w:sz w:val="19"/>
-                <w:szCs w:val="19"/>
-              </w:rPr>
-              <w:t xml:space="preserve">10 %</w:t>
-            </w:r>
-          </w:p>
-        </w:tc>
-        <w:tc>
-          <w:tcPr>
-            <w:tcW w:type="dxa" w:w="1350"/>
-            <w:tcMar>
-              <w:top w:type="dxa" w:w="60"/>
-              <w:left w:type="dxa" w:w="100"/>
-              <w:bottom w:type="dxa" w:w="60"/>
-              <w:right w:type="dxa" w:w="100"/>
-            </w:tcMar>
-          </w:tcPr>
-          <w:p>
-            <w:pPr>
-              <w:spacing w:after="0" w:line="240"/>
-              <w:jc w:val="right"/>
-            </w:pPr>
-            <w:r>
-              <w:rPr>
-                <w:b w:val="false"/>
-                <w:bCs w:val="false"/>
-                <w:sz w:val="19"/>
-                <w:szCs w:val="19"/>
-              </w:rPr>
-              <w:t xml:space="preserve">469</w:t>
-            </w:r>
-          </w:p>
-        </w:tc>
-        <w:tc>
-          <w:tcPr>
-            <w:tcW w:type="dxa" w:w="1350"/>
-            <w:tcMar>
-              <w:top w:type="dxa" w:w="60"/>
-              <w:left w:type="dxa" w:w="100"/>
-              <w:bottom w:type="dxa" w:w="60"/>
-              <w:right w:type="dxa" w:w="100"/>
-            </w:tcMar>
-          </w:tcPr>
-          <w:p>
-            <w:pPr>
-              <w:spacing w:after="0" w:line="240"/>
-              <w:jc w:val="right"/>
-            </w:pPr>
-            <w:r>
-              <w:rPr>
-                <w:b w:val="false"/>
-                <w:bCs w:val="false"/>
-                <w:sz w:val="19"/>
-                <w:szCs w:val="19"/>
-              </w:rPr>
-              <w:t xml:space="preserve">59</w:t>
-            </w:r>
-          </w:p>
-        </w:tc>
-        <w:tc>
-          <w:tcPr>
-            <w:tcW w:type="dxa" w:w="2000"/>
-            <w:tcMar>
-              <w:top w:type="dxa" w:w="60"/>
-              <w:left w:type="dxa" w:w="100"/>
-              <w:bottom w:type="dxa" w:w="60"/>
-              <w:right w:type="dxa" w:w="100"/>
-            </w:tcMar>
-          </w:tcPr>
-          <w:p>
-            <w:pPr>
-              <w:spacing w:after="0" w:line="240"/>
-              <w:jc w:val="right"/>
-            </w:pPr>
-            <w:r>
-              <w:rPr>
-                <w:b w:val="false"/>
-                <w:bCs w:val="false"/>
-                <w:sz w:val="19"/>
-                <w:szCs w:val="19"/>
-              </w:rPr>
-              <w:t xml:space="preserve">0,556</w:t>
-            </w:r>
-          </w:p>
-        </w:tc>
-        <w:tc>
-          <w:tcPr>
-            <w:tcW w:type="dxa" w:w="1926"/>
-            <w:tcMar>
-              <w:top w:type="dxa" w:w="60"/>
-              <w:left w:type="dxa" w:w="100"/>
-              <w:bottom w:type="dxa" w:w="60"/>
-              <w:right w:type="dxa" w:w="100"/>
-            </w:tcMar>
-          </w:tcPr>
-          <w:p>
-            <w:pPr>
-              <w:spacing w:after="0" w:line="240"/>
-              <w:jc w:val="right"/>
-            </w:pPr>
-            <w:r>
-              <w:rPr>
-                <w:b w:val="false"/>
-                <w:bCs w:val="false"/>
-                <w:sz w:val="19"/>
-                <w:szCs w:val="19"/>
-              </w:rPr>
-              <w:t xml:space="preserve">7,9</w:t>
+              <w:t xml:space="preserve">30 %</w:t>
+            </w:r>
+          </w:p>
+        </w:tc>
+        <w:tc>
+          <w:tcPr>
+            <w:tcW w:type="dxa" w:w="1050"/>
+            <w:tcMar>
+              <w:top w:type="dxa" w:w="60"/>
+              <w:left w:type="dxa" w:w="100"/>
+              <w:bottom w:type="dxa" w:w="60"/>
+              <w:right w:type="dxa" w:w="100"/>
+            </w:tcMar>
+          </w:tcPr>
+          <w:p>
+            <w:pPr>
+              <w:spacing w:after="0" w:line="240"/>
+              <w:jc w:val="right"/>
+            </w:pPr>
+            <w:r>
+              <w:rPr>
+                <w:b w:val="false"/>
+                <w:bCs w:val="false"/>
+                <w:sz w:val="19"/>
+                <w:szCs w:val="19"/>
+              </w:rPr>
+              <w:t xml:space="preserve">797</w:t>
+            </w:r>
+          </w:p>
+        </w:tc>
+        <w:tc>
+          <w:tcPr>
+            <w:tcW w:type="dxa" w:w="1000"/>
+            <w:tcMar>
+              <w:top w:type="dxa" w:w="60"/>
+              <w:left w:type="dxa" w:w="100"/>
+              <w:bottom w:type="dxa" w:w="60"/>
+              <w:right w:type="dxa" w:w="100"/>
+            </w:tcMar>
+          </w:tcPr>
+          <w:p>
+            <w:pPr>
+              <w:spacing w:after="0" w:line="240"/>
+              <w:jc w:val="right"/>
+            </w:pPr>
+            <w:r>
+              <w:rPr>
+                <w:b w:val="false"/>
+                <w:bCs w:val="false"/>
+                <w:sz w:val="19"/>
+                <w:szCs w:val="19"/>
+              </w:rPr>
+              <w:t xml:space="preserve">355</w:t>
+            </w:r>
+          </w:p>
+        </w:tc>
+        <w:tc>
+          <w:tcPr>
+            <w:tcW w:type="dxa" w:w="1050"/>
+            <w:tcMar>
+              <w:top w:type="dxa" w:w="60"/>
+              <w:left w:type="dxa" w:w="100"/>
+              <w:bottom w:type="dxa" w:w="60"/>
+              <w:right w:type="dxa" w:w="100"/>
+            </w:tcMar>
+          </w:tcPr>
+          <w:p>
+            <w:pPr>
+              <w:spacing w:after="0" w:line="240"/>
+              <w:jc w:val="right"/>
+            </w:pPr>
+            <w:r>
+              <w:rPr>
+                <w:b w:val="false"/>
+                <w:bCs w:val="false"/>
+                <w:sz w:val="19"/>
+                <w:szCs w:val="19"/>
+              </w:rPr>
+              <w:t xml:space="preserve">95</w:t>
+            </w:r>
+          </w:p>
+        </w:tc>
+        <w:tc>
+          <w:tcPr>
+            <w:tcW w:type="dxa" w:w="950"/>
+            <w:tcMar>
+              <w:top w:type="dxa" w:w="60"/>
+              <w:left w:type="dxa" w:w="100"/>
+              <w:bottom w:type="dxa" w:w="60"/>
+              <w:right w:type="dxa" w:w="100"/>
+            </w:tcMar>
+          </w:tcPr>
+          <w:p>
+            <w:pPr>
+              <w:spacing w:after="0" w:line="240"/>
+              <w:jc w:val="right"/>
+            </w:pPr>
+            <w:r>
+              <w:rPr>
+                <w:b w:val="false"/>
+                <w:bCs w:val="false"/>
+                <w:sz w:val="19"/>
+                <w:szCs w:val="19"/>
+              </w:rPr>
+              <w:t xml:space="preserve">0,664</w:t>
+            </w:r>
+          </w:p>
+        </w:tc>
+        <w:tc>
+          <w:tcPr>
+            <w:tcW w:type="dxa" w:w="850"/>
+            <w:tcMar>
+              <w:top w:type="dxa" w:w="60"/>
+              <w:left w:type="dxa" w:w="100"/>
+              <w:bottom w:type="dxa" w:w="60"/>
+              <w:right w:type="dxa" w:w="100"/>
+            </w:tcMar>
+          </w:tcPr>
+          <w:p>
+            <w:pPr>
+              <w:spacing w:after="0" w:line="240"/>
+              <w:jc w:val="right"/>
+            </w:pPr>
+            <w:r>
+              <w:rPr>
+                <w:b w:val="false"/>
+                <w:bCs w:val="false"/>
+                <w:sz w:val="19"/>
+                <w:szCs w:val="19"/>
+              </w:rPr>
+              <w:t xml:space="preserve">0,244</w:t>
+            </w:r>
+          </w:p>
+        </w:tc>
+        <w:tc>
+          <w:tcPr>
+            <w:tcW w:type="dxa" w:w="1100"/>
+            <w:tcMar>
+              <w:top w:type="dxa" w:w="60"/>
+              <w:left w:type="dxa" w:w="100"/>
+              <w:bottom w:type="dxa" w:w="60"/>
+              <w:right w:type="dxa" w:w="100"/>
+            </w:tcMar>
+          </w:tcPr>
+          <w:p>
+            <w:pPr>
+              <w:spacing w:after="0" w:line="240"/>
+              <w:jc w:val="right"/>
+            </w:pPr>
+            <w:r>
+              <w:rPr>
+                <w:b w:val="false"/>
+                <w:bCs w:val="false"/>
+                <w:sz w:val="19"/>
+                <w:szCs w:val="19"/>
+              </w:rPr>
+              <w:t xml:space="preserve">3,7</w:t>
+            </w:r>
+          </w:p>
+        </w:tc>
+        <w:tc>
+          <w:tcPr>
+            <w:tcW w:type="dxa" w:w="850"/>
+            <w:tcMar>
+              <w:top w:type="dxa" w:w="60"/>
+              <w:left w:type="dxa" w:w="100"/>
+              <w:bottom w:type="dxa" w:w="60"/>
+              <w:right w:type="dxa" w:w="100"/>
+            </w:tcMar>
+          </w:tcPr>
+          <w:p>
+            <w:pPr>
+              <w:spacing w:after="0" w:line="240"/>
+              <w:jc w:val="right"/>
+            </w:pPr>
+            <w:r>
+              <w:rPr>
+                <w:b w:val="false"/>
+                <w:bCs w:val="false"/>
+                <w:sz w:val="19"/>
+                <w:szCs w:val="19"/>
+              </w:rPr>
+              <w:t xml:space="preserve">1,5</w:t>
+            </w:r>
+          </w:p>
+        </w:tc>
+        <w:tc>
+          <w:tcPr>
+            <w:tcW w:type="dxa" w:w="1276"/>
+            <w:tcMar>
+              <w:top w:type="dxa" w:w="60"/>
+              <w:left w:type="dxa" w:w="100"/>
+              <w:bottom w:type="dxa" w:w="60"/>
+              <w:right w:type="dxa" w:w="100"/>
+            </w:tcMar>
+          </w:tcPr>
+          <w:p>
+            <w:pPr>
+              <w:spacing w:after="0" w:line="240"/>
+              <w:jc w:val="right"/>
+            </w:pPr>
+            <w:r>
+              <w:rPr>
+                <w:b w:val="false"/>
+                <w:bCs w:val="false"/>
+                <w:sz w:val="19"/>
+                <w:szCs w:val="19"/>
+              </w:rPr>
+              <w:t xml:space="preserve">2,5</w:t>
             </w:r>
           </w:p>
         </w:tc>
@@ -6794,7 +7307,7 @@
       <w:tr>
         <w:tc>
           <w:tcPr>
-            <w:tcW w:type="dxa" w:w="1200"/>
+            <w:tcW w:type="dxa" w:w="900"/>
             <w:tcMar>
               <w:top w:type="dxa" w:w="60"/>
               <w:left w:type="dxa" w:w="100"/>
@@ -6814,137 +7327,215 @@
                 <w:sz w:val="19"/>
                 <w:szCs w:val="19"/>
               </w:rPr>
-              <w:t xml:space="preserve">30 %</w:t>
-            </w:r>
-          </w:p>
-        </w:tc>
-        <w:tc>
-          <w:tcPr>
-            <w:tcW w:type="dxa" w:w="1200"/>
-            <w:tcMar>
-              <w:top w:type="dxa" w:w="60"/>
-              <w:left w:type="dxa" w:w="100"/>
-              <w:bottom w:type="dxa" w:w="60"/>
-              <w:right w:type="dxa" w:w="100"/>
-            </w:tcMar>
-          </w:tcPr>
-          <w:p>
-            <w:pPr>
-              <w:spacing w:after="0" w:line="240"/>
-              <w:jc w:val="right"/>
-            </w:pPr>
-            <w:r>
-              <w:rPr>
-                <w:b w:val="false"/>
-                <w:bCs w:val="false"/>
-                <w:sz w:val="19"/>
-                <w:szCs w:val="19"/>
-              </w:rPr>
-              <w:t xml:space="preserve">10 %</w:t>
-            </w:r>
-          </w:p>
-        </w:tc>
-        <w:tc>
-          <w:tcPr>
-            <w:tcW w:type="dxa" w:w="1350"/>
-            <w:tcMar>
-              <w:top w:type="dxa" w:w="60"/>
-              <w:left w:type="dxa" w:w="100"/>
-              <w:bottom w:type="dxa" w:w="60"/>
-              <w:right w:type="dxa" w:w="100"/>
-            </w:tcMar>
-          </w:tcPr>
-          <w:p>
-            <w:pPr>
-              <w:spacing w:after="0" w:line="240"/>
-              <w:jc w:val="right"/>
-            </w:pPr>
-            <w:r>
-              <w:rPr>
-                <w:b w:val="false"/>
-                <w:bCs w:val="false"/>
-                <w:sz w:val="19"/>
-                <w:szCs w:val="19"/>
-              </w:rPr>
-              <w:t xml:space="preserve">355</w:t>
-            </w:r>
-          </w:p>
-        </w:tc>
-        <w:tc>
-          <w:tcPr>
-            <w:tcW w:type="dxa" w:w="1350"/>
-            <w:tcMar>
-              <w:top w:type="dxa" w:w="60"/>
-              <w:left w:type="dxa" w:w="100"/>
-              <w:bottom w:type="dxa" w:w="60"/>
-              <w:right w:type="dxa" w:w="100"/>
-            </w:tcMar>
-          </w:tcPr>
-          <w:p>
-            <w:pPr>
-              <w:spacing w:after="0" w:line="240"/>
-              <w:jc w:val="right"/>
-            </w:pPr>
-            <w:r>
-              <w:rPr>
-                <w:b w:val="false"/>
-                <w:bCs w:val="false"/>
-                <w:sz w:val="19"/>
-                <w:szCs w:val="19"/>
-              </w:rPr>
-              <w:t xml:space="preserve">95</w:t>
-            </w:r>
-          </w:p>
-        </w:tc>
-        <w:tc>
-          <w:tcPr>
-            <w:tcW w:type="dxa" w:w="2000"/>
-            <w:tcMar>
-              <w:top w:type="dxa" w:w="60"/>
-              <w:left w:type="dxa" w:w="100"/>
-              <w:bottom w:type="dxa" w:w="60"/>
-              <w:right w:type="dxa" w:w="100"/>
-            </w:tcMar>
-          </w:tcPr>
-          <w:p>
-            <w:pPr>
-              <w:spacing w:after="0" w:line="240"/>
-              <w:jc w:val="right"/>
-            </w:pPr>
-            <w:r>
-              <w:rPr>
-                <w:b w:val="false"/>
-                <w:bCs w:val="false"/>
-                <w:sz w:val="19"/>
-                <w:szCs w:val="19"/>
-              </w:rPr>
-              <w:t xml:space="preserve">0,664</w:t>
-            </w:r>
-          </w:p>
-        </w:tc>
-        <w:tc>
-          <w:tcPr>
-            <w:tcW w:type="dxa" w:w="1926"/>
-            <w:tcMar>
-              <w:top w:type="dxa" w:w="60"/>
-              <w:left w:type="dxa" w:w="100"/>
-              <w:bottom w:type="dxa" w:w="60"/>
-              <w:right w:type="dxa" w:w="100"/>
-            </w:tcMar>
-          </w:tcPr>
-          <w:p>
-            <w:pPr>
-              <w:spacing w:after="0" w:line="240"/>
-              <w:jc w:val="right"/>
-            </w:pPr>
-            <w:r>
-              <w:rPr>
-                <w:b w:val="false"/>
-                <w:bCs w:val="false"/>
-                <w:sz w:val="19"/>
-                <w:szCs w:val="19"/>
-              </w:rPr>
-              <w:t xml:space="preserve">3,7</w:t>
+              <w:t xml:space="preserve">50 %</w:t>
+            </w:r>
+          </w:p>
+        </w:tc>
+        <w:tc>
+          <w:tcPr>
+            <w:tcW w:type="dxa" w:w="1050"/>
+            <w:tcMar>
+              <w:top w:type="dxa" w:w="60"/>
+              <w:left w:type="dxa" w:w="100"/>
+              <w:bottom w:type="dxa" w:w="60"/>
+              <w:right w:type="dxa" w:w="100"/>
+            </w:tcMar>
+          </w:tcPr>
+          <w:p>
+            <w:pPr>
+              <w:spacing w:after="0" w:line="240"/>
+              <w:jc w:val="right"/>
+            </w:pPr>
+            <w:r>
+              <w:rPr>
+                <w:b w:val="false"/>
+                <w:bCs w:val="false"/>
+                <w:sz w:val="19"/>
+                <w:szCs w:val="19"/>
+              </w:rPr>
+              <w:t xml:space="preserve">1.098</w:t>
+            </w:r>
+          </w:p>
+        </w:tc>
+        <w:tc>
+          <w:tcPr>
+            <w:tcW w:type="dxa" w:w="1000"/>
+            <w:tcMar>
+              <w:top w:type="dxa" w:w="60"/>
+              <w:left w:type="dxa" w:w="100"/>
+              <w:bottom w:type="dxa" w:w="60"/>
+              <w:right w:type="dxa" w:w="100"/>
+            </w:tcMar>
+          </w:tcPr>
+          <w:p>
+            <w:pPr>
+              <w:spacing w:after="0" w:line="240"/>
+              <w:jc w:val="right"/>
+            </w:pPr>
+            <w:r>
+              <w:rPr>
+                <w:b w:val="false"/>
+                <w:bCs w:val="false"/>
+                <w:sz w:val="19"/>
+                <w:szCs w:val="19"/>
+              </w:rPr>
+              <w:t xml:space="preserve">202</w:t>
+            </w:r>
+          </w:p>
+        </w:tc>
+        <w:tc>
+          <w:tcPr>
+            <w:tcW w:type="dxa" w:w="1050"/>
+            <w:tcMar>
+              <w:top w:type="dxa" w:w="60"/>
+              <w:left w:type="dxa" w:w="100"/>
+              <w:bottom w:type="dxa" w:w="60"/>
+              <w:right w:type="dxa" w:w="100"/>
+            </w:tcMar>
+          </w:tcPr>
+          <w:p>
+            <w:pPr>
+              <w:spacing w:after="0" w:line="240"/>
+              <w:jc w:val="right"/>
+            </w:pPr>
+            <w:r>
+              <w:rPr>
+                <w:b w:val="false"/>
+                <w:bCs w:val="false"/>
+                <w:sz w:val="19"/>
+                <w:szCs w:val="19"/>
+              </w:rPr>
+              <w:t xml:space="preserve">243</w:t>
+            </w:r>
+          </w:p>
+        </w:tc>
+        <w:tc>
+          <w:tcPr>
+            <w:tcW w:type="dxa" w:w="950"/>
+            <w:tcMar>
+              <w:top w:type="dxa" w:w="60"/>
+              <w:left w:type="dxa" w:w="100"/>
+              <w:bottom w:type="dxa" w:w="60"/>
+              <w:right w:type="dxa" w:w="100"/>
+            </w:tcMar>
+          </w:tcPr>
+          <w:p>
+            <w:pPr>
+              <w:spacing w:after="0" w:line="240"/>
+              <w:jc w:val="right"/>
+            </w:pPr>
+            <w:r>
+              <w:rPr>
+                <w:b w:val="false"/>
+                <w:bCs w:val="false"/>
+                <w:sz w:val="19"/>
+                <w:szCs w:val="19"/>
+              </w:rPr>
+              <w:t xml:space="preserve">0,809</w:t>
+            </w:r>
+          </w:p>
+        </w:tc>
+        <w:tc>
+          <w:tcPr>
+            <w:tcW w:type="dxa" w:w="850"/>
+            <w:tcMar>
+              <w:top w:type="dxa" w:w="60"/>
+              <w:left w:type="dxa" w:w="100"/>
+              <w:bottom w:type="dxa" w:w="60"/>
+              <w:right w:type="dxa" w:w="100"/>
+            </w:tcMar>
+          </w:tcPr>
+          <w:p>
+            <w:pPr>
+              <w:spacing w:after="0" w:line="240"/>
+              <w:jc w:val="right"/>
+            </w:pPr>
+            <w:r>
+              <w:rPr>
+                <w:b w:val="false"/>
+                <w:bCs w:val="false"/>
+                <w:sz w:val="19"/>
+                <w:szCs w:val="19"/>
+              </w:rPr>
+              <w:t xml:space="preserve">0,336</w:t>
+            </w:r>
+          </w:p>
+        </w:tc>
+        <w:tc>
+          <w:tcPr>
+            <w:tcW w:type="dxa" w:w="1100"/>
+            <w:tcMar>
+              <w:top w:type="dxa" w:w="60"/>
+              <w:left w:type="dxa" w:w="100"/>
+              <w:bottom w:type="dxa" w:w="60"/>
+              <w:right w:type="dxa" w:w="100"/>
+            </w:tcMar>
+          </w:tcPr>
+          <w:p>
+            <w:pPr>
+              <w:spacing w:after="0" w:line="240"/>
+              <w:jc w:val="right"/>
+            </w:pPr>
+            <w:r>
+              <w:rPr>
+                <w:b w:val="false"/>
+                <w:bCs w:val="false"/>
+                <w:sz w:val="19"/>
+                <w:szCs w:val="19"/>
+              </w:rPr>
+              <w:t xml:space="preserve">0,8</w:t>
+            </w:r>
+          </w:p>
+        </w:tc>
+        <w:tc>
+          <w:tcPr>
+            <w:tcW w:type="dxa" w:w="850"/>
+            <w:tcMar>
+              <w:top w:type="dxa" w:w="60"/>
+              <w:left w:type="dxa" w:w="100"/>
+              <w:bottom w:type="dxa" w:w="60"/>
+              <w:right w:type="dxa" w:w="100"/>
+            </w:tcMar>
+          </w:tcPr>
+          <w:p>
+            <w:pPr>
+              <w:spacing w:after="0" w:line="240"/>
+              <w:jc w:val="right"/>
+            </w:pPr>
+            <w:r>
+              <w:rPr>
+                <w:b w:val="false"/>
+                <w:bCs w:val="false"/>
+                <w:sz w:val="19"/>
+                <w:szCs w:val="19"/>
+              </w:rPr>
+              <w:t xml:space="preserve">0,9</w:t>
+            </w:r>
+          </w:p>
+        </w:tc>
+        <w:tc>
+          <w:tcPr>
+            <w:tcW w:type="dxa" w:w="1276"/>
+            <w:tcMar>
+              <w:top w:type="dxa" w:w="60"/>
+              <w:left w:type="dxa" w:w="100"/>
+              <w:bottom w:type="dxa" w:w="60"/>
+              <w:right w:type="dxa" w:w="100"/>
+            </w:tcMar>
+          </w:tcPr>
+          <w:p>
+            <w:pPr>
+              <w:spacing w:after="0" w:line="240"/>
+              <w:jc w:val="right"/>
+            </w:pPr>
+            <w:r>
+              <w:rPr>
+                <w:b w:val="false"/>
+                <w:bCs w:val="false"/>
+                <w:sz w:val="19"/>
+                <w:szCs w:val="19"/>
+              </w:rPr>
+              <w:t xml:space="preserve">0,9</w:t>
             </w:r>
           </w:p>
         </w:tc>
@@ -6952,7 +7543,7 @@
       <w:tr>
         <w:tc>
           <w:tcPr>
-            <w:tcW w:type="dxa" w:w="1200"/>
+            <w:tcW w:type="dxa" w:w="900"/>
             <w:tcMar>
               <w:top w:type="dxa" w:w="60"/>
               <w:left w:type="dxa" w:w="100"/>
@@ -6972,137 +7563,215 @@
                 <w:sz w:val="19"/>
                 <w:szCs w:val="19"/>
               </w:rPr>
-              <w:t xml:space="preserve">50 %</w:t>
-            </w:r>
-          </w:p>
-        </w:tc>
-        <w:tc>
-          <w:tcPr>
-            <w:tcW w:type="dxa" w:w="1200"/>
-            <w:tcMar>
-              <w:top w:type="dxa" w:w="60"/>
-              <w:left w:type="dxa" w:w="100"/>
-              <w:bottom w:type="dxa" w:w="60"/>
-              <w:right w:type="dxa" w:w="100"/>
-            </w:tcMar>
-          </w:tcPr>
-          <w:p>
-            <w:pPr>
-              <w:spacing w:after="0" w:line="240"/>
-              <w:jc w:val="right"/>
-            </w:pPr>
-            <w:r>
-              <w:rPr>
-                <w:b w:val="false"/>
-                <w:bCs w:val="false"/>
-                <w:sz w:val="19"/>
-                <w:szCs w:val="19"/>
-              </w:rPr>
-              <w:t xml:space="preserve">10 %</w:t>
-            </w:r>
-          </w:p>
-        </w:tc>
-        <w:tc>
-          <w:tcPr>
-            <w:tcW w:type="dxa" w:w="1350"/>
-            <w:tcMar>
-              <w:top w:type="dxa" w:w="60"/>
-              <w:left w:type="dxa" w:w="100"/>
-              <w:bottom w:type="dxa" w:w="60"/>
-              <w:right w:type="dxa" w:w="100"/>
-            </w:tcMar>
-          </w:tcPr>
-          <w:p>
-            <w:pPr>
-              <w:spacing w:after="0" w:line="240"/>
-              <w:jc w:val="right"/>
-            </w:pPr>
-            <w:r>
-              <w:rPr>
-                <w:b w:val="false"/>
-                <w:bCs w:val="false"/>
-                <w:sz w:val="19"/>
-                <w:szCs w:val="19"/>
-              </w:rPr>
-              <w:t xml:space="preserve">202</w:t>
-            </w:r>
-          </w:p>
-        </w:tc>
-        <w:tc>
-          <w:tcPr>
-            <w:tcW w:type="dxa" w:w="1350"/>
-            <w:tcMar>
-              <w:top w:type="dxa" w:w="60"/>
-              <w:left w:type="dxa" w:w="100"/>
-              <w:bottom w:type="dxa" w:w="60"/>
-              <w:right w:type="dxa" w:w="100"/>
-            </w:tcMar>
-          </w:tcPr>
-          <w:p>
-            <w:pPr>
-              <w:spacing w:after="0" w:line="240"/>
-              <w:jc w:val="right"/>
-            </w:pPr>
-            <w:r>
-              <w:rPr>
-                <w:b w:val="false"/>
-                <w:bCs w:val="false"/>
-                <w:sz w:val="19"/>
-                <w:szCs w:val="19"/>
-              </w:rPr>
-              <w:t xml:space="preserve">243</w:t>
-            </w:r>
-          </w:p>
-        </w:tc>
-        <w:tc>
-          <w:tcPr>
-            <w:tcW w:type="dxa" w:w="2000"/>
-            <w:tcMar>
-              <w:top w:type="dxa" w:w="60"/>
-              <w:left w:type="dxa" w:w="100"/>
-              <w:bottom w:type="dxa" w:w="60"/>
-              <w:right w:type="dxa" w:w="100"/>
-            </w:tcMar>
-          </w:tcPr>
-          <w:p>
-            <w:pPr>
-              <w:spacing w:after="0" w:line="240"/>
-              <w:jc w:val="right"/>
-            </w:pPr>
-            <w:r>
-              <w:rPr>
-                <w:b w:val="false"/>
-                <w:bCs w:val="false"/>
-                <w:sz w:val="19"/>
-                <w:szCs w:val="19"/>
-              </w:rPr>
-              <w:t xml:space="preserve">0,809</w:t>
-            </w:r>
-          </w:p>
-        </w:tc>
-        <w:tc>
-          <w:tcPr>
-            <w:tcW w:type="dxa" w:w="1926"/>
-            <w:tcMar>
-              <w:top w:type="dxa" w:w="60"/>
-              <w:left w:type="dxa" w:w="100"/>
-              <w:bottom w:type="dxa" w:w="60"/>
-              <w:right w:type="dxa" w:w="100"/>
-            </w:tcMar>
-          </w:tcPr>
-          <w:p>
-            <w:pPr>
-              <w:spacing w:after="0" w:line="240"/>
-              <w:jc w:val="right"/>
-            </w:pPr>
-            <w:r>
-              <w:rPr>
-                <w:b w:val="false"/>
-                <w:bCs w:val="false"/>
-                <w:sz w:val="19"/>
-                <w:szCs w:val="19"/>
-              </w:rPr>
-              <w:t xml:space="preserve">0,8</w:t>
+              <w:t xml:space="preserve">90 %</w:t>
+            </w:r>
+          </w:p>
+        </w:tc>
+        <w:tc>
+          <w:tcPr>
+            <w:tcW w:type="dxa" w:w="1050"/>
+            <w:tcMar>
+              <w:top w:type="dxa" w:w="60"/>
+              <w:left w:type="dxa" w:w="100"/>
+              <w:bottom w:type="dxa" w:w="60"/>
+              <w:right w:type="dxa" w:w="100"/>
+            </w:tcMar>
+          </w:tcPr>
+          <w:p>
+            <w:pPr>
+              <w:spacing w:after="0" w:line="240"/>
+              <w:jc w:val="right"/>
+            </w:pPr>
+            <w:r>
+              <w:rPr>
+                <w:b w:val="false"/>
+                <w:bCs w:val="false"/>
+                <w:sz w:val="19"/>
+                <w:szCs w:val="19"/>
+              </w:rPr>
+              <w:t xml:space="preserve">2.049</w:t>
+            </w:r>
+          </w:p>
+        </w:tc>
+        <w:tc>
+          <w:tcPr>
+            <w:tcW w:type="dxa" w:w="1000"/>
+            <w:tcMar>
+              <w:top w:type="dxa" w:w="60"/>
+              <w:left w:type="dxa" w:w="100"/>
+              <w:bottom w:type="dxa" w:w="60"/>
+              <w:right w:type="dxa" w:w="100"/>
+            </w:tcMar>
+          </w:tcPr>
+          <w:p>
+            <w:pPr>
+              <w:spacing w:after="0" w:line="240"/>
+              <w:jc w:val="right"/>
+            </w:pPr>
+            <w:r>
+              <w:rPr>
+                <w:b w:val="false"/>
+                <w:bCs w:val="false"/>
+                <w:sz w:val="19"/>
+                <w:szCs w:val="19"/>
+              </w:rPr>
+              <w:t xml:space="preserve">13</w:t>
+            </w:r>
+          </w:p>
+        </w:tc>
+        <w:tc>
+          <w:tcPr>
+            <w:tcW w:type="dxa" w:w="1050"/>
+            <w:tcMar>
+              <w:top w:type="dxa" w:w="60"/>
+              <w:left w:type="dxa" w:w="100"/>
+              <w:bottom w:type="dxa" w:w="60"/>
+              <w:right w:type="dxa" w:w="100"/>
+            </w:tcMar>
+          </w:tcPr>
+          <w:p>
+            <w:pPr>
+              <w:spacing w:after="0" w:line="240"/>
+              <w:jc w:val="right"/>
+            </w:pPr>
+            <w:r>
+              <w:rPr>
+                <w:b w:val="false"/>
+                <w:bCs w:val="false"/>
+                <w:sz w:val="19"/>
+                <w:szCs w:val="19"/>
+              </w:rPr>
+              <w:t xml:space="preserve">1.005</w:t>
+            </w:r>
+          </w:p>
+        </w:tc>
+        <w:tc>
+          <w:tcPr>
+            <w:tcW w:type="dxa" w:w="950"/>
+            <w:tcMar>
+              <w:top w:type="dxa" w:w="60"/>
+              <w:left w:type="dxa" w:w="100"/>
+              <w:bottom w:type="dxa" w:w="60"/>
+              <w:right w:type="dxa" w:w="100"/>
+            </w:tcMar>
+          </w:tcPr>
+          <w:p>
+            <w:pPr>
+              <w:spacing w:after="0" w:line="240"/>
+              <w:jc w:val="right"/>
+            </w:pPr>
+            <w:r>
+              <w:rPr>
+                <w:b w:val="false"/>
+                <w:bCs w:val="false"/>
+                <w:sz w:val="19"/>
+                <w:szCs w:val="19"/>
+              </w:rPr>
+              <w:t xml:space="preserve">0,988</w:t>
+            </w:r>
+          </w:p>
+        </w:tc>
+        <w:tc>
+          <w:tcPr>
+            <w:tcW w:type="dxa" w:w="850"/>
+            <w:tcMar>
+              <w:top w:type="dxa" w:w="60"/>
+              <w:left w:type="dxa" w:w="100"/>
+              <w:bottom w:type="dxa" w:w="60"/>
+              <w:right w:type="dxa" w:w="100"/>
+            </w:tcMar>
+          </w:tcPr>
+          <w:p>
+            <w:pPr>
+              <w:spacing w:after="0" w:line="240"/>
+              <w:jc w:val="right"/>
+            </w:pPr>
+            <w:r>
+              <w:rPr>
+                <w:b w:val="false"/>
+                <w:bCs w:val="false"/>
+                <w:sz w:val="19"/>
+                <w:szCs w:val="19"/>
+              </w:rPr>
+              <w:t xml:space="preserve">0,628</w:t>
+            </w:r>
+          </w:p>
+        </w:tc>
+        <w:tc>
+          <w:tcPr>
+            <w:tcW w:type="dxa" w:w="1100"/>
+            <w:tcMar>
+              <w:top w:type="dxa" w:w="60"/>
+              <w:left w:type="dxa" w:w="100"/>
+              <w:bottom w:type="dxa" w:w="60"/>
+              <w:right w:type="dxa" w:w="100"/>
+            </w:tcMar>
+          </w:tcPr>
+          <w:p>
+            <w:pPr>
+              <w:spacing w:after="0" w:line="240"/>
+              <w:jc w:val="right"/>
+            </w:pPr>
+            <w:r>
+              <w:rPr>
+                <w:b w:val="false"/>
+                <w:bCs w:val="false"/>
+                <w:sz w:val="19"/>
+                <w:szCs w:val="19"/>
+              </w:rPr>
+              <w:t xml:space="preserve">0,0</w:t>
+            </w:r>
+          </w:p>
+        </w:tc>
+        <w:tc>
+          <w:tcPr>
+            <w:tcW w:type="dxa" w:w="850"/>
+            <w:tcMar>
+              <w:top w:type="dxa" w:w="60"/>
+              <w:left w:type="dxa" w:w="100"/>
+              <w:bottom w:type="dxa" w:w="60"/>
+              <w:right w:type="dxa" w:w="100"/>
+            </w:tcMar>
+          </w:tcPr>
+          <w:p>
+            <w:pPr>
+              <w:spacing w:after="0" w:line="240"/>
+              <w:jc w:val="right"/>
+            </w:pPr>
+            <w:r>
+              <w:rPr>
+                <w:b w:val="false"/>
+                <w:bCs w:val="false"/>
+                <w:sz w:val="19"/>
+                <w:szCs w:val="19"/>
+              </w:rPr>
+              <w:t xml:space="preserve">0,3</w:t>
+            </w:r>
+          </w:p>
+        </w:tc>
+        <w:tc>
+          <w:tcPr>
+            <w:tcW w:type="dxa" w:w="1276"/>
+            <w:tcMar>
+              <w:top w:type="dxa" w:w="60"/>
+              <w:left w:type="dxa" w:w="100"/>
+              <w:bottom w:type="dxa" w:w="60"/>
+              <w:right w:type="dxa" w:w="100"/>
+            </w:tcMar>
+          </w:tcPr>
+          <w:p>
+            <w:pPr>
+              <w:spacing w:after="0" w:line="240"/>
+              <w:jc w:val="right"/>
+            </w:pPr>
+            <w:r>
+              <w:rPr>
+                <w:b w:val="false"/>
+                <w:bCs w:val="false"/>
+                <w:sz w:val="19"/>
+                <w:szCs w:val="19"/>
+              </w:rPr>
+              <w:t xml:space="preserve">0,1</w:t>
             </w:r>
           </w:p>
         </w:tc>
@@ -7119,7 +7788,7 @@
           <w:sz w:val="19"/>
           <w:szCs w:val="19"/>
         </w:rPr>
-        <w:t xml:space="preserve">Tabla 5. Duplicación por año de adquisición sobre un predio del Caribe colombiano, archivo completo consultado el 27 de agosto de 2026.</w:t>
+        <w:t xml:space="preserve">Tabla 5. Duplicacion por reprocesado segun el ano de adquisicion, sobre los 68.297 items distintos que devuelve el catalogo para las 323 parcelas de la cohorte entre 2019 y 2026. Consulta del 27 de agosto de 2026.</w:t>
       </w:r>
     </w:p>
     <w:tbl>
@@ -7135,8 +7804,8 @@
         </w:tblBorders>
       </w:tblPr>
       <w:tblGrid>
-        <w:gridCol w:w="1400"/>
-        <w:gridCol w:w="1600"/>
+        <w:gridCol w:w="1300"/>
+        <w:gridCol w:w="1700"/>
         <w:gridCol w:w="2426"/>
         <w:gridCol w:w="1800"/>
         <w:gridCol w:w="1800"/>
@@ -7147,7 +7816,7 @@
         </w:trPr>
         <w:tc>
           <w:tcPr>
-            <w:tcW w:type="dxa" w:w="1400"/>
+            <w:tcW w:type="dxa" w:w="1300"/>
             <w:shd w:fill="F2F4F1" w:val="clear"/>
             <w:tcMar>
               <w:top w:type="dxa" w:w="60"/>
@@ -7168,13 +7837,13 @@
                 <w:sz w:val="19"/>
                 <w:szCs w:val="19"/>
               </w:rPr>
-              <w:t xml:space="preserve">Año</w:t>
-            </w:r>
-          </w:p>
-        </w:tc>
-        <w:tc>
-          <w:tcPr>
-            <w:tcW w:type="dxa" w:w="1600"/>
+              <w:t xml:space="preserve">Ano</w:t>
+            </w:r>
+          </w:p>
+        </w:tc>
+        <w:tc>
+          <w:tcPr>
+            <w:tcW w:type="dxa" w:w="1700"/>
             <w:shd w:fill="F2F4F1" w:val="clear"/>
             <w:tcMar>
               <w:top w:type="dxa" w:w="60"/>
@@ -7195,7 +7864,7 @@
                 <w:sz w:val="19"/>
                 <w:szCs w:val="19"/>
               </w:rPr>
-              <w:t xml:space="preserve">Ítems</w:t>
+              <w:t xml:space="preserve">Items</w:t>
             </w:r>
           </w:p>
         </w:tc>
@@ -7222,7 +7891,7 @@
                 <w:sz w:val="19"/>
                 <w:szCs w:val="19"/>
               </w:rPr>
-              <w:t xml:space="preserve">Adquisiciones únicas</w:t>
+              <w:t xml:space="preserve">Adquisiciones unicas</w:t>
             </w:r>
           </w:p>
         </w:tc>
@@ -7284,7 +7953,7 @@
       <w:tr>
         <w:tc>
           <w:tcPr>
-            <w:tcW w:type="dxa" w:w="1400"/>
+            <w:tcW w:type="dxa" w:w="1300"/>
             <w:tcMar>
               <w:top w:type="dxa" w:w="60"/>
               <w:left w:type="dxa" w:w="100"/>
@@ -7310,27 +7979,27 @@
         </w:tc>
         <w:tc>
           <w:tcPr>
-            <w:tcW w:type="dxa" w:w="1600"/>
-            <w:tcMar>
-              <w:top w:type="dxa" w:w="60"/>
-              <w:left w:type="dxa" w:w="100"/>
-              <w:bottom w:type="dxa" w:w="60"/>
-              <w:right w:type="dxa" w:w="100"/>
-            </w:tcMar>
-          </w:tcPr>
-          <w:p>
-            <w:pPr>
-              <w:spacing w:after="0" w:line="240"/>
-              <w:jc w:val="right"/>
-            </w:pPr>
-            <w:r>
-              <w:rPr>
-                <w:b w:val="false"/>
-                <w:bCs w:val="false"/>
-                <w:sz w:val="19"/>
-                <w:szCs w:val="19"/>
-              </w:rPr>
-              <w:t xml:space="preserve">130</w:t>
+            <w:tcW w:type="dxa" w:w="1700"/>
+            <w:tcMar>
+              <w:top w:type="dxa" w:w="60"/>
+              <w:left w:type="dxa" w:w="100"/>
+              <w:bottom w:type="dxa" w:w="60"/>
+              <w:right w:type="dxa" w:w="100"/>
+            </w:tcMar>
+          </w:tcPr>
+          <w:p>
+            <w:pPr>
+              <w:spacing w:after="0" w:line="240"/>
+              <w:jc w:val="right"/>
+            </w:pPr>
+            <w:r>
+              <w:rPr>
+                <w:b w:val="false"/>
+                <w:bCs w:val="false"/>
+                <w:sz w:val="19"/>
+                <w:szCs w:val="19"/>
+              </w:rPr>
+              <w:t xml:space="preserve">10.862</w:t>
             </w:r>
           </w:p>
         </w:tc>
@@ -7356,7 +8025,7 @@
                 <w:sz w:val="19"/>
                 <w:szCs w:val="19"/>
               </w:rPr>
-              <w:t xml:space="preserve">72</w:t>
+              <w:t xml:space="preserve">6.043</w:t>
             </w:r>
           </w:p>
         </w:tc>
@@ -7382,7 +8051,7 @@
                 <w:sz w:val="19"/>
                 <w:szCs w:val="19"/>
               </w:rPr>
-              <w:t xml:space="preserve">58</w:t>
+              <w:t xml:space="preserve">4.819</w:t>
             </w:r>
           </w:p>
         </w:tc>
@@ -7408,7 +8077,7 @@
                 <w:sz w:val="19"/>
                 <w:szCs w:val="19"/>
               </w:rPr>
-              <w:t xml:space="preserve">44,6</w:t>
+              <w:t xml:space="preserve">44,4</w:t>
             </w:r>
           </w:p>
         </w:tc>
@@ -7416,7 +8085,7 @@
       <w:tr>
         <w:tc>
           <w:tcPr>
-            <w:tcW w:type="dxa" w:w="1400"/>
+            <w:tcW w:type="dxa" w:w="1300"/>
             <w:tcMar>
               <w:top w:type="dxa" w:w="60"/>
               <w:left w:type="dxa" w:w="100"/>
@@ -7442,27 +8111,27 @@
         </w:tc>
         <w:tc>
           <w:tcPr>
-            <w:tcW w:type="dxa" w:w="1600"/>
-            <w:tcMar>
-              <w:top w:type="dxa" w:w="60"/>
-              <w:left w:type="dxa" w:w="100"/>
-              <w:bottom w:type="dxa" w:w="60"/>
-              <w:right w:type="dxa" w:w="100"/>
-            </w:tcMar>
-          </w:tcPr>
-          <w:p>
-            <w:pPr>
-              <w:spacing w:after="0" w:line="240"/>
-              <w:jc w:val="right"/>
-            </w:pPr>
-            <w:r>
-              <w:rPr>
-                <w:b w:val="false"/>
-                <w:bCs w:val="false"/>
-                <w:sz w:val="19"/>
-                <w:szCs w:val="19"/>
-              </w:rPr>
-              <w:t xml:space="preserve">143</w:t>
+            <w:tcW w:type="dxa" w:w="1700"/>
+            <w:tcMar>
+              <w:top w:type="dxa" w:w="60"/>
+              <w:left w:type="dxa" w:w="100"/>
+              <w:bottom w:type="dxa" w:w="60"/>
+              <w:right w:type="dxa" w:w="100"/>
+            </w:tcMar>
+          </w:tcPr>
+          <w:p>
+            <w:pPr>
+              <w:spacing w:after="0" w:line="240"/>
+              <w:jc w:val="right"/>
+            </w:pPr>
+            <w:r>
+              <w:rPr>
+                <w:b w:val="false"/>
+                <w:bCs w:val="false"/>
+                <w:sz w:val="19"/>
+                <w:szCs w:val="19"/>
+              </w:rPr>
+              <w:t xml:space="preserve">12.205</w:t>
             </w:r>
           </w:p>
         </w:tc>
@@ -7488,7 +8157,7 @@
                 <w:sz w:val="19"/>
                 <w:szCs w:val="19"/>
               </w:rPr>
-              <w:t xml:space="preserve">72</w:t>
+              <w:t xml:space="preserve">6.042</w:t>
             </w:r>
           </w:p>
         </w:tc>
@@ -7514,7 +8183,7 @@
                 <w:sz w:val="19"/>
                 <w:szCs w:val="19"/>
               </w:rPr>
-              <w:t xml:space="preserve">71</w:t>
+              <w:t xml:space="preserve">6.163</w:t>
             </w:r>
           </w:p>
         </w:tc>
@@ -7540,7 +8209,7 @@
                 <w:sz w:val="19"/>
                 <w:szCs w:val="19"/>
               </w:rPr>
-              <w:t xml:space="preserve">49,7</w:t>
+              <w:t xml:space="preserve">50,5</w:t>
             </w:r>
           </w:p>
         </w:tc>
@@ -7548,7 +8217,7 @@
       <w:tr>
         <w:tc>
           <w:tcPr>
-            <w:tcW w:type="dxa" w:w="1400"/>
+            <w:tcW w:type="dxa" w:w="1300"/>
             <w:tcMar>
               <w:top w:type="dxa" w:w="60"/>
               <w:left w:type="dxa" w:w="100"/>
@@ -7574,27 +8243,27 @@
         </w:tc>
         <w:tc>
           <w:tcPr>
-            <w:tcW w:type="dxa" w:w="1600"/>
-            <w:tcMar>
-              <w:top w:type="dxa" w:w="60"/>
-              <w:left w:type="dxa" w:w="100"/>
-              <w:bottom w:type="dxa" w:w="60"/>
-              <w:right w:type="dxa" w:w="100"/>
-            </w:tcMar>
-          </w:tcPr>
-          <w:p>
-            <w:pPr>
-              <w:spacing w:after="0" w:line="240"/>
-              <w:jc w:val="right"/>
-            </w:pPr>
-            <w:r>
-              <w:rPr>
-                <w:b w:val="false"/>
-                <w:bCs w:val="false"/>
-                <w:sz w:val="19"/>
-                <w:szCs w:val="19"/>
-              </w:rPr>
-              <w:t xml:space="preserve">158</w:t>
+            <w:tcW w:type="dxa" w:w="1700"/>
+            <w:tcMar>
+              <w:top w:type="dxa" w:w="60"/>
+              <w:left w:type="dxa" w:w="100"/>
+              <w:bottom w:type="dxa" w:w="60"/>
+              <w:right w:type="dxa" w:w="100"/>
+            </w:tcMar>
+          </w:tcPr>
+          <w:p>
+            <w:pPr>
+              <w:spacing w:after="0" w:line="240"/>
+              <w:jc w:val="right"/>
+            </w:pPr>
+            <w:r>
+              <w:rPr>
+                <w:b w:val="false"/>
+                <w:bCs w:val="false"/>
+                <w:sz w:val="19"/>
+                <w:szCs w:val="19"/>
+              </w:rPr>
+              <w:t xml:space="preserve">12.825</w:t>
             </w:r>
           </w:p>
         </w:tc>
@@ -7620,7 +8289,7 @@
                 <w:sz w:val="19"/>
                 <w:szCs w:val="19"/>
               </w:rPr>
-              <w:t xml:space="preserve">73</w:t>
+              <w:t xml:space="preserve">6.117</w:t>
             </w:r>
           </w:p>
         </w:tc>
@@ -7646,7 +8315,7 @@
                 <w:sz w:val="19"/>
                 <w:szCs w:val="19"/>
               </w:rPr>
-              <w:t xml:space="preserve">85</w:t>
+              <w:t xml:space="preserve">6.708</w:t>
             </w:r>
           </w:p>
         </w:tc>
@@ -7672,7 +8341,7 @@
                 <w:sz w:val="19"/>
                 <w:szCs w:val="19"/>
               </w:rPr>
-              <w:t xml:space="preserve">53,8</w:t>
+              <w:t xml:space="preserve">52,3</w:t>
             </w:r>
           </w:p>
         </w:tc>
@@ -7680,7 +8349,7 @@
       <w:tr>
         <w:tc>
           <w:tcPr>
-            <w:tcW w:type="dxa" w:w="1400"/>
+            <w:tcW w:type="dxa" w:w="1300"/>
             <w:tcMar>
               <w:top w:type="dxa" w:w="60"/>
               <w:left w:type="dxa" w:w="100"/>
@@ -7706,27 +8375,27 @@
         </w:tc>
         <w:tc>
           <w:tcPr>
-            <w:tcW w:type="dxa" w:w="1600"/>
-            <w:tcMar>
-              <w:top w:type="dxa" w:w="60"/>
-              <w:left w:type="dxa" w:w="100"/>
-              <w:bottom w:type="dxa" w:w="60"/>
-              <w:right w:type="dxa" w:w="100"/>
-            </w:tcMar>
-          </w:tcPr>
-          <w:p>
-            <w:pPr>
-              <w:spacing w:after="0" w:line="240"/>
-              <w:jc w:val="right"/>
-            </w:pPr>
-            <w:r>
-              <w:rPr>
-                <w:b w:val="false"/>
-                <w:bCs w:val="false"/>
-                <w:sz w:val="19"/>
-                <w:szCs w:val="19"/>
-              </w:rPr>
-              <w:t xml:space="preserve">73</w:t>
+            <w:tcW w:type="dxa" w:w="1700"/>
+            <w:tcMar>
+              <w:top w:type="dxa" w:w="60"/>
+              <w:left w:type="dxa" w:w="100"/>
+              <w:bottom w:type="dxa" w:w="60"/>
+              <w:right w:type="dxa" w:w="100"/>
+            </w:tcMar>
+          </w:tcPr>
+          <w:p>
+            <w:pPr>
+              <w:spacing w:after="0" w:line="240"/>
+              <w:jc w:val="right"/>
+            </w:pPr>
+            <w:r>
+              <w:rPr>
+                <w:b w:val="false"/>
+                <w:bCs w:val="false"/>
+                <w:sz w:val="19"/>
+                <w:szCs w:val="19"/>
+              </w:rPr>
+              <w:t xml:space="preserve">6.166</w:t>
             </w:r>
           </w:p>
         </w:tc>
@@ -7752,7 +8421,7 @@
                 <w:sz w:val="19"/>
                 <w:szCs w:val="19"/>
               </w:rPr>
-              <w:t xml:space="preserve">72</w:t>
+              <w:t xml:space="preserve">6.046</w:t>
             </w:r>
           </w:p>
         </w:tc>
@@ -7778,7 +8447,7 @@
                 <w:sz w:val="19"/>
                 <w:szCs w:val="19"/>
               </w:rPr>
-              <w:t xml:space="preserve">1</w:t>
+              <w:t xml:space="preserve">120</w:t>
             </w:r>
           </w:p>
         </w:tc>
@@ -7804,7 +8473,7 @@
                 <w:sz w:val="19"/>
                 <w:szCs w:val="19"/>
               </w:rPr>
-              <w:t xml:space="preserve">1,4</w:t>
+              <w:t xml:space="preserve">1,9</w:t>
             </w:r>
           </w:p>
         </w:tc>
@@ -7812,7 +8481,7 @@
       <w:tr>
         <w:tc>
           <w:tcPr>
-            <w:tcW w:type="dxa" w:w="1400"/>
+            <w:tcW w:type="dxa" w:w="1300"/>
             <w:tcMar>
               <w:top w:type="dxa" w:w="60"/>
               <w:left w:type="dxa" w:w="100"/>
@@ -7838,27 +8507,27 @@
         </w:tc>
         <w:tc>
           <w:tcPr>
-            <w:tcW w:type="dxa" w:w="1600"/>
-            <w:tcMar>
-              <w:top w:type="dxa" w:w="60"/>
-              <w:left w:type="dxa" w:w="100"/>
-              <w:bottom w:type="dxa" w:w="60"/>
-              <w:right w:type="dxa" w:w="100"/>
-            </w:tcMar>
-          </w:tcPr>
-          <w:p>
-            <w:pPr>
-              <w:spacing w:after="0" w:line="240"/>
-              <w:jc w:val="right"/>
-            </w:pPr>
-            <w:r>
-              <w:rPr>
-                <w:b w:val="false"/>
-                <w:bCs w:val="false"/>
-                <w:sz w:val="19"/>
-                <w:szCs w:val="19"/>
-              </w:rPr>
-              <w:t xml:space="preserve">74</w:t>
+            <w:tcW w:type="dxa" w:w="1700"/>
+            <w:tcMar>
+              <w:top w:type="dxa" w:w="60"/>
+              <w:left w:type="dxa" w:w="100"/>
+              <w:bottom w:type="dxa" w:w="60"/>
+              <w:right w:type="dxa" w:w="100"/>
+            </w:tcMar>
+          </w:tcPr>
+          <w:p>
+            <w:pPr>
+              <w:spacing w:after="0" w:line="240"/>
+              <w:jc w:val="right"/>
+            </w:pPr>
+            <w:r>
+              <w:rPr>
+                <w:b w:val="false"/>
+                <w:bCs w:val="false"/>
+                <w:sz w:val="19"/>
+                <w:szCs w:val="19"/>
+              </w:rPr>
+              <w:t xml:space="preserve">6.178</w:t>
             </w:r>
           </w:p>
         </w:tc>
@@ -7884,7 +8553,7 @@
                 <w:sz w:val="19"/>
                 <w:szCs w:val="19"/>
               </w:rPr>
-              <w:t xml:space="preserve">72</w:t>
+              <w:t xml:space="preserve">6.087</w:t>
             </w:r>
           </w:p>
         </w:tc>
@@ -7910,7 +8579,7 @@
                 <w:sz w:val="19"/>
                 <w:szCs w:val="19"/>
               </w:rPr>
-              <w:t xml:space="preserve">2</w:t>
+              <w:t xml:space="preserve">91</w:t>
             </w:r>
           </w:p>
         </w:tc>
@@ -7936,7 +8605,7 @@
                 <w:sz w:val="19"/>
                 <w:szCs w:val="19"/>
               </w:rPr>
-              <w:t xml:space="preserve">2,7</w:t>
+              <w:t xml:space="preserve">1,5</w:t>
             </w:r>
           </w:p>
         </w:tc>
@@ -7944,7 +8613,7 @@
       <w:tr>
         <w:tc>
           <w:tcPr>
-            <w:tcW w:type="dxa" w:w="1400"/>
+            <w:tcW w:type="dxa" w:w="1300"/>
             <w:tcMar>
               <w:top w:type="dxa" w:w="60"/>
               <w:left w:type="dxa" w:w="100"/>
@@ -7970,27 +8639,27 @@
         </w:tc>
         <w:tc>
           <w:tcPr>
-            <w:tcW w:type="dxa" w:w="1600"/>
-            <w:tcMar>
-              <w:top w:type="dxa" w:w="60"/>
-              <w:left w:type="dxa" w:w="100"/>
-              <w:bottom w:type="dxa" w:w="60"/>
-              <w:right w:type="dxa" w:w="100"/>
-            </w:tcMar>
-          </w:tcPr>
-          <w:p>
-            <w:pPr>
-              <w:spacing w:after="0" w:line="240"/>
-              <w:jc w:val="right"/>
-            </w:pPr>
-            <w:r>
-              <w:rPr>
-                <w:b w:val="false"/>
-                <w:bCs w:val="false"/>
-                <w:sz w:val="19"/>
-                <w:szCs w:val="19"/>
-              </w:rPr>
-              <w:t xml:space="preserve">74</w:t>
+            <w:tcW w:type="dxa" w:w="1700"/>
+            <w:tcMar>
+              <w:top w:type="dxa" w:w="60"/>
+              <w:left w:type="dxa" w:w="100"/>
+              <w:bottom w:type="dxa" w:w="60"/>
+              <w:right w:type="dxa" w:w="100"/>
+            </w:tcMar>
+          </w:tcPr>
+          <w:p>
+            <w:pPr>
+              <w:spacing w:after="0" w:line="240"/>
+              <w:jc w:val="right"/>
+            </w:pPr>
+            <w:r>
+              <w:rPr>
+                <w:b w:val="false"/>
+                <w:bCs w:val="false"/>
+                <w:sz w:val="19"/>
+                <w:szCs w:val="19"/>
+              </w:rPr>
+              <w:t xml:space="preserve">6.351</w:t>
             </w:r>
           </w:p>
         </w:tc>
@@ -8016,7 +8685,7 @@
                 <w:sz w:val="19"/>
                 <w:szCs w:val="19"/>
               </w:rPr>
-              <w:t xml:space="preserve">74</w:t>
+              <w:t xml:space="preserve">6.300</w:t>
             </w:r>
           </w:p>
         </w:tc>
@@ -8042,7 +8711,7 @@
                 <w:sz w:val="19"/>
                 <w:szCs w:val="19"/>
               </w:rPr>
-              <w:t xml:space="preserve">0</w:t>
+              <w:t xml:space="preserve">51</w:t>
             </w:r>
           </w:p>
         </w:tc>
@@ -8068,7 +8737,7 @@
                 <w:sz w:val="19"/>
                 <w:szCs w:val="19"/>
               </w:rPr>
-              <w:t xml:space="preserve">0,0</w:t>
+              <w:t xml:space="preserve">0,8</w:t>
             </w:r>
           </w:p>
         </w:tc>
@@ -8076,7 +8745,7 @@
       <w:tr>
         <w:tc>
           <w:tcPr>
-            <w:tcW w:type="dxa" w:w="1400"/>
+            <w:tcW w:type="dxa" w:w="1300"/>
             <w:tcMar>
               <w:top w:type="dxa" w:w="60"/>
               <w:left w:type="dxa" w:w="100"/>
@@ -8102,27 +8771,27 @@
         </w:tc>
         <w:tc>
           <w:tcPr>
-            <w:tcW w:type="dxa" w:w="1600"/>
-            <w:tcMar>
-              <w:top w:type="dxa" w:w="60"/>
-              <w:left w:type="dxa" w:w="100"/>
-              <w:bottom w:type="dxa" w:w="60"/>
-              <w:right w:type="dxa" w:w="100"/>
-            </w:tcMar>
-          </w:tcPr>
-          <w:p>
-            <w:pPr>
-              <w:spacing w:after="0" w:line="240"/>
-              <w:jc w:val="right"/>
-            </w:pPr>
-            <w:r>
-              <w:rPr>
-                <w:b w:val="false"/>
-                <w:bCs w:val="false"/>
-                <w:sz w:val="19"/>
-                <w:szCs w:val="19"/>
-              </w:rPr>
-              <w:t xml:space="preserve">102</w:t>
+            <w:tcW w:type="dxa" w:w="1700"/>
+            <w:tcMar>
+              <w:top w:type="dxa" w:w="60"/>
+              <w:left w:type="dxa" w:w="100"/>
+              <w:bottom w:type="dxa" w:w="60"/>
+              <w:right w:type="dxa" w:w="100"/>
+            </w:tcMar>
+          </w:tcPr>
+          <w:p>
+            <w:pPr>
+              <w:spacing w:after="0" w:line="240"/>
+              <w:jc w:val="right"/>
+            </w:pPr>
+            <w:r>
+              <w:rPr>
+                <w:b w:val="false"/>
+                <w:bCs w:val="false"/>
+                <w:sz w:val="19"/>
+                <w:szCs w:val="19"/>
+              </w:rPr>
+              <w:t xml:space="preserve">8.176</w:t>
             </w:r>
           </w:p>
         </w:tc>
@@ -8148,7 +8817,7 @@
                 <w:sz w:val="19"/>
                 <w:szCs w:val="19"/>
               </w:rPr>
-              <w:t xml:space="preserve">102</w:t>
+              <w:t xml:space="preserve">8.082</w:t>
             </w:r>
           </w:p>
         </w:tc>
@@ -8174,7 +8843,7 @@
                 <w:sz w:val="19"/>
                 <w:szCs w:val="19"/>
               </w:rPr>
-              <w:t xml:space="preserve">0</w:t>
+              <w:t xml:space="preserve">94</w:t>
             </w:r>
           </w:p>
         </w:tc>
@@ -8200,7 +8869,7 @@
                 <w:sz w:val="19"/>
                 <w:szCs w:val="19"/>
               </w:rPr>
-              <w:t xml:space="preserve">0,0</w:t>
+              <w:t xml:space="preserve">1,1</w:t>
             </w:r>
           </w:p>
         </w:tc>
@@ -8208,7 +8877,7 @@
       <w:tr>
         <w:tc>
           <w:tcPr>
-            <w:tcW w:type="dxa" w:w="1400"/>
+            <w:tcW w:type="dxa" w:w="1300"/>
             <w:tcMar>
               <w:top w:type="dxa" w:w="60"/>
               <w:left w:type="dxa" w:w="100"/>
@@ -8234,27 +8903,27 @@
         </w:tc>
         <w:tc>
           <w:tcPr>
-            <w:tcW w:type="dxa" w:w="1600"/>
-            <w:tcMar>
-              <w:top w:type="dxa" w:w="60"/>
-              <w:left w:type="dxa" w:w="100"/>
-              <w:bottom w:type="dxa" w:w="60"/>
-              <w:right w:type="dxa" w:w="100"/>
-            </w:tcMar>
-          </w:tcPr>
-          <w:p>
-            <w:pPr>
-              <w:spacing w:after="0" w:line="240"/>
-              <w:jc w:val="right"/>
-            </w:pPr>
-            <w:r>
-              <w:rPr>
-                <w:b w:val="false"/>
-                <w:bCs w:val="false"/>
-                <w:sz w:val="19"/>
-                <w:szCs w:val="19"/>
-              </w:rPr>
-              <w:t xml:space="preserve">68</w:t>
+            <w:tcW w:type="dxa" w:w="1700"/>
+            <w:tcMar>
+              <w:top w:type="dxa" w:w="60"/>
+              <w:left w:type="dxa" w:w="100"/>
+              <w:bottom w:type="dxa" w:w="60"/>
+              <w:right w:type="dxa" w:w="100"/>
+            </w:tcMar>
+          </w:tcPr>
+          <w:p>
+            <w:pPr>
+              <w:spacing w:after="0" w:line="240"/>
+              <w:jc w:val="right"/>
+            </w:pPr>
+            <w:r>
+              <w:rPr>
+                <w:b w:val="false"/>
+                <w:bCs w:val="false"/>
+                <w:sz w:val="19"/>
+                <w:szCs w:val="19"/>
+              </w:rPr>
+              <w:t xml:space="preserve">5.534</w:t>
             </w:r>
           </w:p>
         </w:tc>
@@ -8280,7 +8949,7 @@
                 <w:sz w:val="19"/>
                 <w:szCs w:val="19"/>
               </w:rPr>
-              <w:t xml:space="preserve">66</w:t>
+              <w:t xml:space="preserve">5.453</w:t>
             </w:r>
           </w:p>
         </w:tc>
@@ -8306,7 +8975,7 @@
                 <w:sz w:val="19"/>
                 <w:szCs w:val="19"/>
               </w:rPr>
-              <w:t xml:space="preserve">2</w:t>
+              <w:t xml:space="preserve">81</w:t>
             </w:r>
           </w:p>
         </w:tc>
@@ -8332,7 +9001,7 @@
                 <w:sz w:val="19"/>
                 <w:szCs w:val="19"/>
               </w:rPr>
-              <w:t xml:space="preserve">2,9</w:t>
+              <w:t xml:space="preserve">1,5</w:t>
             </w:r>
           </w:p>
         </w:tc>
@@ -8340,7 +9009,7 @@
       <w:tr>
         <w:tc>
           <w:tcPr>
-            <w:tcW w:type="dxa" w:w="1400"/>
+            <w:tcW w:type="dxa" w:w="1300"/>
             <w:tcMar>
               <w:top w:type="dxa" w:w="60"/>
               <w:left w:type="dxa" w:w="100"/>
@@ -8366,7 +9035,7 @@
         </w:tc>
         <w:tc>
           <w:tcPr>
-            <w:tcW w:type="dxa" w:w="1600"/>
+            <w:tcW w:type="dxa" w:w="1700"/>
             <w:tcMar>
               <w:top w:type="dxa" w:w="60"/>
               <w:left w:type="dxa" w:w="100"/>
@@ -8386,7 +9055,7 @@
                 <w:sz w:val="19"/>
                 <w:szCs w:val="19"/>
               </w:rPr>
-              <w:t xml:space="preserve">822</w:t>
+              <w:t xml:space="preserve">68.297</w:t>
             </w:r>
           </w:p>
         </w:tc>
@@ -8412,7 +9081,7 @@
                 <w:sz w:val="19"/>
                 <w:szCs w:val="19"/>
               </w:rPr>
-              <w:t xml:space="preserve">603</w:t>
+              <w:t xml:space="preserve"/>
             </w:r>
           </w:p>
         </w:tc>
@@ -8438,7 +9107,7 @@
                 <w:sz w:val="19"/>
                 <w:szCs w:val="19"/>
               </w:rPr>
-              <w:t xml:space="preserve">219</w:t>
+              <w:t xml:space="preserve">18.127</w:t>
             </w:r>
           </w:p>
         </w:tc>
@@ -8464,7 +9133,7 @@
                 <w:sz w:val="19"/>
                 <w:szCs w:val="19"/>
               </w:rPr>
-              <w:t xml:space="preserve">26,6</w:t>
+              <w:t xml:space="preserve">26,5</w:t>
             </w:r>
           </w:p>
         </w:tc>
@@ -9901,7 +10570,7 @@
           <w:sz w:val="22"/>
           <w:szCs w:val="22"/>
         </w:rPr>
-        <w:t xml:space="preserve">Figura 1. Fracción de las adquisiciones realmente utilizables sobre la parcela que el filtro por metadato de tesela conserva, por tramo de superficie, con intervalo de confianza del 95 % de Wilson. El punto del tramo de 100-500 ha corresponde a una sola parcela en trópico húmedo y su descenso se explica por el régimen de nubosidad, no por la superficie. Umbrales: tesela ≤ 10 %, parcela utilizable con ≤ 10 % inservible.</w:t>
+        <w:t xml:space="preserve">Figura 1. Comportamiento del filtro por metadato de tesela a lo largo del rango de umbrales, sobre 3.265 pares parcela-adquisicion. (a) Fraccion de las observaciones utilizables sobre la parcela que el filtro conserva, frente a la que conservaria un filtro aleatorio que retuviese el mismo numero de adquisiciones. (b) Numero de adquisiciones descartadas siendo utilizables (error de omision) y conservadas siendo inservibles (error de comision). Eje de umbral en escala logaritmica.</w:t>
       </w:r>
     </w:p>
     <w:p>
